--- a/Зражевский_КЕ_КИ24-162Б_ТА1.docx
+++ b/Зражевский_КЕ_КИ24-162Б_ТА1.docx
@@ -4,7 +4,7 @@
   <w:body>
     <w:p>
       <w:pPr>
-        <w:pStyle w:val="842"/>
+        <w:pStyle w:val="860"/>
         <w:pBdr/>
         <w:spacing w:before="74"/>
         <w:ind w:right="1854" w:hanging="1" w:left="1909"/>
@@ -45,7 +45,7 @@
     </w:p>
     <w:p>
       <w:pPr>
-        <w:pStyle w:val="817"/>
+        <w:pStyle w:val="835"/>
         <w:pBdr/>
         <w:spacing w:before="2"/>
         <w:ind w:right="5" w:left="58"/>
@@ -80,7 +80,7 @@
     </w:p>
     <w:p>
       <w:pPr>
-        <w:pStyle w:val="842"/>
+        <w:pStyle w:val="860"/>
         <w:pBdr/>
         <w:spacing w:before="138"/>
         <w:ind/>
@@ -106,7 +106,7 @@
     </w:p>
     <w:p>
       <w:pPr>
-        <w:pStyle w:val="842"/>
+        <w:pStyle w:val="860"/>
         <w:pBdr/>
         <w:spacing/>
         <w:ind w:right="7" w:left="58"/>
@@ -264,7 +264,7 @@
     </w:p>
     <w:p>
       <w:pPr>
-        <w:pStyle w:val="842"/>
+        <w:pStyle w:val="860"/>
         <w:pBdr/>
         <w:spacing/>
         <w:ind w:right="2" w:left="58"/>
@@ -394,7 +394,7 @@
     </w:p>
     <w:p>
       <w:pPr>
-        <w:pStyle w:val="842"/>
+        <w:pStyle w:val="860"/>
         <w:pBdr/>
         <w:spacing/>
         <w:ind/>
@@ -420,7 +420,7 @@
     </w:p>
     <w:p>
       <w:pPr>
-        <w:pStyle w:val="842"/>
+        <w:pStyle w:val="860"/>
         <w:pBdr/>
         <w:spacing/>
         <w:ind/>
@@ -446,7 +446,7 @@
     </w:p>
     <w:p>
       <w:pPr>
-        <w:pStyle w:val="842"/>
+        <w:pStyle w:val="860"/>
         <w:pBdr/>
         <w:spacing/>
         <w:ind/>
@@ -472,7 +472,7 @@
     </w:p>
     <w:p>
       <w:pPr>
-        <w:pStyle w:val="842"/>
+        <w:pStyle w:val="860"/>
         <w:pBdr/>
         <w:spacing/>
         <w:ind/>
@@ -498,7 +498,7 @@
     </w:p>
     <w:p>
       <w:pPr>
-        <w:pStyle w:val="842"/>
+        <w:pStyle w:val="860"/>
         <w:pBdr/>
         <w:spacing/>
         <w:ind/>
@@ -524,7 +524,7 @@
     </w:p>
     <w:p>
       <w:pPr>
-        <w:pStyle w:val="842"/>
+        <w:pStyle w:val="860"/>
         <w:pBdr/>
         <w:spacing/>
         <w:ind/>
@@ -550,7 +550,7 @@
     </w:p>
     <w:p>
       <w:pPr>
-        <w:pStyle w:val="842"/>
+        <w:pStyle w:val="860"/>
         <w:pBdr/>
         <w:spacing/>
         <w:ind/>
@@ -576,7 +576,7 @@
     </w:p>
     <w:p>
       <w:pPr>
-        <w:pStyle w:val="842"/>
+        <w:pStyle w:val="860"/>
         <w:pBdr/>
         <w:spacing/>
         <w:ind/>
@@ -602,7 +602,7 @@
     </w:p>
     <w:p>
       <w:pPr>
-        <w:pStyle w:val="842"/>
+        <w:pStyle w:val="860"/>
         <w:pBdr/>
         <w:spacing/>
         <w:ind/>
@@ -628,7 +628,7 @@
     </w:p>
     <w:p>
       <w:pPr>
-        <w:pStyle w:val="842"/>
+        <w:pStyle w:val="860"/>
         <w:pBdr/>
         <w:spacing w:before="105"/>
         <w:ind/>
@@ -654,7 +654,7 @@
     </w:p>
     <w:p>
       <w:pPr>
-        <w:pStyle w:val="850"/>
+        <w:pStyle w:val="868"/>
         <w:pBdr/>
         <w:spacing/>
         <w:ind/>
@@ -695,6 +695,7 @@
         <w:rPr>
           <w:rFonts w:hint="default"/>
           <w:spacing w:val="-2"/>
+          <w:highlight w:val="none"/>
           <w:lang w:val="ru-RU"/>
         </w:rPr>
       </w:r>
@@ -729,40 +730,10 @@
           <w:szCs w:val="28"/>
         </w:rPr>
       </w:r>
-      <w:r>
-        <w:rPr>
-          <w:rFonts w:hint="default"/>
-          <w:spacing w:val="-2"/>
-          <w:highlight w:val="none"/>
-          <w:lang w:val="ru-RU" w:bidi="ru-RU"/>
-        </w:rPr>
-      </w:r>
-      <w:r>
-        <w:rPr>
-          <w:rFonts w:hint="default"/>
-          <w:spacing w:val="-2"/>
-          <w:highlight w:val="none"/>
-          <w:lang w:val="ru-RU" w:bidi="ru-RU"/>
-        </w:rPr>
-      </w:r>
-      <w:r>
-        <w:rPr>
-          <w:rFonts w:hint="default"/>
-          <w:spacing w:val="-2"/>
-          <w:highlight w:val="none"/>
-          <w:lang w:val="ru-RU"/>
-        </w:rPr>
-      </w:r>
-      <w:r>
-        <w:rPr>
-          <w:sz w:val="28"/>
-          <w:szCs w:val="28"/>
-        </w:rPr>
-      </w:r>
     </w:p>
     <w:p>
       <w:pPr>
-        <w:pStyle w:val="850"/>
+        <w:pStyle w:val="868"/>
         <w:pBdr/>
         <w:spacing/>
         <w:ind w:firstLine="0"/>
@@ -802,6 +773,7 @@
           <w:szCs w:val="28"/>
           <w:lang w:val="ru-RU"/>
         </w:rPr>
+        <w:t xml:space="preserve">Конечные автоматы</w:t>
       </w:r>
       <w:r>
         <w:rPr>
@@ -810,18 +782,7 @@
           <w:bCs w:val="0"/>
           <w:sz w:val="28"/>
           <w:szCs w:val="28"/>
-          <w:lang w:val="ru-RU"/>
-        </w:rPr>
-        <w:t xml:space="preserve">Конечные автоматы</w:t>
-      </w:r>
-      <w:r>
-        <w:rPr>
-          <w:rFonts w:hint="default" w:ascii="Times New Roman" w:hAnsi="Times New Roman" w:eastAsia="Times New Roman" w:cs="Times New Roman"/>
-          <w:b w:val="0"/>
-          <w:bCs w:val="0"/>
-          <w:sz w:val="28"/>
-          <w:szCs w:val="28"/>
-          <w:lang w:val="ru-RU"/>
+          <w:lang w:val="en-US" w:eastAsia="en-US" w:bidi="ar-SA"/>
         </w:rPr>
       </w:r>
       <w:r>
@@ -941,7 +902,7 @@
     </w:p>
     <w:p>
       <w:pPr>
-        <w:pStyle w:val="842"/>
+        <w:pStyle w:val="860"/>
         <w:pBdr/>
         <w:spacing/>
         <w:ind/>
@@ -967,7 +928,7 @@
     </w:p>
     <w:p>
       <w:pPr>
-        <w:pStyle w:val="842"/>
+        <w:pStyle w:val="860"/>
         <w:pBdr/>
         <w:spacing/>
         <w:ind/>
@@ -993,7 +954,7 @@
     </w:p>
     <w:p>
       <w:pPr>
-        <w:pStyle w:val="842"/>
+        <w:pStyle w:val="860"/>
         <w:pBdr/>
         <w:spacing/>
         <w:ind/>
@@ -1019,7 +980,7 @@
     </w:p>
     <w:p>
       <w:pPr>
-        <w:pStyle w:val="842"/>
+        <w:pStyle w:val="860"/>
         <w:pBdr/>
         <w:spacing/>
         <w:ind/>
@@ -1045,7 +1006,7 @@
     </w:p>
     <w:p>
       <w:pPr>
-        <w:pStyle w:val="842"/>
+        <w:pStyle w:val="860"/>
         <w:pBdr/>
         <w:spacing/>
         <w:ind/>
@@ -1071,7 +1032,7 @@
     </w:p>
     <w:p>
       <w:pPr>
-        <w:pStyle w:val="842"/>
+        <w:pStyle w:val="860"/>
         <w:pBdr/>
         <w:spacing/>
         <w:ind/>
@@ -1097,7 +1058,7 @@
     </w:p>
     <w:p>
       <w:pPr>
-        <w:pStyle w:val="842"/>
+        <w:pStyle w:val="860"/>
         <w:pBdr/>
         <w:spacing/>
         <w:ind/>
@@ -1123,7 +1084,7 @@
     </w:p>
     <w:p>
       <w:pPr>
-        <w:pStyle w:val="842"/>
+        <w:pStyle w:val="860"/>
         <w:pBdr/>
         <w:spacing/>
         <w:ind/>
@@ -1149,7 +1110,7 @@
     </w:p>
     <w:p>
       <w:pPr>
-        <w:pStyle w:val="842"/>
+        <w:pStyle w:val="860"/>
         <w:pBdr/>
         <w:spacing/>
         <w:ind/>
@@ -1175,7 +1136,7 @@
     </w:p>
     <w:p>
       <w:pPr>
-        <w:pStyle w:val="842"/>
+        <w:pStyle w:val="860"/>
         <w:pBdr/>
         <w:spacing w:before="57"/>
         <w:ind/>
@@ -1211,7 +1172,7 @@
     </w:p>
     <w:p>
       <w:pPr>
-        <w:pStyle w:val="1009"/>
+        <w:pStyle w:val="1027"/>
         <w:pBdr/>
         <w:spacing/>
         <w:ind/>
@@ -1236,10 +1197,16 @@
           <w:lang w:val="ru-RU"/>
         </w:rPr>
       </w:r>
+      <w:r>
+        <w:rPr>
+          <w:rFonts w:hint="default"/>
+          <w:lang w:val="ru-RU"/>
+        </w:rPr>
+      </w:r>
     </w:p>
     <w:p>
       <w:pPr>
-        <w:pStyle w:val="1009"/>
+        <w:pStyle w:val="1027"/>
         <w:pBdr/>
         <w:spacing/>
         <w:ind/>
@@ -1409,7 +1376,7 @@
     </w:p>
     <w:p>
       <w:pPr>
-        <w:pStyle w:val="1009"/>
+        <w:pStyle w:val="1027"/>
         <w:pBdr/>
         <w:spacing/>
         <w:ind/>
@@ -1420,7 +1387,7 @@
     </w:p>
     <w:p>
       <w:pPr>
-        <w:pStyle w:val="1009"/>
+        <w:pStyle w:val="1027"/>
         <w:pBdr/>
         <w:spacing/>
         <w:ind/>
@@ -1487,7 +1454,7 @@
     </w:p>
     <w:p>
       <w:pPr>
-        <w:pStyle w:val="1009"/>
+        <w:pStyle w:val="1027"/>
         <w:pBdr/>
         <w:spacing/>
         <w:ind/>
@@ -1748,7 +1715,7 @@
     </w:p>
     <w:p>
       <w:pPr>
-        <w:pStyle w:val="842"/>
+        <w:pStyle w:val="860"/>
         <w:pBdr/>
         <w:spacing/>
         <w:ind/>
@@ -1759,7 +1726,7 @@
     </w:p>
     <w:p>
       <w:pPr>
-        <w:pStyle w:val="842"/>
+        <w:pStyle w:val="860"/>
         <w:pBdr/>
         <w:spacing/>
         <w:ind/>
@@ -1770,7 +1737,7 @@
     </w:p>
     <w:p>
       <w:pPr>
-        <w:pStyle w:val="842"/>
+        <w:pStyle w:val="860"/>
         <w:pBdr/>
         <w:spacing/>
         <w:ind/>
@@ -1781,7 +1748,7 @@
     </w:p>
     <w:p>
       <w:pPr>
-        <w:pStyle w:val="842"/>
+        <w:pStyle w:val="860"/>
         <w:pBdr/>
         <w:spacing w:before="2"/>
         <w:ind/>
@@ -1792,7 +1759,7 @@
     </w:p>
     <w:p>
       <w:pPr>
-        <w:pStyle w:val="842"/>
+        <w:pStyle w:val="860"/>
         <w:pBdr/>
         <w:spacing/>
         <w:ind/>
@@ -1804,7 +1771,7 @@
     </w:p>
     <w:p>
       <w:pPr>
-        <w:pStyle w:val="842"/>
+        <w:pStyle w:val="860"/>
         <w:pBdr/>
         <w:spacing/>
         <w:ind/>
@@ -1816,7 +1783,7 @@
     </w:p>
     <w:p>
       <w:pPr>
-        <w:pStyle w:val="842"/>
+        <w:pStyle w:val="860"/>
         <w:pBdr/>
         <w:spacing/>
         <w:ind/>
@@ -1828,7 +1795,7 @@
     </w:p>
     <w:p>
       <w:pPr>
-        <w:pStyle w:val="842"/>
+        <w:pStyle w:val="860"/>
         <w:pBdr/>
         <w:spacing/>
         <w:ind/>
@@ -1840,7 +1807,7 @@
     </w:p>
     <w:p>
       <w:pPr>
-        <w:pStyle w:val="842"/>
+        <w:pStyle w:val="860"/>
         <w:pBdr/>
         <w:spacing/>
         <w:ind/>
@@ -1852,7 +1819,7 @@
     </w:p>
     <w:p>
       <w:pPr>
-        <w:pStyle w:val="842"/>
+        <w:pStyle w:val="860"/>
         <w:pBdr/>
         <w:spacing/>
         <w:ind/>
@@ -1933,7 +1900,6 @@
           <w:sz w:val="28"/>
           <w:szCs w:val="28"/>
           <w:highlight w:val="none"/>
-          <w:lang w:eastAsia="zh-CN" w:bidi="ar"/>
         </w:rPr>
       </w:r>
       <w:r>
@@ -1960,8 +1926,6 @@
           <w:szCs w:val="28"/>
         </w:rPr>
       </w:pPr>
-      <w:r/>
-      <w:r/>
       <w:r>
         <w:rPr>
           <w:color w:val="0f1115"/>
@@ -1984,34 +1948,10 @@
           <w:szCs w:val="28"/>
         </w:rPr>
       </w:r>
-      <w:r>
-        <w:rPr>
-          <w:rFonts w:ascii="Times New Roman Regular" w:hAnsi="Times New Roman Regular" w:eastAsia="SimSun" w:cs="Times New Roman Regular"/>
-          <w:sz w:val="28"/>
-          <w:szCs w:val="28"/>
-          <w:lang w:eastAsia="zh-CN" w:bidi="ar"/>
-        </w:rPr>
-      </w:r>
-      <w:r>
-        <w:rPr>
-          <w:rFonts w:ascii="Times New Roman Regular" w:hAnsi="Times New Roman Regular" w:eastAsia="SimSun" w:cs="Times New Roman Regular"/>
-          <w:sz w:val="28"/>
-          <w:szCs w:val="28"/>
-          <w:highlight w:val="none"/>
-          <w:lang w:eastAsia="zh-CN" w:bidi="ar"/>
-        </w:rPr>
-      </w:r>
-      <w:r>
-        <w:rPr>
-          <w:color w:val="0f1115"/>
-          <w:sz w:val="28"/>
-          <w:szCs w:val="28"/>
-        </w:rPr>
-      </w:r>
     </w:p>
     <w:p>
       <w:pPr>
-        <w:pStyle w:val="817"/>
+        <w:pStyle w:val="835"/>
         <w:pBdr/>
         <w:spacing w:after="240"/>
         <w:ind w:firstLine="709" w:left="0"/>
@@ -2048,7 +1988,7 @@
     </w:p>
     <w:p>
       <w:pPr>
-        <w:pStyle w:val="1_60"/>
+        <w:pStyle w:val="1035"/>
         <w:numPr>
           <w:ilvl w:val="0"/>
           <w:numId w:val="36"/>
@@ -2073,7 +2013,7 @@
       </w:r>
       <w:r>
         <w:rPr>
-          <w:rStyle w:val="1_61"/>
+          <w:rStyle w:val="1036"/>
           <w:color w:val="0f1115"/>
           <w:sz w:val="28"/>
           <w:szCs w:val="28"/>
@@ -2082,7 +2022,7 @@
       </w:r>
       <w:r>
         <w:rPr>
-          <w:rStyle w:val="833"/>
+          <w:rStyle w:val="851"/>
           <w:rFonts w:ascii="Times New Roman" w:hAnsi="Times New Roman" w:cs="Times New Roman"/>
           <w:color w:val="0f1115"/>
           <w:sz w:val="28"/>
@@ -2092,7 +2032,7 @@
       </w:r>
       <w:r>
         <w:rPr>
-          <w:rStyle w:val="1_61"/>
+          <w:rStyle w:val="1036"/>
           <w:color w:val="0f1115"/>
           <w:sz w:val="28"/>
           <w:szCs w:val="28"/>
@@ -2109,7 +2049,7 @@
       </w:r>
       <w:r>
         <w:rPr>
-          <w:rStyle w:val="1_61"/>
+          <w:rStyle w:val="1036"/>
           <w:color w:val="0f1115"/>
           <w:sz w:val="28"/>
           <w:szCs w:val="28"/>
@@ -2118,7 +2058,7 @@
       </w:r>
       <w:r>
         <w:rPr>
-          <w:rStyle w:val="833"/>
+          <w:rStyle w:val="851"/>
           <w:rFonts w:ascii="Times New Roman" w:hAnsi="Times New Roman" w:cs="Times New Roman"/>
           <w:color w:val="0f1115"/>
           <w:sz w:val="28"/>
@@ -2144,7 +2084,7 @@
       </w:r>
       <w:r>
         <w:rPr>
-          <w:rStyle w:val="1_61"/>
+          <w:rStyle w:val="1036"/>
           <w:color w:val="0f1115"/>
           <w:sz w:val="28"/>
           <w:szCs w:val="28"/>
@@ -2153,7 +2093,7 @@
       </w:r>
       <w:r>
         <w:rPr>
-          <w:rStyle w:val="833"/>
+          <w:rStyle w:val="851"/>
           <w:rFonts w:ascii="Times New Roman" w:hAnsi="Times New Roman" w:cs="Times New Roman"/>
           <w:color w:val="0f1115"/>
           <w:sz w:val="28"/>
@@ -2163,7 +2103,7 @@
       </w:r>
       <w:r>
         <w:rPr>
-          <w:rStyle w:val="1_61"/>
+          <w:rStyle w:val="1036"/>
           <w:color w:val="0f1115"/>
           <w:sz w:val="28"/>
           <w:szCs w:val="28"/>
@@ -2195,7 +2135,7 @@
     </w:p>
     <w:p>
       <w:pPr>
-        <w:pStyle w:val="1_60"/>
+        <w:pStyle w:val="1035"/>
         <w:numPr>
           <w:ilvl w:val="0"/>
           <w:numId w:val="36"/>
@@ -2220,7 +2160,7 @@
       </w:r>
       <w:r>
         <w:rPr>
-          <w:rStyle w:val="1_61"/>
+          <w:rStyle w:val="1036"/>
           <w:color w:val="0f1115"/>
           <w:sz w:val="28"/>
           <w:szCs w:val="28"/>
@@ -2229,7 +2169,7 @@
       </w:r>
       <w:r>
         <w:rPr>
-          <w:rStyle w:val="833"/>
+          <w:rStyle w:val="851"/>
           <w:rFonts w:ascii="Times New Roman" w:hAnsi="Times New Roman" w:cs="Times New Roman"/>
           <w:color w:val="0f1115"/>
           <w:sz w:val="28"/>
@@ -2262,7 +2202,7 @@
     </w:p>
     <w:p>
       <w:pPr>
-        <w:pStyle w:val="1_60"/>
+        <w:pStyle w:val="1035"/>
         <w:numPr>
           <w:ilvl w:val="0"/>
           <w:numId w:val="36"/>
@@ -2302,7 +2242,7 @@
     </w:p>
     <w:p>
       <w:pPr>
-        <w:pStyle w:val="1_60"/>
+        <w:pStyle w:val="1035"/>
         <w:numPr>
           <w:ilvl w:val="0"/>
           <w:numId w:val="36"/>
@@ -2342,7 +2282,7 @@
     </w:p>
     <w:p>
       <w:pPr>
-        <w:pStyle w:val="1_60"/>
+        <w:pStyle w:val="1035"/>
         <w:numPr>
           <w:ilvl w:val="0"/>
           <w:numId w:val="36"/>
@@ -2370,25 +2310,6 @@
           <w:color w:val="0f1115"/>
           <w:sz w:val="28"/>
           <w:szCs w:val="28"/>
-        </w:rPr>
-      </w:r>
-      <w:r>
-        <w:rPr>
-          <w:color w:val="0f1115"/>
-          <w:sz w:val="28"/>
-          <w:szCs w:val="28"/>
-        </w:rPr>
-      </w:r>
-      <w:r>
-        <w:rPr>
-          <w:b w:val="0"/>
-          <w:bCs w:val="0"/>
-        </w:rPr>
-      </w:r>
-      <w:r>
-        <w:rPr>
-          <w:b w:val="0"/>
-          <w:bCs w:val="0"/>
         </w:rPr>
       </w:r>
       <w:r>
@@ -2445,7 +2366,7 @@
     </w:p>
     <w:p>
       <w:pPr>
-        <w:pStyle w:val="852"/>
+        <w:pStyle w:val="870"/>
         <w:pBdr/>
         <w:shd w:val="clear" w:color="auto" w:fill="ffffff"/>
         <w:spacing w:line="360" w:lineRule="auto"/>
@@ -2485,7 +2406,7 @@
     </w:p>
     <w:p>
       <w:pPr>
-        <w:pStyle w:val="852"/>
+        <w:pStyle w:val="870"/>
         <w:numPr>
           <w:ilvl w:val="0"/>
           <w:numId w:val="37"/>
@@ -2547,7 +2468,7 @@
     </w:p>
     <w:p>
       <w:pPr>
-        <w:pStyle w:val="852"/>
+        <w:pStyle w:val="870"/>
         <w:numPr>
           <w:ilvl w:val="0"/>
           <w:numId w:val="37"/>
@@ -2639,7 +2560,7 @@
     </w:p>
     <w:p>
       <w:pPr>
-        <w:pStyle w:val="852"/>
+        <w:pStyle w:val="870"/>
         <w:numPr>
           <w:ilvl w:val="0"/>
           <w:numId w:val="37"/>
@@ -2715,34 +2636,10 @@
           <w:shd w:val="clear" w:color="auto" w:fill="ffffff"/>
         </w:rPr>
       </w:r>
-      <w:r>
-        <w:rPr>
-          <w:rFonts w:ascii="Times New Roman Regular" w:hAnsi="Times New Roman Regular" w:eastAsia="Tinos" w:cs="Times New Roman Regular"/>
-          <w:sz w:val="28"/>
-          <w:szCs w:val="28"/>
-          <w:shd w:val="clear" w:color="auto" w:fill="ffffff"/>
-        </w:rPr>
-      </w:r>
-      <w:r>
-        <w:rPr>
-          <w:rFonts w:ascii="Times New Roman Regular" w:hAnsi="Times New Roman Regular" w:eastAsia="Tinos" w:cs="Times New Roman Regular"/>
-          <w:sz w:val="28"/>
-          <w:szCs w:val="28"/>
-          <w:shd w:val="clear" w:color="auto" w:fill="ffffff"/>
-        </w:rPr>
-      </w:r>
-      <w:r>
-        <w:rPr>
-          <w:rFonts w:ascii="Times New Roman Regular" w:hAnsi="Times New Roman Regular" w:eastAsia="Tinos" w:cs="Times New Roman Regular"/>
-          <w:sz w:val="28"/>
-          <w:szCs w:val="28"/>
-          <w:shd w:val="clear" w:color="auto" w:fill="ffffff"/>
-        </w:rPr>
-      </w:r>
     </w:p>
     <w:p>
       <w:pPr>
-        <w:pStyle w:val="817"/>
+        <w:pStyle w:val="835"/>
         <w:pBdr/>
         <w:spacing/>
         <w:ind w:firstLine="709" w:left="0"/>
@@ -2754,7 +2651,7 @@
     </w:p>
     <w:p>
       <w:pPr>
-        <w:pStyle w:val="817"/>
+        <w:pStyle w:val="835"/>
         <w:pBdr/>
         <w:spacing/>
         <w:ind w:firstLine="709" w:left="0"/>
@@ -2766,7 +2663,7 @@
     </w:p>
     <w:p>
       <w:pPr>
-        <w:pStyle w:val="817"/>
+        <w:pStyle w:val="835"/>
         <w:pBdr/>
         <w:spacing/>
         <w:ind w:firstLine="709" w:left="0"/>
@@ -2778,7 +2675,7 @@
     </w:p>
     <w:p>
       <w:pPr>
-        <w:pStyle w:val="817"/>
+        <w:pStyle w:val="835"/>
         <w:pBdr/>
         <w:spacing/>
         <w:ind w:firstLine="709" w:left="0"/>
@@ -2790,7 +2687,7 @@
     </w:p>
     <w:p>
       <w:pPr>
-        <w:pStyle w:val="817"/>
+        <w:pStyle w:val="835"/>
         <w:pBdr/>
         <w:spacing/>
         <w:ind w:firstLine="709" w:left="0"/>
@@ -2802,7 +2699,7 @@
     </w:p>
     <w:p>
       <w:pPr>
-        <w:pStyle w:val="817"/>
+        <w:pStyle w:val="835"/>
         <w:pBdr/>
         <w:spacing/>
         <w:ind w:firstLine="709" w:left="0"/>
@@ -2814,7 +2711,7 @@
     </w:p>
     <w:p>
       <w:pPr>
-        <w:pStyle w:val="817"/>
+        <w:pStyle w:val="835"/>
         <w:pBdr/>
         <w:spacing/>
         <w:ind w:firstLine="709" w:left="0"/>
@@ -2826,7 +2723,7 @@
     </w:p>
     <w:p>
       <w:pPr>
-        <w:pStyle w:val="817"/>
+        <w:pStyle w:val="835"/>
         <w:pBdr/>
         <w:spacing/>
         <w:ind w:firstLine="709" w:left="0"/>
@@ -2838,7 +2735,7 @@
     </w:p>
     <w:p>
       <w:pPr>
-        <w:pStyle w:val="817"/>
+        <w:pStyle w:val="835"/>
         <w:pBdr/>
         <w:spacing/>
         <w:ind w:firstLine="709" w:left="0"/>
@@ -2850,33 +2747,31 @@
     </w:p>
     <w:p>
       <w:pPr>
-        <w:pStyle w:val="817"/>
+        <w:pStyle w:val="835"/>
         <w:pBdr/>
         <w:spacing/>
         <w:ind w:firstLine="0" w:left="0"/>
         <w:jc w:val="both"/>
         <w:rPr/>
       </w:pPr>
-      <w:r/>
       <w:r/>
       <w:r/>
     </w:p>
     <w:p>
       <w:pPr>
-        <w:pStyle w:val="817"/>
+        <w:pStyle w:val="835"/>
         <w:pBdr/>
         <w:spacing/>
         <w:ind w:firstLine="0" w:left="0"/>
         <w:jc w:val="both"/>
         <w:rPr/>
       </w:pPr>
-      <w:r/>
       <w:r/>
       <w:r/>
     </w:p>
     <w:p>
       <w:pPr>
-        <w:pStyle w:val="817"/>
+        <w:pStyle w:val="835"/>
         <w:pBdr/>
         <w:spacing/>
         <w:ind w:firstLine="0" w:left="0"/>
@@ -2888,7 +2783,7 @@
     </w:p>
     <w:p>
       <w:pPr>
-        <w:pStyle w:val="817"/>
+        <w:pStyle w:val="835"/>
         <w:pBdr/>
         <w:spacing/>
         <w:ind w:firstLine="709" w:left="0"/>
@@ -2909,7 +2804,7 @@
     </w:p>
     <w:p>
       <w:pPr>
-        <w:pStyle w:val="817"/>
+        <w:pStyle w:val="835"/>
         <w:pBdr/>
         <w:spacing/>
         <w:ind w:firstLine="709" w:left="0"/>
@@ -2951,7 +2846,7 @@
     </w:p>
     <w:p>
       <w:pPr>
-        <w:pStyle w:val="817"/>
+        <w:pStyle w:val="835"/>
         <w:pBdr/>
         <w:spacing/>
         <w:ind w:firstLine="709" w:left="0"/>
@@ -2986,7 +2881,7 @@
     </w:p>
     <w:p>
       <w:pPr>
-        <w:pStyle w:val="842"/>
+        <w:pStyle w:val="860"/>
         <w:numPr>
           <w:ilvl w:val="0"/>
           <w:numId w:val="21"/>
@@ -3018,7 +2913,6 @@
         </w:rPr>
         <w:t xml:space="preserve">Постановка задачи и проектирование моделей</w:t>
       </w:r>
-      <w:r/>
       <w:r>
         <w:rPr>
           <w:b/>
@@ -3036,7 +2930,7 @@
     </w:p>
     <w:p>
       <w:pPr>
-        <w:pStyle w:val="842"/>
+        <w:pStyle w:val="860"/>
         <w:suppressLineNumbers w:val="false"/>
         <w:pBdr/>
         <w:spacing w:after="0" w:afterAutospacing="0" w:line="360" w:lineRule="auto"/>
@@ -3066,13 +2960,12 @@
         <w:rPr>
           <w:b w:val="0"/>
           <w:bCs w:val="0"/>
-          <w:highlight w:val="none"/>
         </w:rPr>
       </w:r>
     </w:p>
     <w:p>
       <w:pPr>
-        <w:pStyle w:val="842"/>
+        <w:pStyle w:val="860"/>
         <w:suppressLineNumbers w:val="false"/>
         <w:pBdr/>
         <w:spacing w:after="0" w:afterAutospacing="0" w:line="360" w:lineRule="auto"/>
@@ -3098,6 +2991,7 @@
           <w:bCs w:val="0"/>
           <w:highlight w:val="none"/>
         </w:rPr>
+        <w:t xml:space="preserve">Язык:</w:t>
       </w:r>
       <w:r>
         <w:rPr>
@@ -3105,7 +2999,6 @@
           <w:bCs w:val="0"/>
           <w:highlight w:val="none"/>
         </w:rPr>
-        <w:t xml:space="preserve">Язык:</w:t>
       </w:r>
       <w:r>
         <w:rPr>
@@ -3114,18 +3007,45 @@
           <w:highlight w:val="none"/>
         </w:rPr>
       </w:r>
-      <w:r/>
+    </w:p>
+    <w:p>
+      <w:pPr>
+        <w:pStyle w:val="860"/>
+        <w:suppressLineNumbers w:val="false"/>
+        <w:pBdr/>
+        <w:spacing w:after="0" w:afterAutospacing="0" w:line="360" w:lineRule="auto"/>
+        <w:ind w:right="0" w:firstLine="709"/>
+        <w:jc w:val="both"/>
+        <w:rPr>
+          <w:b w:val="0"/>
+          <w:bCs w:val="0"/>
+        </w:rPr>
+      </w:pPr>
       <w:r>
         <w:rPr>
           <w:b w:val="0"/>
           <w:bCs w:val="0"/>
           <w:highlight w:val="none"/>
         </w:rPr>
+        <w:t xml:space="preserve">L = { ab⁵wb⁴ | w ∈ {a, b}* }</w:t>
+      </w:r>
+      <w:r>
+        <w:rPr>
+          <w:b w:val="0"/>
+          <w:bCs w:val="0"/>
+          <w:highlight w:val="none"/>
+        </w:rPr>
+      </w:r>
+      <w:r>
+        <w:rPr>
+          <w:b w:val="0"/>
+          <w:bCs w:val="0"/>
+        </w:rPr>
       </w:r>
     </w:p>
     <w:p>
       <w:pPr>
-        <w:pStyle w:val="842"/>
+        <w:pStyle w:val="860"/>
         <w:suppressLineNumbers w:val="false"/>
         <w:pBdr/>
         <w:spacing w:after="0" w:afterAutospacing="0" w:line="360" w:lineRule="auto"/>
@@ -3142,7 +3062,7 @@
           <w:bCs w:val="0"/>
           <w:highlight w:val="none"/>
         </w:rPr>
-        <w:t xml:space="preserve">L = { ab⁵wb⁴ | w ∈ {a, b}* }</w:t>
+        <w:t xml:space="preserve">Идея построения: автомат отслеживает три фазы цепочки:</w:t>
       </w:r>
       <w:r>
         <w:rPr>
@@ -3151,46 +3071,16 @@
           <w:highlight w:val="none"/>
         </w:rPr>
       </w:r>
+      <w:r>
+        <w:rPr>
+          <w:b w:val="0"/>
+          <w:bCs w:val="0"/>
+        </w:rPr>
+      </w:r>
     </w:p>
     <w:p>
       <w:pPr>
-        <w:pStyle w:val="842"/>
-        <w:suppressLineNumbers w:val="false"/>
-        <w:pBdr/>
-        <w:spacing w:after="0" w:afterAutospacing="0" w:line="360" w:lineRule="auto"/>
-        <w:ind w:right="0" w:firstLine="709"/>
-        <w:jc w:val="both"/>
-        <w:rPr>
-          <w:b w:val="0"/>
-          <w:bCs w:val="0"/>
-        </w:rPr>
-      </w:pPr>
-      <w:r>
-        <w:rPr>
-          <w:b w:val="0"/>
-          <w:bCs w:val="0"/>
-          <w:highlight w:val="none"/>
-        </w:rPr>
-        <w:t xml:space="preserve">Идея построения: автомат отслеживает три фазы цепочки:</w:t>
-      </w:r>
-      <w:r>
-        <w:rPr>
-          <w:b w:val="0"/>
-          <w:bCs w:val="0"/>
-          <w:highlight w:val="none"/>
-        </w:rPr>
-      </w:r>
-      <w:r>
-        <w:rPr>
-          <w:b w:val="0"/>
-          <w:bCs w:val="0"/>
-          <w:highlight w:val="none"/>
-        </w:rPr>
-      </w:r>
-    </w:p>
-    <w:p>
-      <w:pPr>
-        <w:pStyle w:val="842"/>
+        <w:pStyle w:val="860"/>
         <w:numPr>
           <w:ilvl w:val="0"/>
           <w:numId w:val="38"/>
@@ -3224,13 +3114,12 @@
         <w:rPr>
           <w:b w:val="0"/>
           <w:bCs w:val="0"/>
-          <w:highlight w:val="none"/>
         </w:rPr>
       </w:r>
     </w:p>
     <w:p>
       <w:pPr>
-        <w:pStyle w:val="842"/>
+        <w:pStyle w:val="860"/>
         <w:numPr>
           <w:ilvl w:val="0"/>
           <w:numId w:val="38"/>
@@ -3264,13 +3153,12 @@
         <w:rPr>
           <w:b w:val="0"/>
           <w:bCs w:val="0"/>
-          <w:highlight w:val="none"/>
         </w:rPr>
       </w:r>
     </w:p>
     <w:p>
       <w:pPr>
-        <w:pStyle w:val="842"/>
+        <w:pStyle w:val="860"/>
         <w:numPr>
           <w:ilvl w:val="0"/>
           <w:numId w:val="38"/>
@@ -3304,13 +3192,12 @@
         <w:rPr>
           <w:b w:val="0"/>
           <w:bCs w:val="0"/>
-          <w:highlight w:val="none"/>
         </w:rPr>
       </w:r>
     </w:p>
     <w:p>
       <w:pPr>
-        <w:pStyle w:val="842"/>
+        <w:pStyle w:val="860"/>
         <w:suppressLineNumbers w:val="false"/>
         <w:pBdr/>
         <w:spacing w:after="0" w:afterAutospacing="0" w:line="360" w:lineRule="auto"/>
@@ -3340,13 +3227,12 @@
         <w:rPr>
           <w:b w:val="0"/>
           <w:bCs w:val="0"/>
-          <w:highlight w:val="none"/>
         </w:rPr>
       </w:r>
     </w:p>
     <w:p>
       <w:pPr>
-        <w:pStyle w:val="842"/>
+        <w:pStyle w:val="860"/>
         <w:numPr>
           <w:ilvl w:val="0"/>
           <w:numId w:val="40"/>
@@ -3380,13 +3266,12 @@
         <w:rPr>
           <w:b w:val="0"/>
           <w:bCs w:val="0"/>
-          <w:highlight w:val="none"/>
         </w:rPr>
       </w:r>
     </w:p>
     <w:p>
       <w:pPr>
-        <w:pStyle w:val="842"/>
+        <w:pStyle w:val="860"/>
         <w:numPr>
           <w:ilvl w:val="0"/>
           <w:numId w:val="40"/>
@@ -3420,13 +3305,12 @@
         <w:rPr>
           <w:b w:val="0"/>
           <w:bCs w:val="0"/>
-          <w:highlight w:val="none"/>
         </w:rPr>
       </w:r>
     </w:p>
     <w:p>
       <w:pPr>
-        <w:pStyle w:val="842"/>
+        <w:pStyle w:val="860"/>
         <w:numPr>
           <w:ilvl w:val="0"/>
           <w:numId w:val="40"/>
@@ -3460,13 +3344,12 @@
         <w:rPr>
           <w:b w:val="0"/>
           <w:bCs w:val="0"/>
-          <w:highlight w:val="none"/>
         </w:rPr>
       </w:r>
     </w:p>
     <w:p>
       <w:pPr>
-        <w:pStyle w:val="842"/>
+        <w:pStyle w:val="860"/>
         <w:numPr>
           <w:ilvl w:val="0"/>
           <w:numId w:val="40"/>
@@ -3500,13 +3383,12 @@
         <w:rPr>
           <w:b w:val="0"/>
           <w:bCs w:val="0"/>
-          <w:highlight w:val="none"/>
         </w:rPr>
       </w:r>
     </w:p>
     <w:p>
       <w:pPr>
-        <w:pStyle w:val="842"/>
+        <w:pStyle w:val="860"/>
         <w:numPr>
           <w:ilvl w:val="0"/>
           <w:numId w:val="40"/>
@@ -3545,10 +3427,16 @@
           <w:highlight w:val="none"/>
         </w:rPr>
       </w:r>
+      <w:r>
+        <w:rPr>
+          <w:b w:val="0"/>
+          <w:bCs w:val="0"/>
+        </w:rPr>
+      </w:r>
     </w:p>
     <w:p>
       <w:pPr>
-        <w:pStyle w:val="842"/>
+        <w:pStyle w:val="860"/>
         <w:suppressLineNumbers w:val="false"/>
         <w:pBdr/>
         <w:spacing w:after="0" w:afterAutospacing="0" w:line="360" w:lineRule="auto"/>
@@ -3578,13 +3466,12 @@
         <w:rPr>
           <w:b w:val="0"/>
           <w:bCs w:val="0"/>
-          <w:highlight w:val="none"/>
         </w:rPr>
       </w:r>
     </w:p>
     <w:p>
       <w:pPr>
-        <w:pStyle w:val="842"/>
+        <w:pStyle w:val="860"/>
         <w:suppressLineNumbers w:val="false"/>
         <w:pBdr/>
         <w:spacing w:after="0" w:afterAutospacing="0" w:line="360" w:lineRule="auto"/>
@@ -3610,10 +3497,16 @@
           <w:highlight w:val="none"/>
         </w:rPr>
       </w:r>
+      <w:r>
+        <w:rPr>
+          <w:b w:val="0"/>
+          <w:bCs w:val="0"/>
+        </w:rPr>
+      </w:r>
     </w:p>
     <w:p>
       <w:pPr>
-        <w:pStyle w:val="842"/>
+        <w:pStyle w:val="860"/>
         <w:suppressLineNumbers w:val="false"/>
         <w:pBdr/>
         <w:spacing w:after="0" w:afterAutospacing="0" w:line="360" w:lineRule="auto"/>
@@ -3643,13 +3536,12 @@
         <w:rPr>
           <w:b w:val="0"/>
           <w:bCs w:val="0"/>
-          <w:highlight w:val="none"/>
         </w:rPr>
       </w:r>
     </w:p>
     <w:p>
       <w:pPr>
-        <w:pStyle w:val="842"/>
+        <w:pStyle w:val="860"/>
         <w:numPr>
           <w:ilvl w:val="0"/>
           <w:numId w:val="41"/>
@@ -3659,10 +3551,7 @@
         <w:spacing w:after="0" w:afterAutospacing="0" w:line="360" w:lineRule="auto"/>
         <w:ind w:right="0"/>
         <w:jc w:val="both"/>
-        <w:rPr>
-          <w:b w:val="0"/>
-          <w:bCs w:val="0"/>
-        </w:rPr>
+        <w:rPr/>
       </w:pPr>
       <w:r>
         <w:rPr>
@@ -3670,14 +3559,16 @@
           <w:bCs w:val="0"/>
           <w:highlight w:val="none"/>
         </w:rPr>
-        <w:t xml:space="preserve">Q = {q00, q01, q10, q11, q20, q21, q30, q31, q40, q41} — 10 состояний;</w:t>
+        <w:t xml:space="preserve">Q = {q00, q00</w:t>
       </w:r>
       <w:r>
         <w:rPr>
           <w:b w:val="0"/>
           <w:bCs w:val="0"/>
           <w:highlight w:val="none"/>
-        </w:rPr>
+          <w:lang w:val="en-US"/>
+        </w:rPr>
+        <w:t xml:space="preserve">b</w:t>
       </w:r>
       <w:r>
         <w:rPr>
@@ -3685,11 +3576,19 @@
           <w:bCs w:val="0"/>
           <w:highlight w:val="none"/>
         </w:rPr>
+        <w:t xml:space="preserve">, q01, q10, q11, q20, q21, q30, q31, q40, q41} — 11 состояний;</w:t>
+      </w:r>
+      <w:r>
+        <w:rPr>
+          <w:b w:val="0"/>
+          <w:bCs w:val="0"/>
+          <w:highlight w:val="none"/>
+        </w:rPr>
       </w:r>
     </w:p>
     <w:p>
       <w:pPr>
-        <w:pStyle w:val="842"/>
+        <w:pStyle w:val="860"/>
         <w:numPr>
           <w:ilvl w:val="0"/>
           <w:numId w:val="41"/>
@@ -3699,10 +3598,7 @@
         <w:spacing w:after="0" w:afterAutospacing="0" w:line="360" w:lineRule="auto"/>
         <w:ind w:right="0"/>
         <w:jc w:val="both"/>
-        <w:rPr>
-          <w:b w:val="0"/>
-          <w:bCs w:val="0"/>
-        </w:rPr>
+        <w:rPr/>
       </w:pPr>
       <w:r>
         <w:rPr>
@@ -3719,17 +3615,10 @@
           <w:highlight w:val="none"/>
         </w:rPr>
       </w:r>
-      <w:r>
-        <w:rPr>
-          <w:b w:val="0"/>
-          <w:bCs w:val="0"/>
-          <w:highlight w:val="none"/>
-        </w:rPr>
-      </w:r>
     </w:p>
     <w:p>
       <w:pPr>
-        <w:pStyle w:val="842"/>
+        <w:pStyle w:val="860"/>
         <w:numPr>
           <w:ilvl w:val="0"/>
           <w:numId w:val="41"/>
@@ -3739,10 +3628,7 @@
         <w:spacing w:after="0" w:afterAutospacing="0" w:line="360" w:lineRule="auto"/>
         <w:ind w:right="0"/>
         <w:jc w:val="both"/>
-        <w:rPr>
-          <w:b w:val="0"/>
-          <w:bCs w:val="0"/>
-        </w:rPr>
+        <w:rPr/>
       </w:pPr>
       <w:r>
         <w:rPr>
@@ -3759,17 +3645,10 @@
           <w:highlight w:val="none"/>
         </w:rPr>
       </w:r>
-      <w:r>
-        <w:rPr>
-          <w:b w:val="0"/>
-          <w:bCs w:val="0"/>
-          <w:highlight w:val="none"/>
-        </w:rPr>
-      </w:r>
     </w:p>
     <w:p>
       <w:pPr>
-        <w:pStyle w:val="842"/>
+        <w:pStyle w:val="860"/>
         <w:numPr>
           <w:ilvl w:val="0"/>
           <w:numId w:val="41"/>
@@ -3779,10 +3658,7 @@
         <w:spacing w:after="0" w:afterAutospacing="0" w:line="360" w:lineRule="auto"/>
         <w:ind w:right="0"/>
         <w:jc w:val="both"/>
-        <w:rPr>
-          <w:b w:val="0"/>
-          <w:bCs w:val="0"/>
-        </w:rPr>
+        <w:rPr/>
       </w:pPr>
       <w:r>
         <w:rPr>
@@ -3790,14 +3666,16 @@
           <w:bCs w:val="0"/>
           <w:highlight w:val="none"/>
         </w:rPr>
-        <w:t xml:space="preserve">F = {q00};</w:t>
+        <w:t xml:space="preserve">F = {q00, q00</w:t>
       </w:r>
       <w:r>
         <w:rPr>
           <w:b w:val="0"/>
           <w:bCs w:val="0"/>
           <w:highlight w:val="none"/>
-        </w:rPr>
+          <w:lang w:val="en-US"/>
+        </w:rPr>
+        <w:t xml:space="preserve">b</w:t>
       </w:r>
       <w:r>
         <w:rPr>
@@ -3805,11 +3683,19 @@
           <w:bCs w:val="0"/>
           <w:highlight w:val="none"/>
         </w:rPr>
+        <w:t xml:space="preserve">} — два допускающих состояния;</w:t>
+      </w:r>
+      <w:r>
+        <w:rPr>
+          <w:b w:val="0"/>
+          <w:bCs w:val="0"/>
+          <w:highlight w:val="none"/>
+        </w:rPr>
       </w:r>
     </w:p>
     <w:p>
       <w:pPr>
-        <w:pStyle w:val="842"/>
+        <w:pStyle w:val="860"/>
         <w:numPr>
           <w:ilvl w:val="0"/>
           <w:numId w:val="41"/>
@@ -3819,10 +3705,7 @@
         <w:spacing w:after="0" w:afterAutospacing="0" w:line="360" w:lineRule="auto"/>
         <w:ind w:right="0"/>
         <w:jc w:val="both"/>
-        <w:rPr>
-          <w:b w:val="0"/>
-          <w:bCs w:val="0"/>
-        </w:rPr>
+        <w:rPr/>
       </w:pPr>
       <w:r>
         <w:rPr>
@@ -3830,14 +3713,16 @@
           <w:bCs w:val="0"/>
           <w:highlight w:val="none"/>
         </w:rPr>
-        <w:t xml:space="preserve">Смысл состояния q_ij: i = #0 mod 5, j = #1 mod 2.</w:t>
+        <w:t xml:space="preserve">Функция переходов δ: Q × (Σ ∪ {ε}) → 2^Q содержит ε-переход q00 → q00</w:t>
       </w:r>
       <w:r>
         <w:rPr>
           <w:b w:val="0"/>
           <w:bCs w:val="0"/>
           <w:highlight w:val="none"/>
-        </w:rPr>
+          <w:lang w:val="en-US"/>
+        </w:rPr>
+        <w:t xml:space="preserve">b</w:t>
       </w:r>
       <w:r>
         <w:rPr>
@@ -3845,11 +3730,32 @@
           <w:bCs w:val="0"/>
           <w:highlight w:val="none"/>
         </w:rPr>
+        <w:t xml:space="preserve">, что формально делает автомат недетерминированным (НКА).</w:t>
+      </w:r>
+      <w:r>
+        <w:rPr>
+          <w:b w:val="0"/>
+          <w:bCs w:val="0"/>
+          <w:highlight w:val="none"/>
+        </w:rPr>
+      </w:r>
+      <w:r>
+        <w:rPr>
+          <w:b w:val="0"/>
+          <w:bCs w:val="0"/>
+        </w:rPr>
+      </w:r>
+      <w:r>
+        <w:rPr>
+          <w:b w:val="0"/>
+          <w:bCs w:val="0"/>
+          <w:highlight w:val="none"/>
+        </w:rPr>
       </w:r>
     </w:p>
     <w:p>
       <w:pPr>
-        <w:pStyle w:val="842"/>
+        <w:pStyle w:val="860"/>
         <w:suppressLineNumbers w:val="false"/>
         <w:pBdr/>
         <w:spacing w:after="0" w:afterAutospacing="0" w:line="360" w:lineRule="auto"/>
@@ -3883,17 +3789,10 @@
           <w:highlight w:val="none"/>
         </w:rPr>
       </w:r>
-      <w:r>
-        <w:rPr>
-          <w:b w:val="0"/>
-          <w:bCs w:val="0"/>
-          <w:highlight w:val="none"/>
-        </w:rPr>
-      </w:r>
     </w:p>
     <w:p>
       <w:pPr>
-        <w:pStyle w:val="842"/>
+        <w:pStyle w:val="860"/>
         <w:suppressLineNumbers w:val="false"/>
         <w:pBdr/>
         <w:spacing w:after="0" w:afterAutospacing="0" w:afterLines="0" w:line="240" w:lineRule="auto"/>
@@ -3988,7 +3887,6 @@
           <w:highlight w:val="none"/>
         </w:rPr>
       </w:r>
-      <w:r/>
       <w:r>
         <w:rPr>
           <w:b w:val="0"/>
@@ -3996,24 +3894,47 @@
           <w:highlight w:val="none"/>
         </w:rPr>
       </w:r>
-      <w:r>
+    </w:p>
+    <w:p>
+      <w:pPr>
+        <w:pStyle w:val="860"/>
+        <w:suppressLineNumbers w:val="false"/>
+        <w:pBdr/>
+        <w:spacing w:after="0" w:afterAutospacing="0" w:afterLines="0" w:line="240" w:lineRule="auto"/>
+        <w:ind w:right="0" w:firstLine="0" w:left="0"/>
+        <w:jc w:val="center"/>
         <w:rPr>
           <w:b w:val="0"/>
           <w:bCs w:val="0"/>
           <w:highlight w:val="none"/>
         </w:rPr>
-      </w:r>
+      </w:pPr>
       <w:r>
         <w:rPr>
           <w:b w:val="0"/>
           <w:bCs w:val="0"/>
           <w:highlight w:val="none"/>
         </w:rPr>
+        <w:t xml:space="preserve">Рисунок 1 – Граф переходов ДКА</w:t>
+      </w:r>
+      <w:r>
+        <w:rPr>
+          <w:b w:val="0"/>
+          <w:bCs w:val="0"/>
+          <w:highlight w:val="none"/>
+        </w:rPr>
+      </w:r>
+      <w:r>
+        <w:rPr>
+          <w:b w:val="0"/>
+          <w:bCs w:val="0"/>
+          <w:highlight w:val="none"/>
+        </w:rPr>
       </w:r>
     </w:p>
     <w:p>
       <w:pPr>
-        <w:pStyle w:val="842"/>
+        <w:pStyle w:val="860"/>
         <w:suppressLineNumbers w:val="false"/>
         <w:pBdr/>
         <w:spacing w:after="0" w:afterAutospacing="0" w:afterLines="0" w:line="240" w:lineRule="auto"/>
@@ -4031,7 +3952,6 @@
           <w:bCs w:val="0"/>
           <w:highlight w:val="none"/>
         </w:rPr>
-        <w:t xml:space="preserve">Рисунок 1 – Граф переходов ДКА</w:t>
       </w:r>
       <w:r>
         <w:rPr>
@@ -4040,46 +3960,17 @@
           <w:highlight w:val="none"/>
         </w:rPr>
       </w:r>
-    </w:p>
-    <w:p>
-      <w:pPr>
-        <w:pStyle w:val="842"/>
-        <w:suppressLineNumbers w:val="false"/>
-        <w:pBdr/>
-        <w:spacing w:after="0" w:afterAutospacing="0" w:afterLines="0" w:line="240" w:lineRule="auto"/>
-        <w:ind w:right="0" w:firstLine="0" w:left="0"/>
-        <w:jc w:val="center"/>
+      <w:r>
         <w:rPr>
           <w:b w:val="0"/>
           <w:bCs w:val="0"/>
           <w:highlight w:val="none"/>
         </w:rPr>
-      </w:pPr>
-      <w:r>
-        <w:rPr>
-          <w:b w:val="0"/>
-          <w:bCs w:val="0"/>
-          <w:highlight w:val="none"/>
-        </w:rPr>
-      </w:r>
-      <w:r>
-        <w:rPr>
-          <w:b w:val="0"/>
-          <w:bCs w:val="0"/>
-          <w:highlight w:val="none"/>
-        </w:rPr>
-      </w:r>
-      <w:r>
-        <w:rPr>
-          <w:b w:val="0"/>
-          <w:bCs w:val="0"/>
-          <w:highlight w:val="none"/>
-        </w:rPr>
       </w:r>
     </w:p>
     <w:p>
       <w:pPr>
-        <w:pStyle w:val="842"/>
+        <w:pStyle w:val="860"/>
         <w:suppressLineNumbers w:val="false"/>
         <w:pBdr/>
         <w:spacing w:after="0" w:afterAutospacing="0" w:afterLines="0" w:line="360" w:lineRule="auto"/>
@@ -4103,7 +3994,7 @@
           <mc:Choice Requires="wpg">
             <w:drawing>
               <wp:inline xmlns:wp="http://schemas.openxmlformats.org/drawingml/2006/wordprocessingDrawing" distT="0" distB="0" distL="0" distR="0">
-                <wp:extent cx="5877855" cy="2885994"/>
+                <wp:extent cx="6122670" cy="2342479"/>
                 <wp:effectExtent l="0" t="0" r="0" b="0"/>
                 <wp:docPr id="11" name=""/>
                 <wp:cNvGraphicFramePr>
@@ -4113,7 +4004,7 @@
                   <a:graphicData uri="http://schemas.openxmlformats.org/drawingml/2006/picture">
                     <pic:pic xmlns:pic="http://schemas.openxmlformats.org/drawingml/2006/picture">
                       <pic:nvPicPr>
-                        <pic:cNvPr id="338274830" name=""/>
+                        <pic:cNvPr id="595243418" name=""/>
                         <pic:cNvPicPr>
                           <a:picLocks noChangeAspect="1"/>
                         </pic:cNvPicPr>
@@ -4124,9 +4015,9 @@
                         <a:stretch/>
                       </pic:blipFill>
                       <pic:spPr bwMode="auto">
-                        <a:xfrm flipH="0" flipV="0">
+                        <a:xfrm>
                           <a:off x="0" y="0"/>
-                          <a:ext cx="5877855" cy="2885994"/>
+                          <a:ext cx="6122669" cy="2342478"/>
                         </a:xfrm>
                         <a:prstGeom prst="rect">
                           <a:avLst/>
@@ -4159,7 +4050,7 @@
                 <v:path o:extrusionok="f" gradientshapeok="t" o:connecttype="rect"/>
                 <o:lock v:ext="edit" aspectratio="t"/>
               </v:shapetype>
-              <v:shape id="_x0000_i10" o:spid="_x0000_s10" type="#_x0000_t75" style="width:462.82pt;height:227.24pt;mso-wrap-distance-left:0.00pt;mso-wrap-distance-top:0.00pt;mso-wrap-distance-right:0.00pt;mso-wrap-distance-bottom:0.00pt;z-index:1;" stroked="false">
+              <v:shape id="_x0000_i10" o:spid="_x0000_s10" type="#_x0000_t75" style="width:482.10pt;height:184.45pt;mso-wrap-distance-left:0.00pt;mso-wrap-distance-top:0.00pt;mso-wrap-distance-right:0.00pt;mso-wrap-distance-bottom:0.00pt;z-index:1;" stroked="false">
                 <v:imagedata r:id="rId12" o:title=""/>
                 <o:lock v:ext="edit" rotation="t"/>
               </v:shape>
@@ -4189,35 +4080,35 @@
           <w:highlight w:val="none"/>
         </w:rPr>
       </w:r>
-      <w:r>
+    </w:p>
+    <w:p>
+      <w:pPr>
+        <w:pStyle w:val="860"/>
+        <w:suppressLineNumbers w:val="false"/>
+        <w:pBdr/>
+        <w:spacing w:after="0" w:afterAutospacing="0" w:afterLines="0" w:line="360" w:lineRule="auto"/>
+        <w:ind w:right="0" w:firstLine="0"/>
+        <w:jc w:val="center"/>
         <w:rPr>
           <w:b w:val="0"/>
           <w:bCs w:val="0"/>
           <w:highlight w:val="none"/>
         </w:rPr>
-      </w:r>
-    </w:p>
-    <w:p>
-      <w:pPr>
-        <w:pStyle w:val="842"/>
-        <w:suppressLineNumbers w:val="false"/>
-        <w:pBdr/>
-        <w:spacing w:after="0" w:afterAutospacing="0" w:afterLines="0" w:line="360" w:lineRule="auto"/>
-        <w:ind w:right="0" w:firstLine="0"/>
-        <w:jc w:val="center"/>
+      </w:pPr>
+      <w:r>
         <w:rPr>
           <w:b w:val="0"/>
           <w:bCs w:val="0"/>
           <w:highlight w:val="none"/>
         </w:rPr>
-      </w:pPr>
+        <w:t xml:space="preserve">Рисунок 2 – Граф переходов НКА</w:t>
+      </w:r>
       <w:r>
         <w:rPr>
           <w:b w:val="0"/>
           <w:bCs w:val="0"/>
           <w:highlight w:val="none"/>
         </w:rPr>
-        <w:t xml:space="preserve">Рисунок 2 – Граф переходов НКА</w:t>
       </w:r>
       <w:r>
         <w:rPr>
@@ -4226,13 +4117,21 @@
           <w:highlight w:val="none"/>
         </w:rPr>
       </w:r>
-      <w:r>
+    </w:p>
+    <w:p>
+      <w:pPr>
+        <w:pStyle w:val="860"/>
+        <w:suppressLineNumbers w:val="false"/>
+        <w:pBdr/>
+        <w:spacing w:after="0" w:afterAutospacing="0" w:afterLines="0" w:line="360" w:lineRule="auto"/>
+        <w:ind w:right="0" w:firstLine="709"/>
+        <w:jc w:val="both"/>
         <w:rPr>
           <w:b w:val="0"/>
           <w:bCs w:val="0"/>
           <w:highlight w:val="none"/>
         </w:rPr>
-      </w:r>
+      </w:pPr>
       <w:r>
         <w:rPr>
           <w:b w:val="0"/>
@@ -4257,43 +4156,7 @@
     </w:p>
     <w:p>
       <w:pPr>
-        <w:pStyle w:val="842"/>
-        <w:suppressLineNumbers w:val="false"/>
-        <w:pBdr/>
-        <w:spacing w:after="0" w:afterAutospacing="0" w:afterLines="0" w:line="360" w:lineRule="auto"/>
-        <w:ind w:right="0" w:firstLine="709"/>
-        <w:jc w:val="both"/>
-        <w:rPr>
-          <w:b w:val="0"/>
-          <w:bCs w:val="0"/>
-          <w:highlight w:val="none"/>
-        </w:rPr>
-      </w:pPr>
-      <w:r>
-        <w:rPr>
-          <w:b w:val="0"/>
-          <w:bCs w:val="0"/>
-          <w:highlight w:val="none"/>
-        </w:rPr>
-      </w:r>
-      <w:r>
-        <w:rPr>
-          <w:b w:val="0"/>
-          <w:bCs w:val="0"/>
-          <w:highlight w:val="none"/>
-        </w:rPr>
-      </w:r>
-      <w:r>
-        <w:rPr>
-          <w:b w:val="0"/>
-          <w:bCs w:val="0"/>
-          <w:highlight w:val="none"/>
-        </w:rPr>
-      </w:r>
-    </w:p>
-    <w:p>
-      <w:pPr>
-        <w:pStyle w:val="842"/>
+        <w:pStyle w:val="860"/>
         <w:numPr>
           <w:ilvl w:val="0"/>
           <w:numId w:val="26"/>
@@ -4314,15 +4177,6 @@
           <w:b/>
           <w:bCs/>
           <w:highlight w:val="none"/>
-        </w:rPr>
-      </w:r>
-      <w:r>
-        <w:rPr>
-          <w:rFonts w:ascii="Times New Roman Bold" w:hAnsi="Times New Roman Bold" w:cs="Times New Roman Bold"/>
-          <w:b/>
-          <w:bCs/>
-          <w:sz w:val="28"/>
-          <w:szCs w:val="28"/>
         </w:rPr>
       </w:r>
       <w:r>
@@ -4346,7 +4200,6 @@
         </w:rPr>
         <w:t xml:space="preserve">JFLAP</w:t>
       </w:r>
-      <w:r/>
       <w:r>
         <w:rPr>
           <w:b/>
@@ -4384,22 +4237,11 @@
           <w:szCs w:val="28"/>
         </w:rPr>
       </w:r>
-      <w:r>
-        <w:rPr>
-          <w:sz w:val="28"/>
-          <w:szCs w:val="28"/>
-        </w:rPr>
-      </w:r>
-      <w:r>
-        <w:rPr>
-          <w:sz w:val="28"/>
-          <w:szCs w:val="28"/>
-        </w:rPr>
-      </w:r>
+      <w:r/>
     </w:p>
     <w:p>
       <w:pPr>
-        <w:pStyle w:val="1007"/>
+        <w:pStyle w:val="1025"/>
         <w:widowControl w:val="true"/>
         <w:numPr>
           <w:ilvl w:val="0"/>
@@ -4424,28 +4266,11 @@
           <w:szCs w:val="28"/>
         </w:rPr>
       </w:r>
-      <w:r>
-        <w:rPr>
-          <w:sz w:val="28"/>
-          <w:szCs w:val="28"/>
-        </w:rPr>
-      </w:r>
-      <w:r>
-        <w:rPr>
-          <w:sz w:val="28"/>
-          <w:szCs w:val="28"/>
-        </w:rPr>
-      </w:r>
-      <w:r>
-        <w:rPr>
-          <w:sz w:val="28"/>
-          <w:szCs w:val="28"/>
-        </w:rPr>
-      </w:r>
+      <w:r/>
     </w:p>
     <w:p>
       <w:pPr>
-        <w:pStyle w:val="1007"/>
+        <w:pStyle w:val="1025"/>
         <w:widowControl w:val="true"/>
         <w:numPr>
           <w:ilvl w:val="0"/>
@@ -4462,32 +4287,51 @@
           <w:sz w:val="28"/>
           <w:szCs w:val="28"/>
         </w:rPr>
-        <w:t xml:space="preserve">НКА — 10 состояний, начальное q00, допускающее q00. Каждое состояние соответствует паре остатков (#0 mod 5, #1 mod 2).</w:t>
       </w:r>
       <w:r>
         <w:rPr>
           <w:sz w:val="28"/>
           <w:szCs w:val="28"/>
         </w:rPr>
+        <w:t xml:space="preserve">НКА — 11 состояний, начальное q00, допускающие q00 и q00</w:t>
       </w:r>
       <w:r>
         <w:rPr>
           <w:sz w:val="28"/>
           <w:szCs w:val="28"/>
-        </w:rPr>
+          <w:lang w:val="en-US"/>
+        </w:rPr>
+        <w:t xml:space="preserve">b</w:t>
       </w:r>
       <w:r>
         <w:rPr>
           <w:sz w:val="28"/>
           <w:szCs w:val="28"/>
         </w:rPr>
+        <w:t xml:space="preserve">. Каждое состояние q_ij соответствует паре остатков (#0 mod 5, #1 mod 2). Дополнительное состояние q00</w:t>
       </w:r>
       <w:r>
         <w:rPr>
           <w:sz w:val="28"/>
           <w:szCs w:val="28"/>
-        </w:rPr>
-      </w:r>
+          <w:lang w:val="en-US"/>
+        </w:rPr>
+        <w:t xml:space="preserve">b</w:t>
+      </w:r>
+      <w:r>
+        <w:rPr>
+          <w:sz w:val="28"/>
+          <w:szCs w:val="28"/>
+        </w:rPr>
+        <w:t xml:space="preserve"> дублирует q00 и связано с ним ε-переходом, что формально делает автомат недетерминированным.</w:t>
+      </w:r>
+      <w:r>
+        <w:rPr>
+          <w:sz w:val="28"/>
+          <w:szCs w:val="28"/>
+        </w:rPr>
+      </w:r>
+      <w:r/>
     </w:p>
     <w:p>
       <w:pPr>
@@ -4520,93 +4364,10 @@
           <w:szCs w:val="28"/>
         </w:rPr>
       </w:r>
-      <w:r>
-        <w:rPr>
-          <w:sz w:val="28"/>
-          <w:szCs w:val="28"/>
-        </w:rPr>
-      </w:r>
-      <w:r>
-        <w:rPr>
-          <w:b w:val="0"/>
-          <w:bCs w:val="0"/>
-          <w:highlight w:val="none"/>
-        </w:rPr>
-      </w:r>
-      <w:r/>
-      <w:r>
-        <w:rPr>
-          <w:b w:val="0"/>
-          <w:bCs w:val="0"/>
-          <w:highlight w:val="none"/>
-        </w:rPr>
-      </w:r>
-      <w:r>
-        <w:rPr>
-          <w:b w:val="0"/>
-          <w:bCs w:val="0"/>
-          <w:highlight w:val="none"/>
-        </w:rPr>
-      </w:r>
-      <w:r>
-        <w:rPr>
-          <w:b w:val="0"/>
-          <w:bCs w:val="0"/>
-          <w:highlight w:val="none"/>
-        </w:rPr>
-      </w:r>
-      <w:r>
-        <w:rPr>
-          <w:sz w:val="28"/>
-          <w:szCs w:val="28"/>
-        </w:rPr>
-      </w:r>
-      <w:r>
-        <w:rPr>
-          <w:highlight w:val="none"/>
-        </w:rPr>
-      </w:r>
-      <w:r>
-        <w:rPr>
-          <w:highlight w:val="none"/>
-        </w:rPr>
-      </w:r>
-      <w:r>
-        <w:rPr>
-          <w:highlight w:val="none"/>
-        </w:rPr>
-      </w:r>
-      <w:r>
-        <w:rPr>
-          <w:sz w:val="28"/>
-          <w:szCs w:val="28"/>
-        </w:rPr>
-      </w:r>
-      <w:r>
-        <w:rPr>
-          <w:highlight w:val="none"/>
-        </w:rPr>
-      </w:r>
-      <w:r>
-        <w:rPr>
-          <w:highlight w:val="none"/>
-        </w:rPr>
-      </w:r>
-      <w:r>
-        <w:rPr>
-          <w:highlight w:val="none"/>
-        </w:rPr>
-      </w:r>
-      <w:r>
-        <w:rPr>
-          <w:sz w:val="28"/>
-          <w:szCs w:val="28"/>
-        </w:rPr>
-      </w:r>
     </w:p>
     <w:p>
       <w:pPr>
-        <w:pStyle w:val="842"/>
+        <w:pStyle w:val="860"/>
         <w:suppressLineNumbers w:val="false"/>
         <w:pBdr/>
         <w:spacing w:line="240" w:lineRule="auto"/>
@@ -4700,21 +4461,10 @@
           <w:highlight w:val="none"/>
         </w:rPr>
       </w:r>
-      <w:r/>
-      <w:r>
-        <w:rPr>
-          <w:highlight w:val="none"/>
-        </w:rPr>
-      </w:r>
-      <w:r>
-        <w:rPr>
-          <w:highlight w:val="none"/>
-        </w:rPr>
-      </w:r>
     </w:p>
     <w:p>
       <w:pPr>
-        <w:pStyle w:val="842"/>
+        <w:pStyle w:val="860"/>
         <w:suppressLineNumbers w:val="false"/>
         <w:pBdr/>
         <w:spacing w:line="240" w:lineRule="auto"/>
@@ -4751,7 +4501,7 @@
     </w:p>
     <w:p>
       <w:pPr>
-        <w:pStyle w:val="842"/>
+        <w:pStyle w:val="860"/>
         <w:suppressLineNumbers w:val="false"/>
         <w:pBdr/>
         <w:spacing w:line="240" w:lineRule="auto"/>
@@ -4779,7 +4529,7 @@
     </w:p>
     <w:p>
       <w:pPr>
-        <w:pStyle w:val="842"/>
+        <w:pStyle w:val="860"/>
         <w:suppressLineNumbers w:val="false"/>
         <w:pBdr/>
         <w:spacing w:line="240" w:lineRule="auto"/>
@@ -4807,7 +4557,7 @@
     </w:p>
     <w:p>
       <w:pPr>
-        <w:pStyle w:val="842"/>
+        <w:pStyle w:val="860"/>
         <w:suppressLineNumbers w:val="false"/>
         <w:pBdr/>
         <w:spacing w:line="240" w:lineRule="auto"/>
@@ -4901,15 +4651,10 @@
           <w:highlight w:val="none"/>
         </w:rPr>
       </w:r>
-      <w:r>
-        <w:rPr>
-          <w:highlight w:val="none"/>
-        </w:rPr>
-      </w:r>
     </w:p>
     <w:p>
       <w:pPr>
-        <w:pStyle w:val="842"/>
+        <w:pStyle w:val="860"/>
         <w:suppressLineNumbers w:val="false"/>
         <w:pBdr/>
         <w:spacing w:line="240" w:lineRule="auto"/>
@@ -4946,7 +4691,7 @@
     </w:p>
     <w:p>
       <w:pPr>
-        <w:pStyle w:val="842"/>
+        <w:pStyle w:val="860"/>
         <w:suppressLineNumbers w:val="false"/>
         <w:pBdr/>
         <w:spacing w:line="240" w:lineRule="auto"/>
@@ -4974,7 +4719,7 @@
     </w:p>
     <w:p>
       <w:pPr>
-        <w:pStyle w:val="842"/>
+        <w:pStyle w:val="860"/>
         <w:suppressLineNumbers w:val="false"/>
         <w:pBdr/>
         <w:spacing w:line="240" w:lineRule="auto"/>
@@ -5002,7 +4747,7 @@
     </w:p>
     <w:p>
       <w:pPr>
-        <w:pStyle w:val="842"/>
+        <w:pStyle w:val="860"/>
         <w:suppressLineNumbers w:val="false"/>
         <w:pBdr/>
         <w:spacing w:line="240" w:lineRule="auto"/>
@@ -5022,7 +4767,7 @@
           <mc:Choice Requires="wpg">
             <w:drawing>
               <wp:inline xmlns:wp="http://schemas.openxmlformats.org/drawingml/2006/wordprocessingDrawing" distT="0" distB="0" distL="0" distR="0">
-                <wp:extent cx="5058827" cy="3923760"/>
+                <wp:extent cx="5563530" cy="3768206"/>
                 <wp:effectExtent l="0" t="0" r="0" b="0"/>
                 <wp:docPr id="14" name=""/>
                 <wp:cNvGraphicFramePr>
@@ -5032,7 +4777,7 @@
                   <a:graphicData uri="http://schemas.openxmlformats.org/drawingml/2006/picture">
                     <pic:pic xmlns:pic="http://schemas.openxmlformats.org/drawingml/2006/picture">
                       <pic:nvPicPr>
-                        <pic:cNvPr id="8148122" name=""/>
+                        <pic:cNvPr id="877044102" name=""/>
                         <pic:cNvPicPr>
                           <a:picLocks noChangeAspect="1"/>
                         </pic:cNvPicPr>
@@ -5045,7 +4790,7 @@
                       <pic:spPr bwMode="auto">
                         <a:xfrm flipH="0" flipV="0">
                           <a:off x="0" y="0"/>
-                          <a:ext cx="5058826" cy="3923759"/>
+                          <a:ext cx="5563529" cy="3768206"/>
                         </a:xfrm>
                         <a:prstGeom prst="rect">
                           <a:avLst/>
@@ -5078,7 +4823,7 @@
                 <v:path o:extrusionok="f" gradientshapeok="t" o:connecttype="rect"/>
                 <o:lock v:ext="edit" aspectratio="t"/>
               </v:shapetype>
-              <v:shape id="_x0000_i13" o:spid="_x0000_s13" type="#_x0000_t75" style="width:398.33pt;height:308.96pt;mso-wrap-distance-left:0.00pt;mso-wrap-distance-top:0.00pt;mso-wrap-distance-right:0.00pt;mso-wrap-distance-bottom:0.00pt;z-index:1;" stroked="false">
+              <v:shape id="_x0000_i13" o:spid="_x0000_s13" type="#_x0000_t75" style="width:438.07pt;height:296.71pt;mso-wrap-distance-left:0.00pt;mso-wrap-distance-top:0.00pt;mso-wrap-distance-right:0.00pt;mso-wrap-distance-bottom:0.00pt;z-index:1;" stroked="false">
                 <v:imagedata r:id="rId15" o:title=""/>
                 <o:lock v:ext="edit" rotation="t"/>
               </v:shape>
@@ -5091,6 +4836,7 @@
           <w:highlight w:val="none"/>
         </w:rPr>
       </w:r>
+      <w:r/>
       <w:r>
         <w:rPr>
           <w:highlight w:val="none"/>
@@ -5104,7 +4850,7 @@
     </w:p>
     <w:p>
       <w:pPr>
-        <w:pStyle w:val="842"/>
+        <w:pStyle w:val="860"/>
         <w:suppressLineNumbers w:val="false"/>
         <w:pBdr/>
         <w:spacing w:line="240" w:lineRule="auto"/>
@@ -5141,7 +4887,7 @@
     </w:p>
     <w:p>
       <w:pPr>
-        <w:pStyle w:val="842"/>
+        <w:pStyle w:val="860"/>
         <w:suppressLineNumbers w:val="false"/>
         <w:pBdr/>
         <w:spacing w:line="240" w:lineRule="auto"/>
@@ -5169,7 +4915,7 @@
     </w:p>
     <w:p>
       <w:pPr>
-        <w:pStyle w:val="842"/>
+        <w:pStyle w:val="860"/>
         <w:suppressLineNumbers w:val="false"/>
         <w:pBdr/>
         <w:spacing w:line="240" w:lineRule="auto"/>
@@ -5197,7 +4943,7 @@
     </w:p>
     <w:p>
       <w:pPr>
-        <w:pStyle w:val="842"/>
+        <w:pStyle w:val="860"/>
         <w:suppressLineNumbers w:val="false"/>
         <w:pBdr/>
         <w:spacing w:line="240" w:lineRule="auto"/>
@@ -5225,7 +4971,7 @@
     </w:p>
     <w:p>
       <w:pPr>
-        <w:pStyle w:val="842"/>
+        <w:pStyle w:val="860"/>
         <w:suppressLineNumbers w:val="false"/>
         <w:pBdr/>
         <w:spacing w:line="240" w:lineRule="auto"/>
@@ -5245,7 +4991,7 @@
           <mc:Choice Requires="wpg">
             <w:drawing>
               <wp:inline xmlns:wp="http://schemas.openxmlformats.org/drawingml/2006/wordprocessingDrawing" distT="0" distB="0" distL="0" distR="0">
-                <wp:extent cx="5098222" cy="3884089"/>
+                <wp:extent cx="5703315" cy="3740340"/>
                 <wp:effectExtent l="0" t="0" r="0" b="0"/>
                 <wp:docPr id="15" name=""/>
                 <wp:cNvGraphicFramePr>
@@ -5255,7 +5001,7 @@
                   <a:graphicData uri="http://schemas.openxmlformats.org/drawingml/2006/picture">
                     <pic:pic xmlns:pic="http://schemas.openxmlformats.org/drawingml/2006/picture">
                       <pic:nvPicPr>
-                        <pic:cNvPr id="1551221049" name=""/>
+                        <pic:cNvPr id="1935954266" name=""/>
                         <pic:cNvPicPr>
                           <a:picLocks noChangeAspect="1"/>
                         </pic:cNvPicPr>
@@ -5268,7 +5014,7 @@
                       <pic:spPr bwMode="auto">
                         <a:xfrm flipH="0" flipV="0">
                           <a:off x="0" y="0"/>
-                          <a:ext cx="5098222" cy="3884088"/>
+                          <a:ext cx="5703314" cy="3740339"/>
                         </a:xfrm>
                         <a:prstGeom prst="rect">
                           <a:avLst/>
@@ -5301,7 +5047,7 @@
                 <v:path o:extrusionok="f" gradientshapeok="t" o:connecttype="rect"/>
                 <o:lock v:ext="edit" aspectratio="t"/>
               </v:shapetype>
-              <v:shape id="_x0000_i14" o:spid="_x0000_s14" type="#_x0000_t75" style="width:401.43pt;height:305.83pt;mso-wrap-distance-left:0.00pt;mso-wrap-distance-top:0.00pt;mso-wrap-distance-right:0.00pt;mso-wrap-distance-bottom:0.00pt;z-index:1;" stroked="false">
+              <v:shape id="_x0000_i14" o:spid="_x0000_s14" type="#_x0000_t75" style="width:449.08pt;height:294.51pt;mso-wrap-distance-left:0.00pt;mso-wrap-distance-top:0.00pt;mso-wrap-distance-right:0.00pt;mso-wrap-distance-bottom:0.00pt;z-index:1;" stroked="false">
                 <v:imagedata r:id="rId16" o:title=""/>
                 <o:lock v:ext="edit" rotation="t"/>
               </v:shape>
@@ -5314,6 +5060,7 @@
           <w:highlight w:val="none"/>
         </w:rPr>
       </w:r>
+      <w:r/>
       <w:r>
         <w:rPr>
           <w:highlight w:val="none"/>
@@ -5327,7 +5074,7 @@
     </w:p>
     <w:p>
       <w:pPr>
-        <w:pStyle w:val="842"/>
+        <w:pStyle w:val="860"/>
         <w:suppressLineNumbers w:val="false"/>
         <w:pBdr/>
         <w:spacing w:line="240" w:lineRule="auto"/>
@@ -5364,7 +5111,7 @@
     </w:p>
     <w:p>
       <w:pPr>
-        <w:pStyle w:val="842"/>
+        <w:pStyle w:val="860"/>
         <w:suppressLineNumbers w:val="false"/>
         <w:pBdr/>
         <w:spacing w:line="240" w:lineRule="auto"/>
@@ -5392,7 +5139,7 @@
     </w:p>
     <w:p>
       <w:pPr>
-        <w:pStyle w:val="842"/>
+        <w:pStyle w:val="860"/>
         <w:suppressLineNumbers w:val="false"/>
         <w:pBdr/>
         <w:spacing w:line="240" w:lineRule="auto"/>
@@ -5420,7 +5167,30 @@
     </w:p>
     <w:p>
       <w:pPr>
-        <w:pStyle w:val="842"/>
+        <w:pStyle w:val="860"/>
+        <w:suppressLineNumbers w:val="false"/>
+        <w:pBdr/>
+        <w:spacing w:line="240" w:lineRule="auto"/>
+        <w:ind w:right="0" w:firstLine="0" w:left="0"/>
+        <w:jc w:val="left"/>
+        <w:rPr>
+          <w:highlight w:val="none"/>
+        </w:rPr>
+      </w:pPr>
+      <w:r>
+        <w:rPr>
+          <w:highlight w:val="none"/>
+        </w:rPr>
+      </w:r>
+      <w:r>
+        <w:rPr>
+          <w:highlight w:val="none"/>
+        </w:rPr>
+      </w:r>
+    </w:p>
+    <w:p>
+      <w:pPr>
+        <w:pStyle w:val="860"/>
         <w:numPr>
           <w:ilvl w:val="0"/>
           <w:numId w:val="27"/>
@@ -5453,7 +5223,6 @@
         </w:rPr>
         <w:t xml:space="preserve">Программная реализация</w:t>
       </w:r>
-      <w:r/>
       <w:r>
         <w:rPr>
           <w:b/>
@@ -5471,7 +5240,7 @@
     </w:p>
     <w:p>
       <w:pPr>
-        <w:pStyle w:val="852"/>
+        <w:pStyle w:val="870"/>
         <w:pBdr/>
         <w:shd w:val="clear" w:color="auto" w:fill="ffffff"/>
         <w:spacing w:afterAutospacing="0" w:before="0" w:beforeAutospacing="0" w:line="360" w:lineRule="auto"/>
@@ -5512,6 +5281,7 @@
           <w:szCs w:val="28"/>
           <w:shd w:val="clear" w:color="auto" w:fill="ffffff"/>
         </w:rPr>
+        <w:t xml:space="preserve"> Использование функций обработки строковых данных исключено: ввод и обработка ведутся посимвольно</w:t>
       </w:r>
       <w:r>
         <w:rPr>
@@ -5521,7 +5291,7 @@
           <w:szCs w:val="28"/>
           <w:shd w:val="clear" w:color="auto" w:fill="ffffff"/>
         </w:rPr>
-        <w:t xml:space="preserve"> Использование функций обработки строковых данных исключено: ввод и обработка ведутся посимвольно</w:t>
+        <w:t xml:space="preserve">.</w:t>
       </w:r>
       <w:r>
         <w:rPr>
@@ -5531,21 +5301,20 @@
           <w:szCs w:val="28"/>
           <w:shd w:val="clear" w:color="auto" w:fill="ffffff"/>
         </w:rPr>
-        <w:t xml:space="preserve">.</w:t>
       </w:r>
       <w:r>
         <w:rPr>
           <w:rFonts w:ascii="Times New Roman Regular" w:hAnsi="Times New Roman Regular" w:eastAsia="Tinos" w:cs="Times New Roman Regular"/>
-          <w:bCs/>
           <w:sz w:val="28"/>
           <w:szCs w:val="28"/>
+          <w:highlight w:val="none"/>
           <w:shd w:val="clear" w:color="auto" w:fill="ffffff"/>
         </w:rPr>
       </w:r>
     </w:p>
     <w:p>
       <w:pPr>
-        <w:pStyle w:val="852"/>
+        <w:pStyle w:val="870"/>
         <w:pBdr/>
         <w:shd w:val="clear" w:color="auto" w:fill="ffffff"/>
         <w:spacing w:after="240" w:afterAutospacing="0" w:before="0" w:beforeAutospacing="0" w:line="360" w:lineRule="auto"/>
@@ -5587,6 +5356,7 @@
           <w:highlight w:val="none"/>
           <w:shd w:val="clear" w:color="auto" w:fill="ffffff"/>
         </w:rPr>
+        <w:t xml:space="preserve">тат</w:t>
       </w:r>
       <w:r>
         <w:rPr>
@@ -5597,7 +5367,7 @@
           <w:highlight w:val="none"/>
           <w:shd w:val="clear" w:color="auto" w:fill="ffffff"/>
         </w:rPr>
-        <w:t xml:space="preserve">тат</w:t>
+        <w:t xml:space="preserve">ы работы програм</w:t>
       </w:r>
       <w:r>
         <w:rPr>
@@ -5608,6 +5378,7 @@
           <w:highlight w:val="none"/>
           <w:shd w:val="clear" w:color="auto" w:fill="ffffff"/>
         </w:rPr>
+        <w:t xml:space="preserve">м представлены на Рисунках 7-8.</w:t>
       </w:r>
       <w:r>
         <w:rPr>
@@ -5618,53 +5389,18 @@
           <w:highlight w:val="none"/>
           <w:shd w:val="clear" w:color="auto" w:fill="ffffff"/>
         </w:rPr>
-        <w:t xml:space="preserve">ы работы програм</w:t>
       </w:r>
       <w:r>
         <w:rPr>
           <w:rFonts w:ascii="Times New Roman Regular" w:hAnsi="Times New Roman Regular" w:eastAsia="Tinos" w:cs="Times New Roman Regular"/>
-          <w:bCs/>
           <w:sz w:val="28"/>
           <w:szCs w:val="28"/>
-          <w:highlight w:val="none"/>
-          <w:shd w:val="clear" w:color="auto" w:fill="ffffff"/>
-        </w:rPr>
-      </w:r>
-      <w:r>
-        <w:rPr>
-          <w:rFonts w:ascii="Times New Roman Regular" w:hAnsi="Times New Roman Regular" w:eastAsia="Tinos" w:cs="Times New Roman Regular"/>
-          <w:bCs/>
-          <w:sz w:val="28"/>
-          <w:szCs w:val="28"/>
-          <w:highlight w:val="none"/>
-          <w:shd w:val="clear" w:color="auto" w:fill="ffffff"/>
-        </w:rPr>
-        <w:t xml:space="preserve">м представлены на Рисунках 7-8.</w:t>
-      </w:r>
-      <w:r>
-        <w:rPr>
-          <w:rFonts w:ascii="Times New Roman Regular" w:hAnsi="Times New Roman Regular" w:eastAsia="Tinos" w:cs="Times New Roman Regular"/>
-          <w:bCs/>
-          <w:sz w:val="28"/>
-          <w:szCs w:val="28"/>
-          <w:highlight w:val="none"/>
-          <w:shd w:val="clear" w:color="auto" w:fill="ffffff"/>
-        </w:rPr>
-      </w:r>
-      <w:r>
-        <w:rPr>
-          <w:rFonts w:ascii="Times New Roman Regular" w:hAnsi="Times New Roman Regular" w:eastAsia="Tinos" w:cs="Times New Roman Regular"/>
-          <w:bCs/>
-          <w:sz w:val="28"/>
-          <w:szCs w:val="28"/>
-          <w:highlight w:val="none"/>
-          <w:shd w:val="clear" w:color="auto" w:fill="ffffff"/>
         </w:rPr>
       </w:r>
     </w:p>
     <w:p>
       <w:pPr>
-        <w:pStyle w:val="842"/>
+        <w:pStyle w:val="860"/>
         <w:suppressLineNumbers w:val="false"/>
         <w:pBdr/>
         <w:spacing w:line="240" w:lineRule="auto"/>
@@ -5761,12 +5497,6 @@
           <w:highlight w:val="none"/>
         </w:rPr>
       </w:r>
-      <w:r/>
-      <w:r>
-        <w:rPr>
-          <w:highlight w:val="none"/>
-        </w:rPr>
-      </w:r>
       <w:r>
         <w:rPr>
           <w:highlight w:val="none"/>
@@ -5775,7 +5505,7 @@
     </w:p>
     <w:p>
       <w:pPr>
-        <w:pStyle w:val="842"/>
+        <w:pStyle w:val="860"/>
         <w:suppressLineNumbers w:val="false"/>
         <w:pBdr/>
         <w:spacing w:line="240" w:lineRule="auto"/>
@@ -5798,7 +5528,6 @@
         </w:rPr>
         <w:t xml:space="preserve">Вывод программы на тестовых цепочках</w:t>
       </w:r>
-      <w:r/>
       <w:r>
         <w:rPr>
           <w:highlight w:val="none"/>
@@ -5818,7 +5547,7 @@
     </w:p>
     <w:p>
       <w:pPr>
-        <w:pStyle w:val="842"/>
+        <w:pStyle w:val="860"/>
         <w:suppressLineNumbers w:val="false"/>
         <w:pBdr/>
         <w:spacing w:line="240" w:lineRule="auto"/>
@@ -5846,7 +5575,7 @@
     </w:p>
     <w:p>
       <w:pPr>
-        <w:pStyle w:val="842"/>
+        <w:pStyle w:val="860"/>
         <w:suppressLineNumbers w:val="false"/>
         <w:pBdr/>
         <w:spacing w:line="240" w:lineRule="auto"/>
@@ -5929,7 +5658,6 @@
           </mc:Fallback>
         </mc:AlternateContent>
       </w:r>
-      <w:r/>
       <w:r>
         <w:rPr>
           <w:highlight w:val="none"/>
@@ -5945,7 +5673,7 @@
     </w:p>
     <w:p>
       <w:pPr>
-        <w:pStyle w:val="842"/>
+        <w:pStyle w:val="860"/>
         <w:suppressLineNumbers w:val="false"/>
         <w:pBdr/>
         <w:spacing w:line="240" w:lineRule="auto"/>
@@ -5979,10 +5707,15 @@
           <w:highlight w:val="none"/>
         </w:rPr>
       </w:r>
+      <w:r>
+        <w:rPr>
+          <w:highlight w:val="none"/>
+        </w:rPr>
+      </w:r>
     </w:p>
     <w:p>
       <w:pPr>
-        <w:pStyle w:val="842"/>
+        <w:pStyle w:val="860"/>
         <w:suppressLineNumbers w:val="false"/>
         <w:pBdr/>
         <w:spacing w:line="240" w:lineRule="auto"/>
@@ -6010,7 +5743,7 @@
     </w:p>
     <w:p>
       <w:pPr>
-        <w:pStyle w:val="842"/>
+        <w:pStyle w:val="860"/>
         <w:suppressLineNumbers w:val="false"/>
         <w:pBdr/>
         <w:spacing w:after="240" w:line="360" w:lineRule="auto"/>
@@ -6046,7 +5779,7 @@
     </w:p>
     <w:p>
       <w:pPr>
-        <w:pStyle w:val="842"/>
+        <w:pStyle w:val="860"/>
         <w:suppressLineNumbers w:val="false"/>
         <w:pBdr/>
         <w:spacing w:line="360" w:lineRule="auto"/>
@@ -6054,27 +5787,39 @@
         <w:jc w:val="both"/>
         <w:rPr/>
       </w:pPr>
+      <w:r>
+        <w:t xml:space="preserve">В</w:t>
+      </w:r>
+      <w:r>
+        <w:t xml:space="preserve"> ходе практической работы были реализованы и исследованы детерминированный и недетерминированный конечные автоматы. Был построен ДКА для языка ab⁵wb⁴ над алфавитом {a, b} и НКА для языка цепочек над {0, 1}, в которых число нулей кратно 5, а число единиц чё</w:t>
+      </w:r>
+      <w:r>
+        <w:t xml:space="preserve">тно. Оба автомата реализованы в системе JFLAP и программно на языке Java. Использование функций обработки строковых данных исключено. Проведена проверка на тестовых цепочках — результаты программы полностью совпадают с р</w:t>
+      </w:r>
+      <w:r>
+        <w:t xml:space="preserve">езультатами JFLAP. В результате работы были закреплены навыки построения ДКА и НКА, реализации конечных автоматов в JFLAP и на языке программирования, а также проверки эквивалентности результатов.</w:t>
+      </w:r>
       <w:r/>
-      <w:r>
-        <w:t xml:space="preserve">В ходе практической работы были реализованы и исследованы детерминированный и недетерминированный конечные автоматы. Был построен ДКА для языка ab⁵wb⁴ над алфавитом {a, b} и НКА для языка цепочек над {0, 1}, в которых число нулей кратно 5, а число единиц чё</w:t>
-      </w:r>
-      <w:r>
-        <w:t xml:space="preserve">тно. Оба автомата реализованы в системе JFLAP и программно на языке Java. Использование функций обработки строковых данных исключено. Проведена проверка на тестовых цепочках — результаты программы полностью совпадают с р</w:t>
-      </w:r>
-      <w:r>
-        <w:t xml:space="preserve">езультатами JFLAP. В результате работы были закреплены навыки построения ДКА и НКА, реализации конечных автоматов в JFLAP и на языке программирования, а также проверки эквивалентности результатов.</w:t>
-      </w:r>
+    </w:p>
+    <w:p>
+      <w:pPr>
+        <w:pStyle w:val="860"/>
+        <w:suppressLineNumbers w:val="false"/>
+        <w:pBdr/>
+        <w:spacing w:line="360" w:lineRule="auto"/>
+        <w:ind w:firstLine="0"/>
+        <w:jc w:val="both"/>
+        <w:rPr/>
+      </w:pPr>
       <w:r/>
       <w:r/>
     </w:p>
     <w:p>
       <w:pPr>
-        <w:pStyle w:val="842"/>
-        <w:suppressLineNumbers w:val="false"/>
-        <w:pBdr/>
-        <w:spacing w:line="360" w:lineRule="auto"/>
-        <w:ind w:firstLine="0"/>
-        <w:jc w:val="both"/>
+        <w:pStyle w:val="860"/>
+        <w:pBdr/>
+        <w:spacing/>
+        <w:ind/>
         <w:rPr/>
       </w:pPr>
       <w:r/>
@@ -6082,7 +5827,7 @@
     </w:p>
     <w:p>
       <w:pPr>
-        <w:pStyle w:val="842"/>
+        <w:pStyle w:val="860"/>
         <w:pBdr/>
         <w:spacing/>
         <w:ind/>
@@ -6093,18 +5838,7 @@
     </w:p>
     <w:p>
       <w:pPr>
-        <w:pStyle w:val="842"/>
-        <w:pBdr/>
-        <w:spacing/>
-        <w:ind/>
-        <w:rPr/>
-      </w:pPr>
-      <w:r/>
-      <w:r/>
-    </w:p>
-    <w:p>
-      <w:pPr>
-        <w:pStyle w:val="842"/>
+        <w:pStyle w:val="860"/>
         <w:pBdr/>
         <w:tabs>
           <w:tab w:val="left" w:leader="none" w:pos="2501"/>
@@ -6168,7 +5902,7 @@
 <w:ftr xmlns:wpc="http://schemas.microsoft.com/office/word/2010/wordprocessingCanvas" xmlns:mc="http://schemas.openxmlformats.org/markup-compatibility/2006" xmlns:o="urn:schemas-microsoft-com:office:office" xmlns:r="http://schemas.openxmlformats.org/officeDocument/2006/relationships" xmlns:m="http://schemas.openxmlformats.org/officeDocument/2006/math" xmlns:v="urn:schemas-microsoft-com:vml" xmlns:wp14="http://schemas.microsoft.com/office/word/2010/wordprocessingDrawing" xmlns:wp="http://schemas.openxmlformats.org/drawingml/2006/wordprocessingDrawing" xmlns:w10="urn:schemas-microsoft-com:office:word" xmlns:w="http://schemas.openxmlformats.org/wordprocessingml/2006/main" xmlns:w14="http://schemas.microsoft.com/office/word/2010/wordml" xmlns:w15="http://schemas.microsoft.com/office/word/2012/wordml" xmlns:wpg="http://schemas.microsoft.com/office/word/2010/wordprocessingGroup" xmlns:wpi="http://schemas.microsoft.com/office/word/2010/wordprocessingInk" xmlns:wne="http://schemas.microsoft.com/office/word/2006/wordml" xmlns:a="http://schemas.openxmlformats.org/drawingml/2006/main" xmlns:wps="http://schemas.microsoft.com/office/word/2010/wordprocessingShape" mc:Ignorable="w14 w15 wp14">
   <w:p>
     <w:pPr>
-      <w:pStyle w:val="842"/>
+      <w:pStyle w:val="860"/>
       <w:pBdr/>
       <w:spacing w:line="14" w:lineRule="auto"/>
       <w:ind/>
@@ -6214,7 +5948,7 @@
                       <w:txbxContent>
                         <w:p>
                           <w:pPr>
-                            <w:pStyle w:val="842"/>
+                            <w:pStyle w:val="860"/>
                             <w:pBdr/>
                             <w:spacing w:before="9"/>
                             <w:ind w:left="60"/>
@@ -6268,7 +6002,7 @@
                         </w:p>
                         <w:p>
                           <w:pPr>
-                            <w:pStyle w:val="842"/>
+                            <w:pStyle w:val="860"/>
                             <w:pBdr/>
                             <w:spacing w:before="9"/>
                             <w:ind/>
@@ -6310,7 +6044,7 @@
                 <w:txbxContent>
                   <w:p>
                     <w:pPr>
-                      <w:pStyle w:val="842"/>
+                      <w:pStyle w:val="860"/>
                       <w:pBdr/>
                       <w:spacing w:before="9"/>
                       <w:ind w:left="60"/>
@@ -6364,7 +6098,7 @@
                   </w:p>
                   <w:p>
                     <w:pPr>
-                      <w:pStyle w:val="842"/>
+                      <w:pStyle w:val="860"/>
                       <w:pBdr/>
                       <w:spacing w:before="9"/>
                       <w:ind/>
@@ -12455,6 +12189,153 @@
         <w:pBdr/>
         <w:spacing/>
         <w:ind w:hanging="360" w:left="6480"/>
+      </w:pPr>
+      <w:rPr>
+        <w:rFonts w:hint="default" w:ascii="Wingdings" w:hAnsi="Wingdings" w:eastAsia="Wingdings" w:cs="Wingdings"/>
+      </w:rPr>
+      <w:start w:val="1"/>
+      <w:suff w:val="tab"/>
+    </w:lvl>
+  </w:abstractNum>
+  <w:abstractNum w:abstractNumId="44">
+    <w:nsid w:val="68D1C07C"/>
+    <w:lvl w:ilvl="0">
+      <w:isLgl w:val="false"/>
+      <w:lvlJc w:val="left"/>
+      <w:lvlText w:val="·"/>
+      <w:numFmt w:val="bullet"/>
+      <w:pPr>
+        <w:pBdr/>
+        <w:spacing/>
+        <w:ind w:hanging="360" w:left="709"/>
+      </w:pPr>
+      <w:rPr>
+        <w:rFonts w:hint="default" w:ascii="Symbol" w:hAnsi="Symbol" w:eastAsia="Symbol" w:cs="Symbol"/>
+      </w:rPr>
+      <w:start w:val="1"/>
+      <w:suff w:val="tab"/>
+    </w:lvl>
+    <w:lvl w:ilvl="1">
+      <w:isLgl w:val="false"/>
+      <w:lvlJc w:val="left"/>
+      <w:lvlText w:val="o"/>
+      <w:numFmt w:val="bullet"/>
+      <w:pPr>
+        <w:pBdr/>
+        <w:spacing/>
+        <w:ind w:hanging="360" w:left="1429"/>
+      </w:pPr>
+      <w:rPr>
+        <w:rFonts w:hint="default" w:ascii="Courier New" w:hAnsi="Courier New" w:eastAsia="Courier New" w:cs="Courier New"/>
+      </w:rPr>
+      <w:start w:val="1"/>
+      <w:suff w:val="tab"/>
+    </w:lvl>
+    <w:lvl w:ilvl="2">
+      <w:isLgl w:val="false"/>
+      <w:lvlJc w:val="left"/>
+      <w:lvlText w:val="§"/>
+      <w:numFmt w:val="bullet"/>
+      <w:pPr>
+        <w:pBdr/>
+        <w:spacing/>
+        <w:ind w:hanging="360" w:left="2149"/>
+      </w:pPr>
+      <w:rPr>
+        <w:rFonts w:hint="default" w:ascii="Wingdings" w:hAnsi="Wingdings" w:eastAsia="Wingdings" w:cs="Wingdings"/>
+      </w:rPr>
+      <w:start w:val="1"/>
+      <w:suff w:val="tab"/>
+    </w:lvl>
+    <w:lvl w:ilvl="3">
+      <w:isLgl w:val="false"/>
+      <w:lvlJc w:val="left"/>
+      <w:lvlText w:val="·"/>
+      <w:numFmt w:val="bullet"/>
+      <w:pPr>
+        <w:pBdr/>
+        <w:spacing/>
+        <w:ind w:hanging="360" w:left="2869"/>
+      </w:pPr>
+      <w:rPr>
+        <w:rFonts w:hint="default" w:ascii="Symbol" w:hAnsi="Symbol" w:eastAsia="Symbol" w:cs="Symbol"/>
+      </w:rPr>
+      <w:start w:val="1"/>
+      <w:suff w:val="tab"/>
+    </w:lvl>
+    <w:lvl w:ilvl="4">
+      <w:isLgl w:val="false"/>
+      <w:lvlJc w:val="left"/>
+      <w:lvlText w:val="o"/>
+      <w:numFmt w:val="bullet"/>
+      <w:pPr>
+        <w:pBdr/>
+        <w:spacing/>
+        <w:ind w:hanging="360" w:left="3589"/>
+      </w:pPr>
+      <w:rPr>
+        <w:rFonts w:hint="default" w:ascii="Courier New" w:hAnsi="Courier New" w:eastAsia="Courier New" w:cs="Courier New"/>
+      </w:rPr>
+      <w:start w:val="1"/>
+      <w:suff w:val="tab"/>
+    </w:lvl>
+    <w:lvl w:ilvl="5">
+      <w:isLgl w:val="false"/>
+      <w:lvlJc w:val="left"/>
+      <w:lvlText w:val="§"/>
+      <w:numFmt w:val="bullet"/>
+      <w:pPr>
+        <w:pBdr/>
+        <w:spacing/>
+        <w:ind w:hanging="360" w:left="4309"/>
+      </w:pPr>
+      <w:rPr>
+        <w:rFonts w:hint="default" w:ascii="Wingdings" w:hAnsi="Wingdings" w:eastAsia="Wingdings" w:cs="Wingdings"/>
+      </w:rPr>
+      <w:start w:val="1"/>
+      <w:suff w:val="tab"/>
+    </w:lvl>
+    <w:lvl w:ilvl="6">
+      <w:isLgl w:val="false"/>
+      <w:lvlJc w:val="left"/>
+      <w:lvlText w:val="·"/>
+      <w:numFmt w:val="bullet"/>
+      <w:pPr>
+        <w:pBdr/>
+        <w:spacing/>
+        <w:ind w:hanging="360" w:left="5029"/>
+      </w:pPr>
+      <w:rPr>
+        <w:rFonts w:hint="default" w:ascii="Symbol" w:hAnsi="Symbol" w:eastAsia="Symbol" w:cs="Symbol"/>
+      </w:rPr>
+      <w:start w:val="1"/>
+      <w:suff w:val="tab"/>
+    </w:lvl>
+    <w:lvl w:ilvl="7">
+      <w:isLgl w:val="false"/>
+      <w:lvlJc w:val="left"/>
+      <w:lvlText w:val="o"/>
+      <w:numFmt w:val="bullet"/>
+      <w:pPr>
+        <w:pBdr/>
+        <w:spacing/>
+        <w:ind w:hanging="360" w:left="5749"/>
+      </w:pPr>
+      <w:rPr>
+        <w:rFonts w:hint="default" w:ascii="Courier New" w:hAnsi="Courier New" w:eastAsia="Courier New" w:cs="Courier New"/>
+      </w:rPr>
+      <w:start w:val="1"/>
+      <w:suff w:val="tab"/>
+    </w:lvl>
+    <w:lvl w:ilvl="8">
+      <w:isLgl w:val="false"/>
+      <w:lvlJc w:val="left"/>
+      <w:lvlText w:val="§"/>
+      <w:numFmt w:val="bullet"/>
+      <w:pPr>
+        <w:pBdr/>
+        <w:spacing/>
+        <w:ind w:hanging="360" w:left="6469"/>
       </w:pPr>
       <w:rPr>
         <w:rFonts w:hint="default" w:ascii="Wingdings" w:hAnsi="Wingdings" w:eastAsia="Wingdings" w:cs="Wingdings"/>
@@ -12594,6 +12475,9 @@
   </w:num>
   <w:num w:numId="44">
     <w:abstractNumId w:val="43"/>
+  </w:num>
+  <w:num w:numId="45">
+    <w:abstractNumId w:val="44"/>
   </w:num>
 </w:numbering>
 </file>
@@ -12753,7 +12637,7 @@
     <w:lsdException w:name="Bibliography" w:uiPriority="37"/>
     <w:lsdException w:name="TOC Heading" w:uiPriority="39" w:qFormat="1"/>
   </w:latentStyles>
-  <w:style w:type="numbering" w:styleId="815" w:default="1">
+  <w:style w:type="numbering" w:styleId="833" w:default="1">
     <w:name w:val="No List"/>
     <w:uiPriority w:val="99"/>
     <w:semiHidden/>
@@ -12764,7 +12648,7 @@
       <w:ind/>
     </w:pPr>
   </w:style>
-  <w:style w:type="paragraph" w:styleId="816" w:default="1">
+  <w:style w:type="paragraph" w:styleId="834" w:default="1">
     <w:name w:val="Normal"/>
     <w:uiPriority w:val="1"/>
     <w:qFormat/>
@@ -12781,10 +12665,10 @@
       <w:lang w:val="ru-RU" w:eastAsia="en-US" w:bidi="ar-SA"/>
     </w:rPr>
   </w:style>
-  <w:style w:type="paragraph" w:styleId="817">
+  <w:style w:type="paragraph" w:styleId="835">
     <w:name w:val="Heading 1"/>
-    <w:basedOn w:val="816"/>
-    <w:link w:val="1015"/>
+    <w:basedOn w:val="834"/>
+    <w:link w:val="1033"/>
     <w:uiPriority w:val="1"/>
     <w:qFormat/>
     <w:pPr>
@@ -12800,11 +12684,11 @@
       <w:szCs w:val="28"/>
     </w:rPr>
   </w:style>
-  <w:style w:type="paragraph" w:styleId="818">
+  <w:style w:type="paragraph" w:styleId="836">
     <w:name w:val="Heading 2"/>
-    <w:basedOn w:val="816"/>
-    <w:next w:val="816"/>
-    <w:link w:val="1013"/>
+    <w:basedOn w:val="834"/>
+    <w:next w:val="834"/>
+    <w:link w:val="1031"/>
     <w:uiPriority w:val="9"/>
     <w:semiHidden/>
     <w:unhideWhenUsed/>
@@ -12824,11 +12708,11 @@
       <w:szCs w:val="26"/>
     </w:rPr>
   </w:style>
-  <w:style w:type="paragraph" w:styleId="819">
+  <w:style w:type="paragraph" w:styleId="837">
     <w:name w:val="Heading 3"/>
-    <w:basedOn w:val="816"/>
-    <w:next w:val="816"/>
-    <w:link w:val="1014"/>
+    <w:basedOn w:val="834"/>
+    <w:next w:val="834"/>
+    <w:link w:val="1032"/>
     <w:uiPriority w:val="9"/>
     <w:semiHidden/>
     <w:unhideWhenUsed/>
@@ -12848,9 +12732,9 @@
       <w:szCs w:val="24"/>
     </w:rPr>
   </w:style>
-  <w:style w:type="paragraph" w:styleId="820">
+  <w:style w:type="paragraph" w:styleId="838">
     <w:name w:val="Heading 4"/>
-    <w:next w:val="816"/>
+    <w:next w:val="834"/>
     <w:uiPriority w:val="9"/>
     <w:semiHidden/>
     <w:unhideWhenUsed/>
@@ -12870,11 +12754,11 @@
       <w:lang w:val="en-US" w:eastAsia="zh-CN" w:bidi="ar"/>
     </w:rPr>
   </w:style>
-  <w:style w:type="paragraph" w:styleId="821">
+  <w:style w:type="paragraph" w:styleId="839">
     <w:name w:val="Heading 5"/>
-    <w:basedOn w:val="816"/>
-    <w:next w:val="816"/>
-    <w:link w:val="984"/>
+    <w:basedOn w:val="834"/>
+    <w:next w:val="834"/>
+    <w:link w:val="1002"/>
     <w:uiPriority w:val="9"/>
     <w:unhideWhenUsed/>
     <w:qFormat/>
@@ -12891,11 +12775,11 @@
       <w:color w:val="376092" w:themeColor="accent1" w:themeShade="BF"/>
     </w:rPr>
   </w:style>
-  <w:style w:type="paragraph" w:styleId="822">
+  <w:style w:type="paragraph" w:styleId="840">
     <w:name w:val="Heading 6"/>
-    <w:basedOn w:val="816"/>
-    <w:next w:val="816"/>
-    <w:link w:val="985"/>
+    <w:basedOn w:val="834"/>
+    <w:next w:val="834"/>
+    <w:link w:val="1003"/>
     <w:uiPriority w:val="9"/>
     <w:unhideWhenUsed/>
     <w:qFormat/>
@@ -12922,11 +12806,11 @@
       </w14:textFill>
     </w:rPr>
   </w:style>
-  <w:style w:type="paragraph" w:styleId="823">
+  <w:style w:type="paragraph" w:styleId="841">
     <w:name w:val="Heading 7"/>
-    <w:basedOn w:val="816"/>
-    <w:next w:val="816"/>
-    <w:link w:val="986"/>
+    <w:basedOn w:val="834"/>
+    <w:next w:val="834"/>
+    <w:link w:val="1004"/>
     <w:uiPriority w:val="9"/>
     <w:unhideWhenUsed/>
     <w:qFormat/>
@@ -12951,11 +12835,11 @@
       </w14:textFill>
     </w:rPr>
   </w:style>
-  <w:style w:type="paragraph" w:styleId="824">
+  <w:style w:type="paragraph" w:styleId="842">
     <w:name w:val="Heading 8"/>
-    <w:basedOn w:val="816"/>
-    <w:next w:val="816"/>
-    <w:link w:val="987"/>
+    <w:basedOn w:val="834"/>
+    <w:next w:val="834"/>
+    <w:link w:val="1005"/>
     <w:uiPriority w:val="9"/>
     <w:unhideWhenUsed/>
     <w:qFormat/>
@@ -12982,11 +12866,11 @@
       </w14:textFill>
     </w:rPr>
   </w:style>
-  <w:style w:type="paragraph" w:styleId="825">
+  <w:style w:type="paragraph" w:styleId="843">
     <w:name w:val="Heading 9"/>
-    <w:basedOn w:val="816"/>
-    <w:next w:val="816"/>
-    <w:link w:val="988"/>
+    <w:basedOn w:val="834"/>
+    <w:next w:val="834"/>
+    <w:link w:val="1006"/>
     <w:uiPriority w:val="9"/>
     <w:unhideWhenUsed/>
     <w:qFormat/>
@@ -13013,7 +12897,7 @@
       </w14:textFill>
     </w:rPr>
   </w:style>
-  <w:style w:type="character" w:styleId="826" w:default="1">
+  <w:style w:type="character" w:styleId="844" w:default="1">
     <w:name w:val="Default Paragraph Font"/>
     <w:uiPriority w:val="1"/>
     <w:semiHidden/>
@@ -13024,7 +12908,7 @@
       <w:ind/>
     </w:pPr>
   </w:style>
-  <w:style w:type="table" w:styleId="827" w:default="1">
+  <w:style w:type="table" w:styleId="845" w:default="1">
     <w:name w:val="Normal Table"/>
     <w:uiPriority w:val="99"/>
     <w:semiHidden/>
@@ -13217,9 +13101,9 @@
       </w:tcPr>
     </w:tblStylePr>
   </w:style>
-  <w:style w:type="character" w:styleId="828">
+  <w:style w:type="character" w:styleId="846">
     <w:name w:val="FollowedHyperlink"/>
-    <w:basedOn w:val="826"/>
+    <w:basedOn w:val="844"/>
     <w:uiPriority w:val="99"/>
     <w:semiHidden/>
     <w:unhideWhenUsed/>
@@ -13238,9 +13122,9 @@
       </w14:textFill>
     </w:rPr>
   </w:style>
-  <w:style w:type="character" w:styleId="829">
+  <w:style w:type="character" w:styleId="847">
     <w:name w:val="footnote reference"/>
-    <w:basedOn w:val="826"/>
+    <w:basedOn w:val="844"/>
     <w:uiPriority w:val="99"/>
     <w:semiHidden/>
     <w:unhideWhenUsed/>
@@ -13253,9 +13137,9 @@
       <w:vertAlign w:val="superscript"/>
     </w:rPr>
   </w:style>
-  <w:style w:type="character" w:styleId="830">
+  <w:style w:type="character" w:styleId="848">
     <w:name w:val="endnote reference"/>
-    <w:basedOn w:val="826"/>
+    <w:basedOn w:val="844"/>
     <w:uiPriority w:val="99"/>
     <w:semiHidden/>
     <w:unhideWhenUsed/>
@@ -13268,9 +13152,9 @@
       <w:vertAlign w:val="superscript"/>
     </w:rPr>
   </w:style>
-  <w:style w:type="character" w:styleId="831">
+  <w:style w:type="character" w:styleId="849">
     <w:name w:val="Emphasis"/>
-    <w:basedOn w:val="826"/>
+    <w:basedOn w:val="844"/>
     <w:uiPriority w:val="20"/>
     <w:qFormat/>
     <w:pPr>
@@ -13283,9 +13167,9 @@
       <w:iCs/>
     </w:rPr>
   </w:style>
-  <w:style w:type="character" w:styleId="832">
+  <w:style w:type="character" w:styleId="850">
     <w:name w:val="Hyperlink"/>
-    <w:basedOn w:val="826"/>
+    <w:basedOn w:val="844"/>
     <w:uiPriority w:val="99"/>
     <w:unhideWhenUsed/>
     <w:qFormat/>
@@ -13304,9 +13188,9 @@
       </w14:textFill>
     </w:rPr>
   </w:style>
-  <w:style w:type="character" w:styleId="833">
+  <w:style w:type="character" w:styleId="851">
     <w:name w:val="HTML Code"/>
-    <w:basedOn w:val="826"/>
+    <w:basedOn w:val="844"/>
     <w:uiPriority w:val="99"/>
     <w:semiHidden/>
     <w:unhideWhenUsed/>
@@ -13321,9 +13205,9 @@
       <w:szCs w:val="20"/>
     </w:rPr>
   </w:style>
-  <w:style w:type="character" w:styleId="834">
+  <w:style w:type="character" w:styleId="852">
     <w:name w:val="Strong"/>
-    <w:basedOn w:val="826"/>
+    <w:basedOn w:val="844"/>
     <w:uiPriority w:val="22"/>
     <w:qFormat/>
     <w:pPr>
@@ -13336,10 +13220,10 @@
       <w:bCs/>
     </w:rPr>
   </w:style>
-  <w:style w:type="paragraph" w:styleId="835">
+  <w:style w:type="paragraph" w:styleId="853">
     <w:name w:val="endnote text"/>
-    <w:basedOn w:val="816"/>
-    <w:link w:val="1003"/>
+    <w:basedOn w:val="834"/>
+    <w:link w:val="1021"/>
     <w:uiPriority w:val="99"/>
     <w:semiHidden/>
     <w:unhideWhenUsed/>
@@ -13353,10 +13237,10 @@
       <w:szCs w:val="20"/>
     </w:rPr>
   </w:style>
-  <w:style w:type="paragraph" w:styleId="836">
+  <w:style w:type="paragraph" w:styleId="854">
     <w:name w:val="Caption"/>
-    <w:basedOn w:val="816"/>
-    <w:next w:val="816"/>
+    <w:basedOn w:val="834"/>
+    <w:next w:val="834"/>
     <w:uiPriority w:val="35"/>
     <w:unhideWhenUsed/>
     <w:qFormat/>
@@ -13378,10 +13262,10 @@
       </w14:textFill>
     </w:rPr>
   </w:style>
-  <w:style w:type="paragraph" w:styleId="837">
+  <w:style w:type="paragraph" w:styleId="855">
     <w:name w:val="footnote text"/>
-    <w:basedOn w:val="816"/>
-    <w:link w:val="1002"/>
+    <w:basedOn w:val="834"/>
+    <w:link w:val="1020"/>
     <w:uiPriority w:val="99"/>
     <w:semiHidden/>
     <w:unhideWhenUsed/>
@@ -13395,10 +13279,10 @@
       <w:szCs w:val="20"/>
     </w:rPr>
   </w:style>
-  <w:style w:type="paragraph" w:styleId="838">
+  <w:style w:type="paragraph" w:styleId="856">
     <w:name w:val="toc 8"/>
-    <w:basedOn w:val="816"/>
-    <w:next w:val="816"/>
+    <w:basedOn w:val="834"/>
+    <w:next w:val="834"/>
     <w:uiPriority w:val="39"/>
     <w:unhideWhenUsed/>
     <w:pPr>
@@ -13407,10 +13291,10 @@
       <w:ind w:left="1540"/>
     </w:pPr>
   </w:style>
-  <w:style w:type="paragraph" w:styleId="839">
+  <w:style w:type="paragraph" w:styleId="857">
     <w:name w:val="Header"/>
-    <w:basedOn w:val="816"/>
-    <w:link w:val="1011"/>
+    <w:basedOn w:val="834"/>
+    <w:link w:val="1029"/>
     <w:uiPriority w:val="99"/>
     <w:unhideWhenUsed/>
     <w:qFormat/>
@@ -13424,10 +13308,10 @@
       <w:ind/>
     </w:pPr>
   </w:style>
-  <w:style w:type="paragraph" w:styleId="840">
+  <w:style w:type="paragraph" w:styleId="858">
     <w:name w:val="toc 9"/>
-    <w:basedOn w:val="816"/>
-    <w:next w:val="816"/>
+    <w:basedOn w:val="834"/>
+    <w:next w:val="834"/>
     <w:uiPriority w:val="39"/>
     <w:unhideWhenUsed/>
     <w:pPr>
@@ -13436,10 +13320,10 @@
       <w:ind w:left="1760"/>
     </w:pPr>
   </w:style>
-  <w:style w:type="paragraph" w:styleId="841">
+  <w:style w:type="paragraph" w:styleId="859">
     <w:name w:val="toc 7"/>
-    <w:basedOn w:val="816"/>
-    <w:next w:val="816"/>
+    <w:basedOn w:val="834"/>
+    <w:next w:val="834"/>
     <w:uiPriority w:val="39"/>
     <w:unhideWhenUsed/>
     <w:pPr>
@@ -13448,9 +13332,9 @@
       <w:ind w:left="1320"/>
     </w:pPr>
   </w:style>
-  <w:style w:type="paragraph" w:styleId="842">
+  <w:style w:type="paragraph" w:styleId="860">
     <w:name w:val="Body Text"/>
-    <w:basedOn w:val="816"/>
+    <w:basedOn w:val="834"/>
     <w:uiPriority w:val="1"/>
     <w:qFormat/>
     <w:pPr>
@@ -13463,10 +13347,10 @@
       <w:szCs w:val="28"/>
     </w:rPr>
   </w:style>
-  <w:style w:type="paragraph" w:styleId="843">
+  <w:style w:type="paragraph" w:styleId="861">
     <w:name w:val="toc 1"/>
-    <w:basedOn w:val="816"/>
-    <w:next w:val="816"/>
+    <w:basedOn w:val="834"/>
+    <w:next w:val="834"/>
     <w:uiPriority w:val="39"/>
     <w:unhideWhenUsed/>
     <w:pPr>
@@ -13475,10 +13359,10 @@
       <w:ind/>
     </w:pPr>
   </w:style>
-  <w:style w:type="paragraph" w:styleId="844">
+  <w:style w:type="paragraph" w:styleId="862">
     <w:name w:val="toc 6"/>
-    <w:basedOn w:val="816"/>
-    <w:next w:val="816"/>
+    <w:basedOn w:val="834"/>
+    <w:next w:val="834"/>
     <w:uiPriority w:val="39"/>
     <w:unhideWhenUsed/>
     <w:pPr>
@@ -13487,10 +13371,10 @@
       <w:ind w:left="1100"/>
     </w:pPr>
   </w:style>
-  <w:style w:type="paragraph" w:styleId="845">
+  <w:style w:type="paragraph" w:styleId="863">
     <w:name w:val="table of figures"/>
-    <w:basedOn w:val="816"/>
-    <w:next w:val="816"/>
+    <w:basedOn w:val="834"/>
+    <w:next w:val="834"/>
     <w:uiPriority w:val="99"/>
     <w:unhideWhenUsed/>
     <w:pPr>
@@ -13499,10 +13383,10 @@
       <w:ind/>
     </w:pPr>
   </w:style>
-  <w:style w:type="paragraph" w:styleId="846">
+  <w:style w:type="paragraph" w:styleId="864">
     <w:name w:val="toc 3"/>
-    <w:basedOn w:val="816"/>
-    <w:next w:val="816"/>
+    <w:basedOn w:val="834"/>
+    <w:next w:val="834"/>
     <w:uiPriority w:val="39"/>
     <w:unhideWhenUsed/>
     <w:pPr>
@@ -13511,10 +13395,10 @@
       <w:ind w:left="440"/>
     </w:pPr>
   </w:style>
-  <w:style w:type="paragraph" w:styleId="847">
+  <w:style w:type="paragraph" w:styleId="865">
     <w:name w:val="toc 2"/>
-    <w:basedOn w:val="816"/>
-    <w:next w:val="816"/>
+    <w:basedOn w:val="834"/>
+    <w:next w:val="834"/>
     <w:uiPriority w:val="39"/>
     <w:unhideWhenUsed/>
     <w:pPr>
@@ -13523,10 +13407,10 @@
       <w:ind w:left="220"/>
     </w:pPr>
   </w:style>
-  <w:style w:type="paragraph" w:styleId="848">
+  <w:style w:type="paragraph" w:styleId="866">
     <w:name w:val="toc 4"/>
-    <w:basedOn w:val="816"/>
-    <w:next w:val="816"/>
+    <w:basedOn w:val="834"/>
+    <w:next w:val="834"/>
     <w:uiPriority w:val="39"/>
     <w:unhideWhenUsed/>
     <w:pPr>
@@ -13535,10 +13419,10 @@
       <w:ind w:left="660"/>
     </w:pPr>
   </w:style>
-  <w:style w:type="paragraph" w:styleId="849">
+  <w:style w:type="paragraph" w:styleId="867">
     <w:name w:val="toc 5"/>
-    <w:basedOn w:val="816"/>
-    <w:next w:val="816"/>
+    <w:basedOn w:val="834"/>
+    <w:next w:val="834"/>
     <w:uiPriority w:val="39"/>
     <w:unhideWhenUsed/>
     <w:pPr>
@@ -13547,9 +13431,9 @@
       <w:ind w:left="880"/>
     </w:pPr>
   </w:style>
-  <w:style w:type="paragraph" w:styleId="850">
+  <w:style w:type="paragraph" w:styleId="868">
     <w:name w:val="Title"/>
-    <w:basedOn w:val="816"/>
+    <w:basedOn w:val="834"/>
     <w:uiPriority w:val="1"/>
     <w:qFormat/>
     <w:pPr>
@@ -13565,10 +13449,10 @@
       <w:szCs w:val="32"/>
     </w:rPr>
   </w:style>
-  <w:style w:type="paragraph" w:styleId="851">
+  <w:style w:type="paragraph" w:styleId="869">
     <w:name w:val="Footer"/>
-    <w:basedOn w:val="816"/>
-    <w:link w:val="1012"/>
+    <w:basedOn w:val="834"/>
+    <w:link w:val="1030"/>
     <w:uiPriority w:val="99"/>
     <w:unhideWhenUsed/>
     <w:qFormat/>
@@ -13582,9 +13466,9 @@
       <w:ind/>
     </w:pPr>
   </w:style>
-  <w:style w:type="paragraph" w:styleId="852">
+  <w:style w:type="paragraph" w:styleId="870">
     <w:name w:val="Normal (Web)"/>
-    <w:basedOn w:val="816"/>
+    <w:basedOn w:val="834"/>
     <w:uiPriority w:val="99"/>
     <w:semiHidden/>
     <w:unhideWhenUsed/>
@@ -13598,11 +13482,11 @@
       <w:szCs w:val="24"/>
     </w:rPr>
   </w:style>
-  <w:style w:type="paragraph" w:styleId="853">
+  <w:style w:type="paragraph" w:styleId="871">
     <w:name w:val="Subtitle"/>
-    <w:basedOn w:val="816"/>
-    <w:next w:val="816"/>
-    <w:link w:val="990"/>
+    <w:basedOn w:val="834"/>
+    <w:next w:val="834"/>
+    <w:link w:val="1008"/>
     <w:uiPriority w:val="11"/>
     <w:qFormat/>
     <w:pPr>
@@ -13625,9 +13509,9 @@
       </w14:textFill>
     </w:rPr>
   </w:style>
-  <w:style w:type="table" w:styleId="854">
+  <w:style w:type="table" w:styleId="872">
     <w:name w:val="Table Grid"/>
-    <w:basedOn w:val="827"/>
+    <w:basedOn w:val="845"/>
     <w:uiPriority w:val="39"/>
     <w:qFormat/>
     <w:pPr>
@@ -13818,9 +13702,9 @@
       </w:tcPr>
     </w:tblStylePr>
   </w:style>
-  <w:style w:type="table" w:styleId="855" w:customStyle="1">
+  <w:style w:type="table" w:styleId="873" w:customStyle="1">
     <w:name w:val="Table Grid Light"/>
-    <w:basedOn w:val="827"/>
+    <w:basedOn w:val="845"/>
     <w:uiPriority w:val="59"/>
     <w:qFormat/>
     <w:pPr>
@@ -14017,9 +13901,9 @@
       </w:tcPr>
     </w:tblStylePr>
   </w:style>
-  <w:style w:type="table" w:styleId="856" w:customStyle="1">
+  <w:style w:type="table" w:styleId="874" w:customStyle="1">
     <w:name w:val="Plain Table 1"/>
-    <w:basedOn w:val="827"/>
+    <w:basedOn w:val="845"/>
     <w:uiPriority w:val="59"/>
     <w:qFormat/>
     <w:pPr>
@@ -14242,9 +14126,9 @@
       </w:tcPr>
     </w:tblStylePr>
   </w:style>
-  <w:style w:type="table" w:styleId="857" w:customStyle="1">
+  <w:style w:type="table" w:styleId="875" w:customStyle="1">
     <w:name w:val="Plain Table 2"/>
-    <w:basedOn w:val="827"/>
+    <w:basedOn w:val="845"/>
     <w:uiPriority w:val="59"/>
     <w:qFormat/>
     <w:pPr>
@@ -14475,9 +14359,9 @@
       </w:tcPr>
     </w:tblStylePr>
   </w:style>
-  <w:style w:type="table" w:styleId="858" w:customStyle="1">
+  <w:style w:type="table" w:styleId="876" w:customStyle="1">
     <w:name w:val="Plain Table 3"/>
-    <w:basedOn w:val="827"/>
+    <w:basedOn w:val="845"/>
     <w:uiPriority w:val="99"/>
     <w:qFormat/>
     <w:pPr>
@@ -14703,9 +14587,9 @@
       </w:tcPr>
     </w:tblStylePr>
   </w:style>
-  <w:style w:type="table" w:styleId="859" w:customStyle="1">
+  <w:style w:type="table" w:styleId="877" w:customStyle="1">
     <w:name w:val="Plain Table 4"/>
-    <w:basedOn w:val="827"/>
+    <w:basedOn w:val="845"/>
     <w:uiPriority w:val="99"/>
     <w:qFormat/>
     <w:pPr>
@@ -14917,9 +14801,9 @@
       </w:tcPr>
     </w:tblStylePr>
   </w:style>
-  <w:style w:type="table" w:styleId="860" w:customStyle="1">
+  <w:style w:type="table" w:styleId="878" w:customStyle="1">
     <w:name w:val="Plain Table 5"/>
-    <w:basedOn w:val="827"/>
+    <w:basedOn w:val="845"/>
     <w:uiPriority w:val="99"/>
     <w:qFormat/>
     <w:pPr>
@@ -15148,9 +15032,9 @@
       </w:tcPr>
     </w:tblStylePr>
   </w:style>
-  <w:style w:type="table" w:styleId="861" w:customStyle="1">
+  <w:style w:type="table" w:styleId="879" w:customStyle="1">
     <w:name w:val="Grid Table 1 Light"/>
-    <w:basedOn w:val="827"/>
+    <w:basedOn w:val="845"/>
     <w:uiPriority w:val="99"/>
     <w:pPr>
       <w:pBdr/>
@@ -15368,9 +15252,9 @@
       </w:tcPr>
     </w:tblStylePr>
   </w:style>
-  <w:style w:type="table" w:styleId="862" w:customStyle="1">
+  <w:style w:type="table" w:styleId="880" w:customStyle="1">
     <w:name w:val="Grid Table 1 Light - Accent 1"/>
-    <w:basedOn w:val="827"/>
+    <w:basedOn w:val="845"/>
     <w:uiPriority w:val="99"/>
     <w:pPr>
       <w:pBdr/>
@@ -15588,9 +15472,9 @@
       </w:tcPr>
     </w:tblStylePr>
   </w:style>
-  <w:style w:type="table" w:styleId="863" w:customStyle="1">
+  <w:style w:type="table" w:styleId="881" w:customStyle="1">
     <w:name w:val="Grid Table 1 Light - Accent 2"/>
-    <w:basedOn w:val="827"/>
+    <w:basedOn w:val="845"/>
     <w:uiPriority w:val="99"/>
     <w:pPr>
       <w:pBdr/>
@@ -15808,9 +15692,9 @@
       </w:tcPr>
     </w:tblStylePr>
   </w:style>
-  <w:style w:type="table" w:styleId="864" w:customStyle="1">
+  <w:style w:type="table" w:styleId="882" w:customStyle="1">
     <w:name w:val="Grid Table 1 Light - Accent 3"/>
-    <w:basedOn w:val="827"/>
+    <w:basedOn w:val="845"/>
     <w:uiPriority w:val="99"/>
     <w:pPr>
       <w:pBdr/>
@@ -16028,9 +15912,9 @@
       </w:tcPr>
     </w:tblStylePr>
   </w:style>
-  <w:style w:type="table" w:styleId="865" w:customStyle="1">
+  <w:style w:type="table" w:styleId="883" w:customStyle="1">
     <w:name w:val="Grid Table 1 Light - Accent 4"/>
-    <w:basedOn w:val="827"/>
+    <w:basedOn w:val="845"/>
     <w:uiPriority w:val="99"/>
     <w:pPr>
       <w:pBdr/>
@@ -16248,9 +16132,9 @@
       </w:tcPr>
     </w:tblStylePr>
   </w:style>
-  <w:style w:type="table" w:styleId="866" w:customStyle="1">
+  <w:style w:type="table" w:styleId="884" w:customStyle="1">
     <w:name w:val="Grid Table 1 Light - Accent 5"/>
-    <w:basedOn w:val="827"/>
+    <w:basedOn w:val="845"/>
     <w:uiPriority w:val="99"/>
     <w:pPr>
       <w:pBdr/>
@@ -16468,9 +16352,9 @@
       </w:tcPr>
     </w:tblStylePr>
   </w:style>
-  <w:style w:type="table" w:styleId="867" w:customStyle="1">
+  <w:style w:type="table" w:styleId="885" w:customStyle="1">
     <w:name w:val="Grid Table 1 Light - Accent 6"/>
-    <w:basedOn w:val="827"/>
+    <w:basedOn w:val="845"/>
     <w:uiPriority w:val="99"/>
     <w:pPr>
       <w:pBdr/>
@@ -16688,9 +16572,9 @@
       </w:tcPr>
     </w:tblStylePr>
   </w:style>
-  <w:style w:type="table" w:styleId="868" w:customStyle="1">
+  <w:style w:type="table" w:styleId="886" w:customStyle="1">
     <w:name w:val="Grid Table 2"/>
-    <w:basedOn w:val="827"/>
+    <w:basedOn w:val="845"/>
     <w:uiPriority w:val="99"/>
     <w:pPr>
       <w:pBdr/>
@@ -16917,9 +16801,9 @@
       </w:tcPr>
     </w:tblStylePr>
   </w:style>
-  <w:style w:type="table" w:styleId="869" w:customStyle="1">
+  <w:style w:type="table" w:styleId="887" w:customStyle="1">
     <w:name w:val="Grid Table 2 - Accent 1"/>
-    <w:basedOn w:val="827"/>
+    <w:basedOn w:val="845"/>
     <w:uiPriority w:val="99"/>
     <w:pPr>
       <w:pBdr/>
@@ -17146,9 +17030,9 @@
       </w:tcPr>
     </w:tblStylePr>
   </w:style>
-  <w:style w:type="table" w:styleId="870" w:customStyle="1">
+  <w:style w:type="table" w:styleId="888" w:customStyle="1">
     <w:name w:val="Grid Table 2 - Accent 2"/>
-    <w:basedOn w:val="827"/>
+    <w:basedOn w:val="845"/>
     <w:uiPriority w:val="99"/>
     <w:pPr>
       <w:pBdr/>
@@ -17375,9 +17259,9 @@
       </w:tcPr>
     </w:tblStylePr>
   </w:style>
-  <w:style w:type="table" w:styleId="871" w:customStyle="1">
+  <w:style w:type="table" w:styleId="889" w:customStyle="1">
     <w:name w:val="Grid Table 2 - Accent 3"/>
-    <w:basedOn w:val="827"/>
+    <w:basedOn w:val="845"/>
     <w:uiPriority w:val="99"/>
     <w:pPr>
       <w:pBdr/>
@@ -17604,9 +17488,9 @@
       </w:tcPr>
     </w:tblStylePr>
   </w:style>
-  <w:style w:type="table" w:styleId="872" w:customStyle="1">
+  <w:style w:type="table" w:styleId="890" w:customStyle="1">
     <w:name w:val="Grid Table 2 - Accent 4"/>
-    <w:basedOn w:val="827"/>
+    <w:basedOn w:val="845"/>
     <w:uiPriority w:val="99"/>
     <w:pPr>
       <w:pBdr/>
@@ -17833,9 +17717,9 @@
       </w:tcPr>
     </w:tblStylePr>
   </w:style>
-  <w:style w:type="table" w:styleId="873" w:customStyle="1">
+  <w:style w:type="table" w:styleId="891" w:customStyle="1">
     <w:name w:val="Grid Table 2 - Accent 5"/>
-    <w:basedOn w:val="827"/>
+    <w:basedOn w:val="845"/>
     <w:uiPriority w:val="99"/>
     <w:pPr>
       <w:pBdr/>
@@ -18062,9 +17946,9 @@
       </w:tcPr>
     </w:tblStylePr>
   </w:style>
-  <w:style w:type="table" w:styleId="874" w:customStyle="1">
+  <w:style w:type="table" w:styleId="892" w:customStyle="1">
     <w:name w:val="Grid Table 2 - Accent 6"/>
-    <w:basedOn w:val="827"/>
+    <w:basedOn w:val="845"/>
     <w:uiPriority w:val="99"/>
     <w:pPr>
       <w:pBdr/>
@@ -18291,9 +18175,9 @@
       </w:tcPr>
     </w:tblStylePr>
   </w:style>
-  <w:style w:type="table" w:styleId="875" w:customStyle="1">
+  <w:style w:type="table" w:styleId="893" w:customStyle="1">
     <w:name w:val="Grid Table 3"/>
-    <w:basedOn w:val="827"/>
+    <w:basedOn w:val="845"/>
     <w:uiPriority w:val="99"/>
     <w:pPr>
       <w:pBdr/>
@@ -18533,9 +18417,9 @@
       </w:tcPr>
     </w:tblStylePr>
   </w:style>
-  <w:style w:type="table" w:styleId="876" w:customStyle="1">
+  <w:style w:type="table" w:styleId="894" w:customStyle="1">
     <w:name w:val="Grid Table 3 - Accent 1"/>
-    <w:basedOn w:val="827"/>
+    <w:basedOn w:val="845"/>
     <w:uiPriority w:val="99"/>
     <w:pPr>
       <w:pBdr/>
@@ -18775,9 +18659,9 @@
       </w:tcPr>
     </w:tblStylePr>
   </w:style>
-  <w:style w:type="table" w:styleId="877" w:customStyle="1">
+  <w:style w:type="table" w:styleId="895" w:customStyle="1">
     <w:name w:val="Grid Table 3 - Accent 2"/>
-    <w:basedOn w:val="827"/>
+    <w:basedOn w:val="845"/>
     <w:uiPriority w:val="99"/>
     <w:pPr>
       <w:pBdr/>
@@ -19017,9 +18901,9 @@
       </w:tcPr>
     </w:tblStylePr>
   </w:style>
-  <w:style w:type="table" w:styleId="878" w:customStyle="1">
+  <w:style w:type="table" w:styleId="896" w:customStyle="1">
     <w:name w:val="Grid Table 3 - Accent 3"/>
-    <w:basedOn w:val="827"/>
+    <w:basedOn w:val="845"/>
     <w:uiPriority w:val="99"/>
     <w:pPr>
       <w:pBdr/>
@@ -19259,9 +19143,9 @@
       </w:tcPr>
     </w:tblStylePr>
   </w:style>
-  <w:style w:type="table" w:styleId="879" w:customStyle="1">
+  <w:style w:type="table" w:styleId="897" w:customStyle="1">
     <w:name w:val="Grid Table 3 - Accent 4"/>
-    <w:basedOn w:val="827"/>
+    <w:basedOn w:val="845"/>
     <w:uiPriority w:val="99"/>
     <w:pPr>
       <w:pBdr/>
@@ -19501,9 +19385,9 @@
       </w:tcPr>
     </w:tblStylePr>
   </w:style>
-  <w:style w:type="table" w:styleId="880" w:customStyle="1">
+  <w:style w:type="table" w:styleId="898" w:customStyle="1">
     <w:name w:val="Grid Table 3 - Accent 5"/>
-    <w:basedOn w:val="827"/>
+    <w:basedOn w:val="845"/>
     <w:uiPriority w:val="99"/>
     <w:pPr>
       <w:pBdr/>
@@ -19743,9 +19627,9 @@
       </w:tcPr>
     </w:tblStylePr>
   </w:style>
-  <w:style w:type="table" w:styleId="881" w:customStyle="1">
+  <w:style w:type="table" w:styleId="899" w:customStyle="1">
     <w:name w:val="Grid Table 3 - Accent 6"/>
-    <w:basedOn w:val="827"/>
+    <w:basedOn w:val="845"/>
     <w:uiPriority w:val="99"/>
     <w:pPr>
       <w:pBdr/>
@@ -19985,9 +19869,9 @@
       </w:tcPr>
     </w:tblStylePr>
   </w:style>
-  <w:style w:type="table" w:styleId="882" w:customStyle="1">
+  <w:style w:type="table" w:styleId="900" w:customStyle="1">
     <w:name w:val="Grid Table 4"/>
-    <w:basedOn w:val="827"/>
+    <w:basedOn w:val="845"/>
     <w:uiPriority w:val="59"/>
     <w:pPr>
       <w:pBdr/>
@@ -20215,9 +20099,9 @@
       </w:tcPr>
     </w:tblStylePr>
   </w:style>
-  <w:style w:type="table" w:styleId="883" w:customStyle="1">
+  <w:style w:type="table" w:styleId="901" w:customStyle="1">
     <w:name w:val="Grid Table 4 - Accent 1"/>
-    <w:basedOn w:val="827"/>
+    <w:basedOn w:val="845"/>
     <w:uiPriority w:val="59"/>
     <w:pPr>
       <w:pBdr/>
@@ -20445,9 +20329,9 @@
       </w:tcPr>
     </w:tblStylePr>
   </w:style>
-  <w:style w:type="table" w:styleId="884" w:customStyle="1">
+  <w:style w:type="table" w:styleId="902" w:customStyle="1">
     <w:name w:val="Grid Table 4 - Accent 2"/>
-    <w:basedOn w:val="827"/>
+    <w:basedOn w:val="845"/>
     <w:uiPriority w:val="59"/>
     <w:pPr>
       <w:pBdr/>
@@ -20675,9 +20559,9 @@
       </w:tcPr>
     </w:tblStylePr>
   </w:style>
-  <w:style w:type="table" w:styleId="885" w:customStyle="1">
+  <w:style w:type="table" w:styleId="903" w:customStyle="1">
     <w:name w:val="Grid Table 4 - Accent 3"/>
-    <w:basedOn w:val="827"/>
+    <w:basedOn w:val="845"/>
     <w:uiPriority w:val="59"/>
     <w:pPr>
       <w:pBdr/>
@@ -20905,9 +20789,9 @@
       </w:tcPr>
     </w:tblStylePr>
   </w:style>
-  <w:style w:type="table" w:styleId="886" w:customStyle="1">
+  <w:style w:type="table" w:styleId="904" w:customStyle="1">
     <w:name w:val="Grid Table 4 - Accent 4"/>
-    <w:basedOn w:val="827"/>
+    <w:basedOn w:val="845"/>
     <w:uiPriority w:val="59"/>
     <w:pPr>
       <w:pBdr/>
@@ -21135,9 +21019,9 @@
       </w:tcPr>
     </w:tblStylePr>
   </w:style>
-  <w:style w:type="table" w:styleId="887" w:customStyle="1">
+  <w:style w:type="table" w:styleId="905" w:customStyle="1">
     <w:name w:val="Grid Table 4 - Accent 5"/>
-    <w:basedOn w:val="827"/>
+    <w:basedOn w:val="845"/>
     <w:uiPriority w:val="59"/>
     <w:pPr>
       <w:pBdr/>
@@ -21365,9 +21249,9 @@
       </w:tcPr>
     </w:tblStylePr>
   </w:style>
-  <w:style w:type="table" w:styleId="888" w:customStyle="1">
+  <w:style w:type="table" w:styleId="906" w:customStyle="1">
     <w:name w:val="Grid Table 4 - Accent 6"/>
-    <w:basedOn w:val="827"/>
+    <w:basedOn w:val="845"/>
     <w:uiPriority w:val="59"/>
     <w:pPr>
       <w:pBdr/>
@@ -21595,9 +21479,9 @@
       </w:tcPr>
     </w:tblStylePr>
   </w:style>
-  <w:style w:type="table" w:styleId="889" w:customStyle="1">
+  <w:style w:type="table" w:styleId="907" w:customStyle="1">
     <w:name w:val="Grid Table 5 Dark"/>
-    <w:basedOn w:val="827"/>
+    <w:basedOn w:val="845"/>
     <w:uiPriority w:val="99"/>
     <w:pPr>
       <w:pBdr/>
@@ -21819,9 +21703,9 @@
       </w:tcPr>
     </w:tblStylePr>
   </w:style>
-  <w:style w:type="table" w:styleId="890" w:customStyle="1">
+  <w:style w:type="table" w:styleId="908" w:customStyle="1">
     <w:name w:val="Grid Table 5 Dark- Accent 1"/>
-    <w:basedOn w:val="827"/>
+    <w:basedOn w:val="845"/>
     <w:uiPriority w:val="99"/>
     <w:pPr>
       <w:pBdr/>
@@ -22043,9 +21927,9 @@
       </w:tcPr>
     </w:tblStylePr>
   </w:style>
-  <w:style w:type="table" w:styleId="891" w:customStyle="1">
+  <w:style w:type="table" w:styleId="909" w:customStyle="1">
     <w:name w:val="Grid Table 5 Dark - Accent 2"/>
-    <w:basedOn w:val="827"/>
+    <w:basedOn w:val="845"/>
     <w:uiPriority w:val="99"/>
     <w:pPr>
       <w:pBdr/>
@@ -22267,9 +22151,9 @@
       </w:tcPr>
     </w:tblStylePr>
   </w:style>
-  <w:style w:type="table" w:styleId="892" w:customStyle="1">
+  <w:style w:type="table" w:styleId="910" w:customStyle="1">
     <w:name w:val="Grid Table 5 Dark - Accent 3"/>
-    <w:basedOn w:val="827"/>
+    <w:basedOn w:val="845"/>
     <w:uiPriority w:val="99"/>
     <w:pPr>
       <w:pBdr/>
@@ -22491,9 +22375,9 @@
       </w:tcPr>
     </w:tblStylePr>
   </w:style>
-  <w:style w:type="table" w:styleId="893" w:customStyle="1">
+  <w:style w:type="table" w:styleId="911" w:customStyle="1">
     <w:name w:val="Grid Table 5 Dark- Accent 4"/>
-    <w:basedOn w:val="827"/>
+    <w:basedOn w:val="845"/>
     <w:uiPriority w:val="99"/>
     <w:pPr>
       <w:pBdr/>
@@ -22715,9 +22599,9 @@
       </w:tcPr>
     </w:tblStylePr>
   </w:style>
-  <w:style w:type="table" w:styleId="894" w:customStyle="1">
+  <w:style w:type="table" w:styleId="912" w:customStyle="1">
     <w:name w:val="Grid Table 5 Dark - Accent 5"/>
-    <w:basedOn w:val="827"/>
+    <w:basedOn w:val="845"/>
     <w:uiPriority w:val="99"/>
     <w:pPr>
       <w:pBdr/>
@@ -22939,9 +22823,9 @@
       </w:tcPr>
     </w:tblStylePr>
   </w:style>
-  <w:style w:type="table" w:styleId="895" w:customStyle="1">
+  <w:style w:type="table" w:styleId="913" w:customStyle="1">
     <w:name w:val="Grid Table 5 Dark - Accent 6"/>
-    <w:basedOn w:val="827"/>
+    <w:basedOn w:val="845"/>
     <w:uiPriority w:val="99"/>
     <w:pPr>
       <w:pBdr/>
@@ -23163,9 +23047,9 @@
       </w:tcPr>
     </w:tblStylePr>
   </w:style>
-  <w:style w:type="table" w:styleId="896" w:customStyle="1">
+  <w:style w:type="table" w:styleId="914" w:customStyle="1">
     <w:name w:val="Grid Table 6 Colorful"/>
-    <w:basedOn w:val="827"/>
+    <w:basedOn w:val="845"/>
     <w:uiPriority w:val="99"/>
     <w:pPr>
       <w:pBdr/>
@@ -23433,9 +23317,9 @@
       </w:tcPr>
     </w:tblStylePr>
   </w:style>
-  <w:style w:type="table" w:styleId="897" w:customStyle="1">
+  <w:style w:type="table" w:styleId="915" w:customStyle="1">
     <w:name w:val="Grid Table 6 Colorful - Accent 1"/>
-    <w:basedOn w:val="827"/>
+    <w:basedOn w:val="845"/>
     <w:uiPriority w:val="99"/>
     <w:pPr>
       <w:pBdr/>
@@ -23703,9 +23587,9 @@
       </w:tcPr>
     </w:tblStylePr>
   </w:style>
-  <w:style w:type="table" w:styleId="898" w:customStyle="1">
+  <w:style w:type="table" w:styleId="916" w:customStyle="1">
     <w:name w:val="Grid Table 6 Colorful - Accent 2"/>
-    <w:basedOn w:val="827"/>
+    <w:basedOn w:val="845"/>
     <w:uiPriority w:val="99"/>
     <w:pPr>
       <w:pBdr/>
@@ -23973,9 +23857,9 @@
       </w:tcPr>
     </w:tblStylePr>
   </w:style>
-  <w:style w:type="table" w:styleId="899" w:customStyle="1">
+  <w:style w:type="table" w:styleId="917" w:customStyle="1">
     <w:name w:val="Grid Table 6 Colorful - Accent 3"/>
-    <w:basedOn w:val="827"/>
+    <w:basedOn w:val="845"/>
     <w:uiPriority w:val="99"/>
     <w:pPr>
       <w:pBdr/>
@@ -24243,9 +24127,9 @@
       </w:tcPr>
     </w:tblStylePr>
   </w:style>
-  <w:style w:type="table" w:styleId="900" w:customStyle="1">
+  <w:style w:type="table" w:styleId="918" w:customStyle="1">
     <w:name w:val="Grid Table 6 Colorful - Accent 4"/>
-    <w:basedOn w:val="827"/>
+    <w:basedOn w:val="845"/>
     <w:uiPriority w:val="99"/>
     <w:pPr>
       <w:pBdr/>
@@ -24513,9 +24397,9 @@
       </w:tcPr>
     </w:tblStylePr>
   </w:style>
-  <w:style w:type="table" w:styleId="901" w:customStyle="1">
+  <w:style w:type="table" w:styleId="919" w:customStyle="1">
     <w:name w:val="Grid Table 6 Colorful - Accent 5"/>
-    <w:basedOn w:val="827"/>
+    <w:basedOn w:val="845"/>
     <w:uiPriority w:val="99"/>
     <w:pPr>
       <w:pBdr/>
@@ -24735,9 +24619,9 @@
       </w:tcPr>
     </w:tblStylePr>
   </w:style>
-  <w:style w:type="table" w:styleId="902" w:customStyle="1">
+  <w:style w:type="table" w:styleId="920" w:customStyle="1">
     <w:name w:val="Grid Table 6 Colorful - Accent 6"/>
-    <w:basedOn w:val="827"/>
+    <w:basedOn w:val="845"/>
     <w:uiPriority w:val="99"/>
     <w:pPr>
       <w:pBdr/>
@@ -24957,9 +24841,9 @@
       </w:tcPr>
     </w:tblStylePr>
   </w:style>
-  <w:style w:type="table" w:styleId="903" w:customStyle="1">
+  <w:style w:type="table" w:styleId="921" w:customStyle="1">
     <w:name w:val="Grid Table 7 Colorful"/>
-    <w:basedOn w:val="827"/>
+    <w:basedOn w:val="845"/>
     <w:uiPriority w:val="99"/>
     <w:pPr>
       <w:pBdr/>
@@ -25256,9 +25140,9 @@
       </w:tcPr>
     </w:tblStylePr>
   </w:style>
-  <w:style w:type="table" w:styleId="904" w:customStyle="1">
+  <w:style w:type="table" w:styleId="922" w:customStyle="1">
     <w:name w:val="Grid Table 7 Colorful - Accent 1"/>
-    <w:basedOn w:val="827"/>
+    <w:basedOn w:val="845"/>
     <w:uiPriority w:val="99"/>
     <w:pPr>
       <w:pBdr/>
@@ -25555,9 +25439,9 @@
       </w:tcPr>
     </w:tblStylePr>
   </w:style>
-  <w:style w:type="table" w:styleId="905" w:customStyle="1">
+  <w:style w:type="table" w:styleId="923" w:customStyle="1">
     <w:name w:val="Grid Table 7 Colorful - Accent 2"/>
-    <w:basedOn w:val="827"/>
+    <w:basedOn w:val="845"/>
     <w:uiPriority w:val="99"/>
     <w:pPr>
       <w:pBdr/>
@@ -25854,9 +25738,9 @@
       </w:tcPr>
     </w:tblStylePr>
   </w:style>
-  <w:style w:type="table" w:styleId="906" w:customStyle="1">
+  <w:style w:type="table" w:styleId="924" w:customStyle="1">
     <w:name w:val="Grid Table 7 Colorful - Accent 3"/>
-    <w:basedOn w:val="827"/>
+    <w:basedOn w:val="845"/>
     <w:uiPriority w:val="99"/>
     <w:pPr>
       <w:pBdr/>
@@ -26153,9 +26037,9 @@
       </w:tcPr>
     </w:tblStylePr>
   </w:style>
-  <w:style w:type="table" w:styleId="907" w:customStyle="1">
+  <w:style w:type="table" w:styleId="925" w:customStyle="1">
     <w:name w:val="Grid Table 7 Colorful - Accent 4"/>
-    <w:basedOn w:val="827"/>
+    <w:basedOn w:val="845"/>
     <w:uiPriority w:val="99"/>
     <w:pPr>
       <w:pBdr/>
@@ -26452,9 +26336,9 @@
       </w:tcPr>
     </w:tblStylePr>
   </w:style>
-  <w:style w:type="table" w:styleId="908" w:customStyle="1">
+  <w:style w:type="table" w:styleId="926" w:customStyle="1">
     <w:name w:val="Grid Table 7 Colorful - Accent 5"/>
-    <w:basedOn w:val="827"/>
+    <w:basedOn w:val="845"/>
     <w:uiPriority w:val="99"/>
     <w:pPr>
       <w:pBdr/>
@@ -26703,9 +26587,9 @@
       </w:tcPr>
     </w:tblStylePr>
   </w:style>
-  <w:style w:type="table" w:styleId="909" w:customStyle="1">
+  <w:style w:type="table" w:styleId="927" w:customStyle="1">
     <w:name w:val="Grid Table 7 Colorful - Accent 6"/>
-    <w:basedOn w:val="827"/>
+    <w:basedOn w:val="845"/>
     <w:uiPriority w:val="99"/>
     <w:pPr>
       <w:pBdr/>
@@ -26954,9 +26838,9 @@
       </w:tcPr>
     </w:tblStylePr>
   </w:style>
-  <w:style w:type="table" w:styleId="910" w:customStyle="1">
+  <w:style w:type="table" w:styleId="928" w:customStyle="1">
     <w:name w:val="List Table 1 Light"/>
-    <w:basedOn w:val="827"/>
+    <w:basedOn w:val="845"/>
     <w:uiPriority w:val="99"/>
     <w:pPr>
       <w:pBdr/>
@@ -27167,9 +27051,9 @@
       </w:tcPr>
     </w:tblStylePr>
   </w:style>
-  <w:style w:type="table" w:styleId="911" w:customStyle="1">
+  <w:style w:type="table" w:styleId="929" w:customStyle="1">
     <w:name w:val="List Table 1 Light - Accent 1"/>
-    <w:basedOn w:val="827"/>
+    <w:basedOn w:val="845"/>
     <w:uiPriority w:val="99"/>
     <w:pPr>
       <w:pBdr/>
@@ -27380,9 +27264,9 @@
       </w:tcPr>
     </w:tblStylePr>
   </w:style>
-  <w:style w:type="table" w:styleId="912" w:customStyle="1">
+  <w:style w:type="table" w:styleId="930" w:customStyle="1">
     <w:name w:val="List Table 1 Light - Accent 2"/>
-    <w:basedOn w:val="827"/>
+    <w:basedOn w:val="845"/>
     <w:uiPriority w:val="99"/>
     <w:pPr>
       <w:pBdr/>
@@ -27593,9 +27477,9 @@
       </w:tcPr>
     </w:tblStylePr>
   </w:style>
-  <w:style w:type="table" w:styleId="913" w:customStyle="1">
+  <w:style w:type="table" w:styleId="931" w:customStyle="1">
     <w:name w:val="List Table 1 Light - Accent 3"/>
-    <w:basedOn w:val="827"/>
+    <w:basedOn w:val="845"/>
     <w:uiPriority w:val="99"/>
     <w:pPr>
       <w:pBdr/>
@@ -27806,9 +27690,9 @@
       </w:tcPr>
     </w:tblStylePr>
   </w:style>
-  <w:style w:type="table" w:styleId="914" w:customStyle="1">
+  <w:style w:type="table" w:styleId="932" w:customStyle="1">
     <w:name w:val="List Table 1 Light - Accent 4"/>
-    <w:basedOn w:val="827"/>
+    <w:basedOn w:val="845"/>
     <w:uiPriority w:val="99"/>
     <w:pPr>
       <w:pBdr/>
@@ -28019,9 +27903,9 @@
       </w:tcPr>
     </w:tblStylePr>
   </w:style>
-  <w:style w:type="table" w:styleId="915" w:customStyle="1">
+  <w:style w:type="table" w:styleId="933" w:customStyle="1">
     <w:name w:val="List Table 1 Light - Accent 5"/>
-    <w:basedOn w:val="827"/>
+    <w:basedOn w:val="845"/>
     <w:uiPriority w:val="99"/>
     <w:pPr>
       <w:pBdr/>
@@ -28232,9 +28116,9 @@
       </w:tcPr>
     </w:tblStylePr>
   </w:style>
-  <w:style w:type="table" w:styleId="916" w:customStyle="1">
+  <w:style w:type="table" w:styleId="934" w:customStyle="1">
     <w:name w:val="List Table 1 Light - Accent 6"/>
-    <w:basedOn w:val="827"/>
+    <w:basedOn w:val="845"/>
     <w:uiPriority w:val="99"/>
     <w:pPr>
       <w:pBdr/>
@@ -28445,9 +28329,9 @@
       </w:tcPr>
     </w:tblStylePr>
   </w:style>
-  <w:style w:type="table" w:styleId="917" w:customStyle="1">
+  <w:style w:type="table" w:styleId="935" w:customStyle="1">
     <w:name w:val="List Table 2"/>
-    <w:basedOn w:val="827"/>
+    <w:basedOn w:val="845"/>
     <w:uiPriority w:val="99"/>
     <w:pPr>
       <w:pBdr/>
@@ -28680,9 +28564,9 @@
       </w:tcPr>
     </w:tblStylePr>
   </w:style>
-  <w:style w:type="table" w:styleId="918" w:customStyle="1">
+  <w:style w:type="table" w:styleId="936" w:customStyle="1">
     <w:name w:val="List Table 2 - Accent 1"/>
-    <w:basedOn w:val="827"/>
+    <w:basedOn w:val="845"/>
     <w:uiPriority w:val="99"/>
     <w:pPr>
       <w:pBdr/>
@@ -28915,9 +28799,9 @@
       </w:tcPr>
     </w:tblStylePr>
   </w:style>
-  <w:style w:type="table" w:styleId="919" w:customStyle="1">
+  <w:style w:type="table" w:styleId="937" w:customStyle="1">
     <w:name w:val="List Table 2 - Accent 2"/>
-    <w:basedOn w:val="827"/>
+    <w:basedOn w:val="845"/>
     <w:uiPriority w:val="99"/>
     <w:pPr>
       <w:pBdr/>
@@ -29150,9 +29034,9 @@
       </w:tcPr>
     </w:tblStylePr>
   </w:style>
-  <w:style w:type="table" w:styleId="920" w:customStyle="1">
+  <w:style w:type="table" w:styleId="938" w:customStyle="1">
     <w:name w:val="List Table 2 - Accent 3"/>
-    <w:basedOn w:val="827"/>
+    <w:basedOn w:val="845"/>
     <w:uiPriority w:val="99"/>
     <w:pPr>
       <w:pBdr/>
@@ -29385,9 +29269,9 @@
       </w:tcPr>
     </w:tblStylePr>
   </w:style>
-  <w:style w:type="table" w:styleId="921" w:customStyle="1">
+  <w:style w:type="table" w:styleId="939" w:customStyle="1">
     <w:name w:val="List Table 2 - Accent 4"/>
-    <w:basedOn w:val="827"/>
+    <w:basedOn w:val="845"/>
     <w:uiPriority w:val="99"/>
     <w:pPr>
       <w:pBdr/>
@@ -29620,9 +29504,9 @@
       </w:tcPr>
     </w:tblStylePr>
   </w:style>
-  <w:style w:type="table" w:styleId="922" w:customStyle="1">
+  <w:style w:type="table" w:styleId="940" w:customStyle="1">
     <w:name w:val="List Table 2 - Accent 5"/>
-    <w:basedOn w:val="827"/>
+    <w:basedOn w:val="845"/>
     <w:uiPriority w:val="99"/>
     <w:pPr>
       <w:pBdr/>
@@ -29855,9 +29739,9 @@
       </w:tcPr>
     </w:tblStylePr>
   </w:style>
-  <w:style w:type="table" w:styleId="923" w:customStyle="1">
+  <w:style w:type="table" w:styleId="941" w:customStyle="1">
     <w:name w:val="List Table 2 - Accent 6"/>
-    <w:basedOn w:val="827"/>
+    <w:basedOn w:val="845"/>
     <w:uiPriority w:val="99"/>
     <w:pPr>
       <w:pBdr/>
@@ -30090,9 +29974,9 @@
       </w:tcPr>
     </w:tblStylePr>
   </w:style>
-  <w:style w:type="table" w:styleId="924" w:customStyle="1">
+  <w:style w:type="table" w:styleId="942" w:customStyle="1">
     <w:name w:val="List Table 3"/>
-    <w:basedOn w:val="827"/>
+    <w:basedOn w:val="845"/>
     <w:uiPriority w:val="99"/>
     <w:pPr>
       <w:pBdr/>
@@ -30315,9 +30199,9 @@
       </w:tcPr>
     </w:tblStylePr>
   </w:style>
-  <w:style w:type="table" w:styleId="925" w:customStyle="1">
+  <w:style w:type="table" w:styleId="943" w:customStyle="1">
     <w:name w:val="List Table 3 - Accent 1"/>
-    <w:basedOn w:val="827"/>
+    <w:basedOn w:val="845"/>
     <w:uiPriority w:val="99"/>
     <w:pPr>
       <w:pBdr/>
@@ -30540,9 +30424,9 @@
       </w:tcPr>
     </w:tblStylePr>
   </w:style>
-  <w:style w:type="table" w:styleId="926" w:customStyle="1">
+  <w:style w:type="table" w:styleId="944" w:customStyle="1">
     <w:name w:val="List Table 3 - Accent 2"/>
-    <w:basedOn w:val="827"/>
+    <w:basedOn w:val="845"/>
     <w:uiPriority w:val="99"/>
     <w:pPr>
       <w:pBdr/>
@@ -30765,9 +30649,9 @@
       </w:tcPr>
     </w:tblStylePr>
   </w:style>
-  <w:style w:type="table" w:styleId="927" w:customStyle="1">
+  <w:style w:type="table" w:styleId="945" w:customStyle="1">
     <w:name w:val="List Table 3 - Accent 3"/>
-    <w:basedOn w:val="827"/>
+    <w:basedOn w:val="845"/>
     <w:uiPriority w:val="99"/>
     <w:pPr>
       <w:pBdr/>
@@ -30990,9 +30874,9 @@
       </w:tcPr>
     </w:tblStylePr>
   </w:style>
-  <w:style w:type="table" w:styleId="928" w:customStyle="1">
+  <w:style w:type="table" w:styleId="946" w:customStyle="1">
     <w:name w:val="List Table 3 - Accent 4"/>
-    <w:basedOn w:val="827"/>
+    <w:basedOn w:val="845"/>
     <w:uiPriority w:val="99"/>
     <w:pPr>
       <w:pBdr/>
@@ -31215,9 +31099,9 @@
       </w:tcPr>
     </w:tblStylePr>
   </w:style>
-  <w:style w:type="table" w:styleId="929" w:customStyle="1">
+  <w:style w:type="table" w:styleId="947" w:customStyle="1">
     <w:name w:val="List Table 3 - Accent 5"/>
-    <w:basedOn w:val="827"/>
+    <w:basedOn w:val="845"/>
     <w:uiPriority w:val="99"/>
     <w:pPr>
       <w:pBdr/>
@@ -31440,9 +31324,9 @@
       </w:tcPr>
     </w:tblStylePr>
   </w:style>
-  <w:style w:type="table" w:styleId="930" w:customStyle="1">
+  <w:style w:type="table" w:styleId="948" w:customStyle="1">
     <w:name w:val="List Table 3 - Accent 6"/>
-    <w:basedOn w:val="827"/>
+    <w:basedOn w:val="845"/>
     <w:uiPriority w:val="99"/>
     <w:pPr>
       <w:pBdr/>
@@ -31665,9 +31549,9 @@
       </w:tcPr>
     </w:tblStylePr>
   </w:style>
-  <w:style w:type="table" w:styleId="931" w:customStyle="1">
+  <w:style w:type="table" w:styleId="949" w:customStyle="1">
     <w:name w:val="List Table 4"/>
-    <w:basedOn w:val="827"/>
+    <w:basedOn w:val="845"/>
     <w:uiPriority w:val="99"/>
     <w:pPr>
       <w:pBdr/>
@@ -31887,9 +31771,9 @@
       </w:tcPr>
     </w:tblStylePr>
   </w:style>
-  <w:style w:type="table" w:styleId="932" w:customStyle="1">
+  <w:style w:type="table" w:styleId="950" w:customStyle="1">
     <w:name w:val="List Table 4 - Accent 1"/>
-    <w:basedOn w:val="827"/>
+    <w:basedOn w:val="845"/>
     <w:uiPriority w:val="99"/>
     <w:pPr>
       <w:pBdr/>
@@ -32109,9 +31993,9 @@
       </w:tcPr>
     </w:tblStylePr>
   </w:style>
-  <w:style w:type="table" w:styleId="933" w:customStyle="1">
+  <w:style w:type="table" w:styleId="951" w:customStyle="1">
     <w:name w:val="List Table 4 - Accent 2"/>
-    <w:basedOn w:val="827"/>
+    <w:basedOn w:val="845"/>
     <w:uiPriority w:val="99"/>
     <w:pPr>
       <w:pBdr/>
@@ -32331,9 +32215,9 @@
       </w:tcPr>
     </w:tblStylePr>
   </w:style>
-  <w:style w:type="table" w:styleId="934" w:customStyle="1">
+  <w:style w:type="table" w:styleId="952" w:customStyle="1">
     <w:name w:val="List Table 4 - Accent 3"/>
-    <w:basedOn w:val="827"/>
+    <w:basedOn w:val="845"/>
     <w:uiPriority w:val="99"/>
     <w:pPr>
       <w:pBdr/>
@@ -32553,9 +32437,9 @@
       </w:tcPr>
     </w:tblStylePr>
   </w:style>
-  <w:style w:type="table" w:styleId="935" w:customStyle="1">
+  <w:style w:type="table" w:styleId="953" w:customStyle="1">
     <w:name w:val="List Table 4 - Accent 4"/>
-    <w:basedOn w:val="827"/>
+    <w:basedOn w:val="845"/>
     <w:uiPriority w:val="99"/>
     <w:pPr>
       <w:pBdr/>
@@ -32775,9 +32659,9 @@
       </w:tcPr>
     </w:tblStylePr>
   </w:style>
-  <w:style w:type="table" w:styleId="936" w:customStyle="1">
+  <w:style w:type="table" w:styleId="954" w:customStyle="1">
     <w:name w:val="List Table 4 - Accent 5"/>
-    <w:basedOn w:val="827"/>
+    <w:basedOn w:val="845"/>
     <w:uiPriority w:val="99"/>
     <w:pPr>
       <w:pBdr/>
@@ -32997,9 +32881,9 @@
       </w:tcPr>
     </w:tblStylePr>
   </w:style>
-  <w:style w:type="table" w:styleId="937" w:customStyle="1">
+  <w:style w:type="table" w:styleId="955" w:customStyle="1">
     <w:name w:val="List Table 4 - Accent 6"/>
-    <w:basedOn w:val="827"/>
+    <w:basedOn w:val="845"/>
     <w:uiPriority w:val="99"/>
     <w:pPr>
       <w:pBdr/>
@@ -33219,9 +33103,9 @@
       </w:tcPr>
     </w:tblStylePr>
   </w:style>
-  <w:style w:type="table" w:styleId="938" w:customStyle="1">
+  <w:style w:type="table" w:styleId="956" w:customStyle="1">
     <w:name w:val="List Table 5 Dark"/>
-    <w:basedOn w:val="827"/>
+    <w:basedOn w:val="845"/>
     <w:uiPriority w:val="99"/>
     <w:pPr>
       <w:pBdr/>
@@ -33467,9 +33351,9 @@
       </w:tcPr>
     </w:tblStylePr>
   </w:style>
-  <w:style w:type="table" w:styleId="939" w:customStyle="1">
+  <w:style w:type="table" w:styleId="957" w:customStyle="1">
     <w:name w:val="List Table 5 Dark - Accent 1"/>
-    <w:basedOn w:val="827"/>
+    <w:basedOn w:val="845"/>
     <w:uiPriority w:val="99"/>
     <w:pPr>
       <w:pBdr/>
@@ -33715,9 +33599,9 @@
       </w:tcPr>
     </w:tblStylePr>
   </w:style>
-  <w:style w:type="table" w:styleId="940" w:customStyle="1">
+  <w:style w:type="table" w:styleId="958" w:customStyle="1">
     <w:name w:val="List Table 5 Dark - Accent 2"/>
-    <w:basedOn w:val="827"/>
+    <w:basedOn w:val="845"/>
     <w:uiPriority w:val="99"/>
     <w:pPr>
       <w:pBdr/>
@@ -33963,9 +33847,9 @@
       </w:tcPr>
     </w:tblStylePr>
   </w:style>
-  <w:style w:type="table" w:styleId="941" w:customStyle="1">
+  <w:style w:type="table" w:styleId="959" w:customStyle="1">
     <w:name w:val="List Table 5 Dark - Accent 3"/>
-    <w:basedOn w:val="827"/>
+    <w:basedOn w:val="845"/>
     <w:uiPriority w:val="99"/>
     <w:pPr>
       <w:pBdr/>
@@ -34211,9 +34095,9 @@
       </w:tcPr>
     </w:tblStylePr>
   </w:style>
-  <w:style w:type="table" w:styleId="942" w:customStyle="1">
+  <w:style w:type="table" w:styleId="960" w:customStyle="1">
     <w:name w:val="List Table 5 Dark - Accent 4"/>
-    <w:basedOn w:val="827"/>
+    <w:basedOn w:val="845"/>
     <w:uiPriority w:val="99"/>
     <w:pPr>
       <w:pBdr/>
@@ -34459,9 +34343,9 @@
       </w:tcPr>
     </w:tblStylePr>
   </w:style>
-  <w:style w:type="table" w:styleId="943" w:customStyle="1">
+  <w:style w:type="table" w:styleId="961" w:customStyle="1">
     <w:name w:val="List Table 5 Dark - Accent 5"/>
-    <w:basedOn w:val="827"/>
+    <w:basedOn w:val="845"/>
     <w:uiPriority w:val="99"/>
     <w:pPr>
       <w:pBdr/>
@@ -34707,9 +34591,9 @@
       </w:tcPr>
     </w:tblStylePr>
   </w:style>
-  <w:style w:type="table" w:styleId="944" w:customStyle="1">
+  <w:style w:type="table" w:styleId="962" w:customStyle="1">
     <w:name w:val="List Table 5 Dark - Accent 6"/>
-    <w:basedOn w:val="827"/>
+    <w:basedOn w:val="845"/>
     <w:uiPriority w:val="99"/>
     <w:pPr>
       <w:pBdr/>
@@ -34955,9 +34839,9 @@
       </w:tcPr>
     </w:tblStylePr>
   </w:style>
-  <w:style w:type="table" w:styleId="945" w:customStyle="1">
+  <w:style w:type="table" w:styleId="963" w:customStyle="1">
     <w:name w:val="List Table 6 Colorful"/>
-    <w:basedOn w:val="827"/>
+    <w:basedOn w:val="845"/>
     <w:uiPriority w:val="99"/>
     <w:pPr>
       <w:pBdr/>
@@ -35205,9 +35089,9 @@
       </w:tcPr>
     </w:tblStylePr>
   </w:style>
-  <w:style w:type="table" w:styleId="946" w:customStyle="1">
+  <w:style w:type="table" w:styleId="964" w:customStyle="1">
     <w:name w:val="List Table 6 Colorful - Accent 1"/>
-    <w:basedOn w:val="827"/>
+    <w:basedOn w:val="845"/>
     <w:uiPriority w:val="99"/>
     <w:pPr>
       <w:pBdr/>
@@ -35425,9 +35309,9 @@
       </w:tcPr>
     </w:tblStylePr>
   </w:style>
-  <w:style w:type="table" w:styleId="947" w:customStyle="1">
+  <w:style w:type="table" w:styleId="965" w:customStyle="1">
     <w:name w:val="List Table 6 Colorful - Accent 2"/>
-    <w:basedOn w:val="827"/>
+    <w:basedOn w:val="845"/>
     <w:uiPriority w:val="99"/>
     <w:pPr>
       <w:pBdr/>
@@ -35693,9 +35577,9 @@
       </w:tcPr>
     </w:tblStylePr>
   </w:style>
-  <w:style w:type="table" w:styleId="948" w:customStyle="1">
+  <w:style w:type="table" w:styleId="966" w:customStyle="1">
     <w:name w:val="List Table 6 Colorful - Accent 3"/>
-    <w:basedOn w:val="827"/>
+    <w:basedOn w:val="845"/>
     <w:uiPriority w:val="99"/>
     <w:pPr>
       <w:pBdr/>
@@ -35961,9 +35845,9 @@
       </w:tcPr>
     </w:tblStylePr>
   </w:style>
-  <w:style w:type="table" w:styleId="949" w:customStyle="1">
+  <w:style w:type="table" w:styleId="967" w:customStyle="1">
     <w:name w:val="List Table 6 Colorful - Accent 4"/>
-    <w:basedOn w:val="827"/>
+    <w:basedOn w:val="845"/>
     <w:uiPriority w:val="99"/>
     <w:pPr>
       <w:pBdr/>
@@ -36229,9 +36113,9 @@
       </w:tcPr>
     </w:tblStylePr>
   </w:style>
-  <w:style w:type="table" w:styleId="950" w:customStyle="1">
+  <w:style w:type="table" w:styleId="968" w:customStyle="1">
     <w:name w:val="List Table 6 Colorful - Accent 5"/>
-    <w:basedOn w:val="827"/>
+    <w:basedOn w:val="845"/>
     <w:uiPriority w:val="99"/>
     <w:pPr>
       <w:pBdr/>
@@ -36497,9 +36381,9 @@
       </w:tcPr>
     </w:tblStylePr>
   </w:style>
-  <w:style w:type="table" w:styleId="951" w:customStyle="1">
+  <w:style w:type="table" w:styleId="969" w:customStyle="1">
     <w:name w:val="List Table 6 Colorful - Accent 6"/>
-    <w:basedOn w:val="827"/>
+    <w:basedOn w:val="845"/>
     <w:uiPriority w:val="99"/>
     <w:pPr>
       <w:pBdr/>
@@ -36765,9 +36649,9 @@
       </w:tcPr>
     </w:tblStylePr>
   </w:style>
-  <w:style w:type="table" w:styleId="952" w:customStyle="1">
+  <w:style w:type="table" w:styleId="970" w:customStyle="1">
     <w:name w:val="List Table 7 Colorful"/>
-    <w:basedOn w:val="827"/>
+    <w:basedOn w:val="845"/>
     <w:uiPriority w:val="99"/>
     <w:pPr>
       <w:pBdr/>
@@ -37061,9 +36945,9 @@
       </w:tcPr>
     </w:tblStylePr>
   </w:style>
-  <w:style w:type="table" w:styleId="953" w:customStyle="1">
+  <w:style w:type="table" w:styleId="971" w:customStyle="1">
     <w:name w:val="List Table 7 Colorful - Accent 1"/>
-    <w:basedOn w:val="827"/>
+    <w:basedOn w:val="845"/>
     <w:uiPriority w:val="99"/>
     <w:pPr>
       <w:pBdr/>
@@ -37309,9 +37193,9 @@
       </w:tcPr>
     </w:tblStylePr>
   </w:style>
-  <w:style w:type="table" w:styleId="954" w:customStyle="1">
+  <w:style w:type="table" w:styleId="972" w:customStyle="1">
     <w:name w:val="List Table 7 Colorful - Accent 2"/>
-    <w:basedOn w:val="827"/>
+    <w:basedOn w:val="845"/>
     <w:uiPriority w:val="99"/>
     <w:pPr>
       <w:pBdr/>
@@ -37605,9 +37489,9 @@
       </w:tcPr>
     </w:tblStylePr>
   </w:style>
-  <w:style w:type="table" w:styleId="955" w:customStyle="1">
+  <w:style w:type="table" w:styleId="973" w:customStyle="1">
     <w:name w:val="List Table 7 Colorful - Accent 3"/>
-    <w:basedOn w:val="827"/>
+    <w:basedOn w:val="845"/>
     <w:uiPriority w:val="99"/>
     <w:pPr>
       <w:pBdr/>
@@ -37901,9 +37785,9 @@
       </w:tcPr>
     </w:tblStylePr>
   </w:style>
-  <w:style w:type="table" w:styleId="956" w:customStyle="1">
+  <w:style w:type="table" w:styleId="974" w:customStyle="1">
     <w:name w:val="List Table 7 Colorful - Accent 4"/>
-    <w:basedOn w:val="827"/>
+    <w:basedOn w:val="845"/>
     <w:uiPriority w:val="99"/>
     <w:pPr>
       <w:pBdr/>
@@ -38197,9 +38081,9 @@
       </w:tcPr>
     </w:tblStylePr>
   </w:style>
-  <w:style w:type="table" w:styleId="957" w:customStyle="1">
+  <w:style w:type="table" w:styleId="975" w:customStyle="1">
     <w:name w:val="List Table 7 Colorful - Accent 5"/>
-    <w:basedOn w:val="827"/>
+    <w:basedOn w:val="845"/>
     <w:uiPriority w:val="99"/>
     <w:pPr>
       <w:pBdr/>
@@ -38493,9 +38377,9 @@
       </w:tcPr>
     </w:tblStylePr>
   </w:style>
-  <w:style w:type="table" w:styleId="958" w:customStyle="1">
+  <w:style w:type="table" w:styleId="976" w:customStyle="1">
     <w:name w:val="List Table 7 Colorful - Accent 6"/>
-    <w:basedOn w:val="827"/>
+    <w:basedOn w:val="845"/>
     <w:uiPriority w:val="99"/>
     <w:pPr>
       <w:pBdr/>
@@ -38789,9 +38673,9 @@
       </w:tcPr>
     </w:tblStylePr>
   </w:style>
-  <w:style w:type="table" w:styleId="959" w:customStyle="1">
+  <w:style w:type="table" w:styleId="977" w:customStyle="1">
     <w:name w:val="Lined - Accent"/>
-    <w:basedOn w:val="827"/>
+    <w:basedOn w:val="845"/>
     <w:uiPriority w:val="99"/>
     <w:pPr>
       <w:pBdr/>
@@ -39023,9 +38907,9 @@
       </w:tcPr>
     </w:tblStylePr>
   </w:style>
-  <w:style w:type="table" w:styleId="960" w:customStyle="1">
+  <w:style w:type="table" w:styleId="978" w:customStyle="1">
     <w:name w:val="Lined - Accent 1"/>
-    <w:basedOn w:val="827"/>
+    <w:basedOn w:val="845"/>
     <w:uiPriority w:val="99"/>
     <w:pPr>
       <w:pBdr/>
@@ -39257,9 +39141,9 @@
       </w:tcPr>
     </w:tblStylePr>
   </w:style>
-  <w:style w:type="table" w:styleId="961" w:customStyle="1">
+  <w:style w:type="table" w:styleId="979" w:customStyle="1">
     <w:name w:val="Lined - Accent 2"/>
-    <w:basedOn w:val="827"/>
+    <w:basedOn w:val="845"/>
     <w:uiPriority w:val="99"/>
     <w:pPr>
       <w:pBdr/>
@@ -39491,9 +39375,9 @@
       </w:tcPr>
     </w:tblStylePr>
   </w:style>
-  <w:style w:type="table" w:styleId="962" w:customStyle="1">
+  <w:style w:type="table" w:styleId="980" w:customStyle="1">
     <w:name w:val="Lined - Accent 3"/>
-    <w:basedOn w:val="827"/>
+    <w:basedOn w:val="845"/>
     <w:uiPriority w:val="99"/>
     <w:pPr>
       <w:pBdr/>
@@ -39725,9 +39609,9 @@
       </w:tcPr>
     </w:tblStylePr>
   </w:style>
-  <w:style w:type="table" w:styleId="963" w:customStyle="1">
+  <w:style w:type="table" w:styleId="981" w:customStyle="1">
     <w:name w:val="Lined - Accent 4"/>
-    <w:basedOn w:val="827"/>
+    <w:basedOn w:val="845"/>
     <w:uiPriority w:val="99"/>
     <w:pPr>
       <w:pBdr/>
@@ -39959,9 +39843,9 @@
       </w:tcPr>
     </w:tblStylePr>
   </w:style>
-  <w:style w:type="table" w:styleId="964" w:customStyle="1">
+  <w:style w:type="table" w:styleId="982" w:customStyle="1">
     <w:name w:val="Lined - Accent 5"/>
-    <w:basedOn w:val="827"/>
+    <w:basedOn w:val="845"/>
     <w:uiPriority w:val="99"/>
     <w:pPr>
       <w:pBdr/>
@@ -40193,9 +40077,9 @@
       </w:tcPr>
     </w:tblStylePr>
   </w:style>
-  <w:style w:type="table" w:styleId="965" w:customStyle="1">
+  <w:style w:type="table" w:styleId="983" w:customStyle="1">
     <w:name w:val="Lined - Accent 6"/>
-    <w:basedOn w:val="827"/>
+    <w:basedOn w:val="845"/>
     <w:uiPriority w:val="99"/>
     <w:pPr>
       <w:pBdr/>
@@ -40427,9 +40311,9 @@
       </w:tcPr>
     </w:tblStylePr>
   </w:style>
-  <w:style w:type="table" w:styleId="966" w:customStyle="1">
+  <w:style w:type="table" w:styleId="984" w:customStyle="1">
     <w:name w:val="Bordered &amp; Lined - Accent"/>
-    <w:basedOn w:val="827"/>
+    <w:basedOn w:val="845"/>
     <w:uiPriority w:val="99"/>
     <w:pPr>
       <w:pBdr/>
@@ -40668,9 +40552,9 @@
       </w:tcPr>
     </w:tblStylePr>
   </w:style>
-  <w:style w:type="table" w:styleId="967" w:customStyle="1">
+  <w:style w:type="table" w:styleId="985" w:customStyle="1">
     <w:name w:val="Bordered &amp; Lined - Accent 1"/>
-    <w:basedOn w:val="827"/>
+    <w:basedOn w:val="845"/>
     <w:uiPriority w:val="99"/>
     <w:pPr>
       <w:pBdr/>
@@ -40909,9 +40793,9 @@
       </w:tcPr>
     </w:tblStylePr>
   </w:style>
-  <w:style w:type="table" w:styleId="968" w:customStyle="1">
+  <w:style w:type="table" w:styleId="986" w:customStyle="1">
     <w:name w:val="Bordered &amp; Lined - Accent 2"/>
-    <w:basedOn w:val="827"/>
+    <w:basedOn w:val="845"/>
     <w:uiPriority w:val="99"/>
     <w:pPr>
       <w:pBdr/>
@@ -41150,9 +41034,9 @@
       </w:tcPr>
     </w:tblStylePr>
   </w:style>
-  <w:style w:type="table" w:styleId="969" w:customStyle="1">
+  <w:style w:type="table" w:styleId="987" w:customStyle="1">
     <w:name w:val="Bordered &amp; Lined - Accent 3"/>
-    <w:basedOn w:val="827"/>
+    <w:basedOn w:val="845"/>
     <w:uiPriority w:val="99"/>
     <w:pPr>
       <w:pBdr/>
@@ -41391,9 +41275,9 @@
       </w:tcPr>
     </w:tblStylePr>
   </w:style>
-  <w:style w:type="table" w:styleId="970" w:customStyle="1">
+  <w:style w:type="table" w:styleId="988" w:customStyle="1">
     <w:name w:val="Bordered &amp; Lined - Accent 4"/>
-    <w:basedOn w:val="827"/>
+    <w:basedOn w:val="845"/>
     <w:uiPriority w:val="99"/>
     <w:pPr>
       <w:pBdr/>
@@ -41632,9 +41516,9 @@
       </w:tcPr>
     </w:tblStylePr>
   </w:style>
-  <w:style w:type="table" w:styleId="971" w:customStyle="1">
+  <w:style w:type="table" w:styleId="989" w:customStyle="1">
     <w:name w:val="Bordered &amp; Lined - Accent 5"/>
-    <w:basedOn w:val="827"/>
+    <w:basedOn w:val="845"/>
     <w:uiPriority w:val="99"/>
     <w:pPr>
       <w:pBdr/>
@@ -41873,9 +41757,9 @@
       </w:tcPr>
     </w:tblStylePr>
   </w:style>
-  <w:style w:type="table" w:styleId="972" w:customStyle="1">
+  <w:style w:type="table" w:styleId="990" w:customStyle="1">
     <w:name w:val="Bordered &amp; Lined - Accent 6"/>
-    <w:basedOn w:val="827"/>
+    <w:basedOn w:val="845"/>
     <w:uiPriority w:val="99"/>
     <w:pPr>
       <w:pBdr/>
@@ -42114,9 +41998,9 @@
       </w:tcPr>
     </w:tblStylePr>
   </w:style>
-  <w:style w:type="table" w:styleId="973" w:customStyle="1">
+  <w:style w:type="table" w:styleId="991" w:customStyle="1">
     <w:name w:val="Bordered"/>
-    <w:basedOn w:val="827"/>
+    <w:basedOn w:val="845"/>
     <w:uiPriority w:val="99"/>
     <w:pPr>
       <w:pBdr/>
@@ -42342,9 +42226,9 @@
       </w:tcPr>
     </w:tblStylePr>
   </w:style>
-  <w:style w:type="table" w:styleId="974" w:customStyle="1">
+  <w:style w:type="table" w:styleId="992" w:customStyle="1">
     <w:name w:val="Bordered - Accent 1"/>
-    <w:basedOn w:val="827"/>
+    <w:basedOn w:val="845"/>
     <w:uiPriority w:val="99"/>
     <w:pPr>
       <w:pBdr/>
@@ -42570,9 +42454,9 @@
       </w:tcPr>
     </w:tblStylePr>
   </w:style>
-  <w:style w:type="table" w:styleId="975" w:customStyle="1">
+  <w:style w:type="table" w:styleId="993" w:customStyle="1">
     <w:name w:val="Bordered - Accent 2"/>
-    <w:basedOn w:val="827"/>
+    <w:basedOn w:val="845"/>
     <w:uiPriority w:val="99"/>
     <w:pPr>
       <w:pBdr/>
@@ -42798,9 +42682,9 @@
       </w:tcPr>
     </w:tblStylePr>
   </w:style>
-  <w:style w:type="table" w:styleId="976" w:customStyle="1">
+  <w:style w:type="table" w:styleId="994" w:customStyle="1">
     <w:name w:val="Bordered - Accent 3"/>
-    <w:basedOn w:val="827"/>
+    <w:basedOn w:val="845"/>
     <w:uiPriority w:val="99"/>
     <w:pPr>
       <w:pBdr/>
@@ -43026,9 +42910,9 @@
       </w:tcPr>
     </w:tblStylePr>
   </w:style>
-  <w:style w:type="table" w:styleId="977" w:customStyle="1">
+  <w:style w:type="table" w:styleId="995" w:customStyle="1">
     <w:name w:val="Bordered - Accent 4"/>
-    <w:basedOn w:val="827"/>
+    <w:basedOn w:val="845"/>
     <w:uiPriority w:val="99"/>
     <w:pPr>
       <w:pBdr/>
@@ -43254,9 +43138,9 @@
       </w:tcPr>
     </w:tblStylePr>
   </w:style>
-  <w:style w:type="table" w:styleId="978" w:customStyle="1">
+  <w:style w:type="table" w:styleId="996" w:customStyle="1">
     <w:name w:val="Bordered - Accent 5"/>
-    <w:basedOn w:val="827"/>
+    <w:basedOn w:val="845"/>
     <w:uiPriority w:val="99"/>
     <w:pPr>
       <w:pBdr/>
@@ -43482,9 +43366,9 @@
       </w:tcPr>
     </w:tblStylePr>
   </w:style>
-  <w:style w:type="table" w:styleId="979" w:customStyle="1">
+  <w:style w:type="table" w:styleId="997" w:customStyle="1">
     <w:name w:val="Bordered - Accent 6"/>
-    <w:basedOn w:val="827"/>
+    <w:basedOn w:val="845"/>
     <w:uiPriority w:val="99"/>
     <w:pPr>
       <w:pBdr/>
@@ -43710,9 +43594,9 @@
       </w:tcPr>
     </w:tblStylePr>
   </w:style>
-  <w:style w:type="character" w:styleId="980" w:customStyle="1">
+  <w:style w:type="character" w:styleId="998" w:customStyle="1">
     <w:name w:val="Heading 1 Char"/>
-    <w:basedOn w:val="826"/>
+    <w:basedOn w:val="844"/>
     <w:uiPriority w:val="9"/>
     <w:pPr>
       <w:pBdr/>
@@ -43726,9 +43610,9 @@
       <w:szCs w:val="40"/>
     </w:rPr>
   </w:style>
-  <w:style w:type="character" w:styleId="981" w:customStyle="1">
+  <w:style w:type="character" w:styleId="999" w:customStyle="1">
     <w:name w:val="Heading 2 Char"/>
-    <w:basedOn w:val="826"/>
+    <w:basedOn w:val="844"/>
     <w:uiPriority w:val="9"/>
     <w:pPr>
       <w:pBdr/>
@@ -43742,9 +43626,9 @@
       <w:szCs w:val="32"/>
     </w:rPr>
   </w:style>
-  <w:style w:type="character" w:styleId="982" w:customStyle="1">
+  <w:style w:type="character" w:styleId="1000" w:customStyle="1">
     <w:name w:val="Heading 3 Char"/>
-    <w:basedOn w:val="826"/>
+    <w:basedOn w:val="844"/>
     <w:uiPriority w:val="9"/>
     <w:pPr>
       <w:pBdr/>
@@ -43758,9 +43642,9 @@
       <w:szCs w:val="28"/>
     </w:rPr>
   </w:style>
-  <w:style w:type="character" w:styleId="983" w:customStyle="1">
+  <w:style w:type="character" w:styleId="1001" w:customStyle="1">
     <w:name w:val="Heading 4 Char"/>
-    <w:basedOn w:val="826"/>
+    <w:basedOn w:val="844"/>
     <w:uiPriority w:val="9"/>
     <w:pPr>
       <w:pBdr/>
@@ -43774,10 +43658,10 @@
       <w:color w:val="376092" w:themeColor="accent1" w:themeShade="BF"/>
     </w:rPr>
   </w:style>
-  <w:style w:type="character" w:styleId="984" w:customStyle="1">
+  <w:style w:type="character" w:styleId="1002" w:customStyle="1">
     <w:name w:val="Heading 5 Char"/>
-    <w:basedOn w:val="826"/>
-    <w:link w:val="821"/>
+    <w:basedOn w:val="844"/>
+    <w:link w:val="839"/>
     <w:uiPriority w:val="9"/>
     <w:pPr>
       <w:pBdr/>
@@ -43789,10 +43673,10 @@
       <w:color w:val="376092" w:themeColor="accent1" w:themeShade="BF"/>
     </w:rPr>
   </w:style>
-  <w:style w:type="character" w:styleId="985" w:customStyle="1">
+  <w:style w:type="character" w:styleId="1003" w:customStyle="1">
     <w:name w:val="Heading 6 Char"/>
-    <w:basedOn w:val="826"/>
-    <w:link w:val="822"/>
+    <w:basedOn w:val="844"/>
+    <w:link w:val="840"/>
     <w:uiPriority w:val="9"/>
     <w:pPr>
       <w:pBdr/>
@@ -43814,10 +43698,10 @@
       </w14:textFill>
     </w:rPr>
   </w:style>
-  <w:style w:type="character" w:styleId="986" w:customStyle="1">
+  <w:style w:type="character" w:styleId="1004" w:customStyle="1">
     <w:name w:val="Heading 7 Char"/>
-    <w:basedOn w:val="826"/>
-    <w:link w:val="823"/>
+    <w:basedOn w:val="844"/>
+    <w:link w:val="841"/>
     <w:uiPriority w:val="9"/>
     <w:pPr>
       <w:pBdr/>
@@ -43837,10 +43721,10 @@
       </w14:textFill>
     </w:rPr>
   </w:style>
-  <w:style w:type="character" w:styleId="987" w:customStyle="1">
+  <w:style w:type="character" w:styleId="1005" w:customStyle="1">
     <w:name w:val="Heading 8 Char"/>
-    <w:basedOn w:val="826"/>
-    <w:link w:val="824"/>
+    <w:basedOn w:val="844"/>
+    <w:link w:val="842"/>
     <w:uiPriority w:val="9"/>
     <w:pPr>
       <w:pBdr/>
@@ -43862,10 +43746,10 @@
       </w14:textFill>
     </w:rPr>
   </w:style>
-  <w:style w:type="character" w:styleId="988" w:customStyle="1">
+  <w:style w:type="character" w:styleId="1006" w:customStyle="1">
     <w:name w:val="Heading 9 Char"/>
-    <w:basedOn w:val="826"/>
-    <w:link w:val="825"/>
+    <w:basedOn w:val="844"/>
+    <w:link w:val="843"/>
     <w:uiPriority w:val="9"/>
     <w:pPr>
       <w:pBdr/>
@@ -43887,9 +43771,9 @@
       </w14:textFill>
     </w:rPr>
   </w:style>
-  <w:style w:type="character" w:styleId="989" w:customStyle="1">
+  <w:style w:type="character" w:styleId="1007" w:customStyle="1">
     <w:name w:val="Title Char"/>
-    <w:basedOn w:val="826"/>
+    <w:basedOn w:val="844"/>
     <w:uiPriority w:val="10"/>
     <w:pPr>
       <w:pBdr/>
@@ -43903,10 +43787,10 @@
       <w:szCs w:val="56"/>
     </w:rPr>
   </w:style>
-  <w:style w:type="character" w:styleId="990" w:customStyle="1">
+  <w:style w:type="character" w:styleId="1008" w:customStyle="1">
     <w:name w:val="Subtitle Char"/>
-    <w:basedOn w:val="826"/>
-    <w:link w:val="853"/>
+    <w:basedOn w:val="844"/>
+    <w:link w:val="871"/>
     <w:uiPriority w:val="11"/>
     <w:pPr>
       <w:pBdr/>
@@ -43928,11 +43812,11 @@
       </w14:textFill>
     </w:rPr>
   </w:style>
-  <w:style w:type="paragraph" w:styleId="991">
+  <w:style w:type="paragraph" w:styleId="1009">
     <w:name w:val="Quote"/>
-    <w:basedOn w:val="816"/>
-    <w:next w:val="816"/>
-    <w:link w:val="992"/>
+    <w:basedOn w:val="834"/>
+    <w:next w:val="834"/>
+    <w:link w:val="1010"/>
     <w:uiPriority w:val="29"/>
     <w:qFormat/>
     <w:pPr>
@@ -43955,10 +43839,10 @@
       </w14:textFill>
     </w:rPr>
   </w:style>
-  <w:style w:type="character" w:styleId="992" w:customStyle="1">
+  <w:style w:type="character" w:styleId="1010" w:customStyle="1">
     <w:name w:val="Quote Char"/>
-    <w:basedOn w:val="826"/>
-    <w:link w:val="991"/>
+    <w:basedOn w:val="844"/>
+    <w:link w:val="1009"/>
     <w:uiPriority w:val="29"/>
     <w:pPr>
       <w:pBdr/>
@@ -43979,9 +43863,9 @@
       </w14:textFill>
     </w:rPr>
   </w:style>
-  <w:style w:type="character" w:styleId="993" w:customStyle="1">
+  <w:style w:type="character" w:styleId="1011" w:customStyle="1">
     <w:name w:val="Intense Emphasis"/>
-    <w:basedOn w:val="826"/>
+    <w:basedOn w:val="844"/>
     <w:uiPriority w:val="21"/>
     <w:qFormat/>
     <w:pPr>
@@ -43995,11 +43879,11 @@
       <w:color w:val="376092" w:themeColor="accent1" w:themeShade="BF"/>
     </w:rPr>
   </w:style>
-  <w:style w:type="paragraph" w:styleId="994">
+  <w:style w:type="paragraph" w:styleId="1012">
     <w:name w:val="Intense Quote"/>
-    <w:basedOn w:val="816"/>
-    <w:next w:val="816"/>
-    <w:link w:val="995"/>
+    <w:basedOn w:val="834"/>
+    <w:next w:val="834"/>
+    <w:link w:val="1013"/>
     <w:uiPriority w:val="30"/>
     <w:qFormat/>
     <w:pPr>
@@ -44017,10 +43901,10 @@
       <w:color w:val="376092" w:themeColor="accent1" w:themeShade="BF"/>
     </w:rPr>
   </w:style>
-  <w:style w:type="character" w:styleId="995" w:customStyle="1">
+  <w:style w:type="character" w:styleId="1013" w:customStyle="1">
     <w:name w:val="Intense Quote Char"/>
-    <w:basedOn w:val="826"/>
-    <w:link w:val="994"/>
+    <w:basedOn w:val="844"/>
+    <w:link w:val="1012"/>
     <w:uiPriority w:val="30"/>
     <w:pPr>
       <w:pBdr/>
@@ -44033,9 +43917,9 @@
       <w:color w:val="376092" w:themeColor="accent1" w:themeShade="BF"/>
     </w:rPr>
   </w:style>
-  <w:style w:type="character" w:styleId="996" w:customStyle="1">
+  <w:style w:type="character" w:styleId="1014" w:customStyle="1">
     <w:name w:val="Intense Reference"/>
-    <w:basedOn w:val="826"/>
+    <w:basedOn w:val="844"/>
     <w:uiPriority w:val="32"/>
     <w:qFormat/>
     <w:pPr>
@@ -44051,9 +43935,9 @@
       <w:spacing w:val="5"/>
     </w:rPr>
   </w:style>
-  <w:style w:type="character" w:styleId="997" w:customStyle="1">
+  <w:style w:type="character" w:styleId="1015" w:customStyle="1">
     <w:name w:val="Subtle Emphasis"/>
-    <w:basedOn w:val="826"/>
+    <w:basedOn w:val="844"/>
     <w:uiPriority w:val="19"/>
     <w:qFormat/>
     <w:pPr>
@@ -44075,9 +43959,9 @@
       </w14:textFill>
     </w:rPr>
   </w:style>
-  <w:style w:type="character" w:styleId="998" w:customStyle="1">
+  <w:style w:type="character" w:styleId="1016" w:customStyle="1">
     <w:name w:val="Subtle Reference"/>
-    <w:basedOn w:val="826"/>
+    <w:basedOn w:val="844"/>
     <w:uiPriority w:val="31"/>
     <w:qFormat/>
     <w:pPr>
@@ -44098,9 +43982,9 @@
       </w14:textFill>
     </w:rPr>
   </w:style>
-  <w:style w:type="character" w:styleId="999" w:customStyle="1">
+  <w:style w:type="character" w:styleId="1017" w:customStyle="1">
     <w:name w:val="Book Title"/>
-    <w:basedOn w:val="826"/>
+    <w:basedOn w:val="844"/>
     <w:uiPriority w:val="33"/>
     <w:qFormat/>
     <w:pPr>
@@ -44116,9 +44000,9 @@
       <w:spacing w:val="5"/>
     </w:rPr>
   </w:style>
-  <w:style w:type="character" w:styleId="1000" w:customStyle="1">
+  <w:style w:type="character" w:styleId="1018" w:customStyle="1">
     <w:name w:val="Header Char"/>
-    <w:basedOn w:val="826"/>
+    <w:basedOn w:val="844"/>
     <w:uiPriority w:val="99"/>
     <w:pPr>
       <w:pBdr/>
@@ -44126,9 +44010,9 @@
       <w:ind/>
     </w:pPr>
   </w:style>
-  <w:style w:type="character" w:styleId="1001" w:customStyle="1">
+  <w:style w:type="character" w:styleId="1019" w:customStyle="1">
     <w:name w:val="Footer Char"/>
-    <w:basedOn w:val="826"/>
+    <w:basedOn w:val="844"/>
     <w:uiPriority w:val="99"/>
     <w:pPr>
       <w:pBdr/>
@@ -44136,10 +44020,10 @@
       <w:ind/>
     </w:pPr>
   </w:style>
-  <w:style w:type="character" w:styleId="1002" w:customStyle="1">
+  <w:style w:type="character" w:styleId="1020" w:customStyle="1">
     <w:name w:val="Footnote Text Char"/>
-    <w:basedOn w:val="826"/>
-    <w:link w:val="837"/>
+    <w:basedOn w:val="844"/>
+    <w:link w:val="855"/>
     <w:uiPriority w:val="99"/>
     <w:semiHidden/>
     <w:pPr>
@@ -44152,10 +44036,10 @@
       <w:szCs w:val="20"/>
     </w:rPr>
   </w:style>
-  <w:style w:type="character" w:styleId="1003" w:customStyle="1">
+  <w:style w:type="character" w:styleId="1021" w:customStyle="1">
     <w:name w:val="Endnote Text Char"/>
-    <w:basedOn w:val="826"/>
-    <w:link w:val="835"/>
+    <w:basedOn w:val="844"/>
+    <w:link w:val="853"/>
     <w:uiPriority w:val="99"/>
     <w:semiHidden/>
     <w:pPr>
@@ -44168,9 +44052,9 @@
       <w:szCs w:val="20"/>
     </w:rPr>
   </w:style>
-  <w:style w:type="character" w:styleId="1004">
+  <w:style w:type="character" w:styleId="1022">
     <w:name w:val="Placeholder Text"/>
-    <w:basedOn w:val="826"/>
+    <w:basedOn w:val="844"/>
     <w:uiPriority w:val="99"/>
     <w:semiHidden/>
     <w:pPr>
@@ -44182,7 +44066,7 @@
       <w:color w:val="666666"/>
     </w:rPr>
   </w:style>
-  <w:style w:type="paragraph" w:styleId="1005" w:customStyle="1">
+  <w:style w:type="paragraph" w:styleId="1023" w:customStyle="1">
     <w:name w:val="TOC Heading"/>
     <w:uiPriority w:val="39"/>
     <w:unhideWhenUsed/>
@@ -44195,7 +44079,7 @@
       <w:rFonts w:hint="default" w:ascii="Times New Roman" w:hAnsi="Times New Roman" w:eastAsia="SimSun" w:cs="Times New Roman"/>
     </w:rPr>
   </w:style>
-  <w:style w:type="table" w:styleId="1006" w:customStyle="1">
+  <w:style w:type="table" w:styleId="1024" w:customStyle="1">
     <w:name w:val="Table Normal"/>
     <w:uiPriority w:val="2"/>
     <w:semiHidden/>
@@ -44388,9 +44272,9 @@
       </w:tcPr>
     </w:tblStylePr>
   </w:style>
-  <w:style w:type="paragraph" w:styleId="1007">
+  <w:style w:type="paragraph" w:styleId="1025">
     <w:name w:val="List Paragraph"/>
-    <w:basedOn w:val="816"/>
+    <w:basedOn w:val="834"/>
     <w:uiPriority w:val="1"/>
     <w:qFormat/>
     <w:pPr>
@@ -44399,9 +44283,9 @@
       <w:ind w:firstLine="707" w:left="162"/>
     </w:pPr>
   </w:style>
-  <w:style w:type="paragraph" w:styleId="1008" w:customStyle="1">
+  <w:style w:type="paragraph" w:styleId="1026" w:customStyle="1">
     <w:name w:val="Table Paragraph"/>
-    <w:basedOn w:val="816"/>
+    <w:basedOn w:val="834"/>
     <w:uiPriority w:val="1"/>
     <w:qFormat/>
     <w:pPr>
@@ -44411,9 +44295,9 @@
       <w:jc w:val="center"/>
     </w:pPr>
   </w:style>
-  <w:style w:type="paragraph" w:styleId="1009">
+  <w:style w:type="paragraph" w:styleId="1027">
     <w:name w:val="No Spacing"/>
-    <w:basedOn w:val="816"/>
+    <w:basedOn w:val="834"/>
     <w:uiPriority w:val="99"/>
     <w:qFormat/>
     <w:pPr>
@@ -44428,9 +44312,9 @@
       <w:sz w:val="28"/>
     </w:rPr>
   </w:style>
-  <w:style w:type="character" w:styleId="1010" w:customStyle="1">
+  <w:style w:type="character" w:styleId="1028" w:customStyle="1">
     <w:name w:val="Unresolved Mention"/>
-    <w:basedOn w:val="826"/>
+    <w:basedOn w:val="844"/>
     <w:uiPriority w:val="99"/>
     <w:semiHidden/>
     <w:unhideWhenUsed/>
@@ -44444,10 +44328,10 @@
       <w:shd w:val="clear" w:color="auto" w:fill="e1dfdd"/>
     </w:rPr>
   </w:style>
-  <w:style w:type="character" w:styleId="1011" w:customStyle="1">
+  <w:style w:type="character" w:styleId="1029" w:customStyle="1">
     <w:name w:val="Верхний колонтитул Знак"/>
-    <w:basedOn w:val="826"/>
-    <w:link w:val="839"/>
+    <w:basedOn w:val="844"/>
+    <w:link w:val="857"/>
     <w:uiPriority w:val="99"/>
     <w:qFormat/>
     <w:pPr>
@@ -44460,10 +44344,10 @@
       <w:lang w:val="ru-RU"/>
     </w:rPr>
   </w:style>
-  <w:style w:type="character" w:styleId="1012" w:customStyle="1">
+  <w:style w:type="character" w:styleId="1030" w:customStyle="1">
     <w:name w:val="Нижний колонтитул Знак"/>
-    <w:basedOn w:val="826"/>
-    <w:link w:val="851"/>
+    <w:basedOn w:val="844"/>
+    <w:link w:val="869"/>
     <w:uiPriority w:val="99"/>
     <w:pPr>
       <w:pBdr/>
@@ -44475,10 +44359,10 @@
       <w:lang w:val="ru-RU"/>
     </w:rPr>
   </w:style>
-  <w:style w:type="character" w:styleId="1013" w:customStyle="1">
+  <w:style w:type="character" w:styleId="1031" w:customStyle="1">
     <w:name w:val="Заголовок 2 Знак"/>
-    <w:basedOn w:val="826"/>
-    <w:link w:val="818"/>
+    <w:basedOn w:val="844"/>
+    <w:link w:val="836"/>
     <w:uiPriority w:val="9"/>
     <w:semiHidden/>
     <w:pPr>
@@ -44494,10 +44378,10 @@
       <w:lang w:val="ru-RU"/>
     </w:rPr>
   </w:style>
-  <w:style w:type="character" w:styleId="1014" w:customStyle="1">
+  <w:style w:type="character" w:styleId="1032" w:customStyle="1">
     <w:name w:val="Заголовок 3 Знак"/>
-    <w:basedOn w:val="826"/>
-    <w:link w:val="819"/>
+    <w:basedOn w:val="844"/>
+    <w:link w:val="837"/>
     <w:uiPriority w:val="9"/>
     <w:semiHidden/>
     <w:pPr>
@@ -44513,10 +44397,10 @@
       <w:lang w:val="ru-RU"/>
     </w:rPr>
   </w:style>
-  <w:style w:type="character" w:styleId="1015" w:customStyle="1">
+  <w:style w:type="character" w:styleId="1033" w:customStyle="1">
     <w:name w:val="Заголовок 1 Знак"/>
-    <w:basedOn w:val="826"/>
-    <w:link w:val="817"/>
+    <w:basedOn w:val="844"/>
+    <w:link w:val="835"/>
     <w:uiPriority w:val="1"/>
     <w:qFormat/>
     <w:pPr>
@@ -44533,9 +44417,9 @@
       <w:lang w:val="ru-RU"/>
     </w:rPr>
   </w:style>
-  <w:style w:type="paragraph" w:styleId="1016" w:customStyle="1">
+  <w:style w:type="paragraph" w:styleId="1034" w:customStyle="1">
     <w:name w:val="заголовок"/>
-    <w:link w:val="819"/>
+    <w:link w:val="837"/>
     <w:qFormat/>
     <w:pPr>
       <w:keepNext w:val="false"/>
@@ -44584,9 +44468,8 @@
       <w14:ligatures w14:val="none"/>
     </w:rPr>
   </w:style>
-  <w:style w:type="paragraph" w:styleId="1_60" w:customStyle="1">
+  <w:style w:type="paragraph" w:styleId="1035" w:customStyle="1">
     <w:name w:val="ds-markdown-paragraph"/>
-    <w:basedOn w:val="784"/>
     <w:pPr>
       <w:keepNext w:val="false"/>
       <w:keepLines w:val="false"/>
@@ -44600,7 +44483,7 @@
         <w:right w:val="none" w:color="000000" w:sz="4" w:space="0"/>
         <w:between w:val="none" w:color="000000" w:sz="4" w:space="0"/>
       </w:pBdr>
-      <w:shd w:val="nil" w:color="000000"/>
+      <w:shd w:val="nil"/>
       <w:bidi w:val="false"/>
       <w:spacing w:after="100" w:afterAutospacing="1" w:before="100" w:beforeAutospacing="1" w:line="240" w:lineRule="auto"/>
       <w:ind w:right="0" w:firstLine="0" w:left="0"/>
@@ -44631,9 +44514,8 @@
       <w14:ligatures w14:val="none"/>
     </w:rPr>
   </w:style>
-  <w:style w:type="character" w:styleId="1_61" w:customStyle="1">
+  <w:style w:type="character" w:styleId="1036" w:customStyle="1">
     <w:name w:val="apple-converted-space"/>
-    <w:basedOn w:val="791"/>
     <w:pPr>
       <w:pBdr/>
       <w:spacing/>
@@ -44869,7 +44751,7 @@
     <customSectPr/>
   </customSectProps>
   <customShpExts>
-    <customShpInfo spid="_x005F_x005F_x005F_x005F_x005F_x005F_x005F_x005F_x005F_x005F_x005F_x005F_x005F_x005F_x005F_x005F_x005F_x005F_x005F_x005F_x005F_x005F_x005F_x005F_x005F_x005F_x005F_x005F_x005F_x005F_x005F_x0000_s1026" textRotate="1"/>
+    <customShpInfo spid="_x005F_x005F_x005F_x005F_x005F_x005F_x005F_x005F_x005F_x005F_x005F_x005F_x005F_x005F_x005F_x005F_x005F_x005F_x005F_x005F_x005F_x005F_x005F_x005F_x005F_x005F_x005F_x005F_x005F_x005F_x005F_x005F_x005F_x005F_x005F_x005F_x005F_x005F_x005F_x005F_x005F_x005F_x005F_x005F_x005F_x005F_x005F_x005F_x005F_x005F_x005F_x005F_x005F_x005F_x005F_x005F_x005F_x005F_x005F_x005F_x005F_x005F_x005F_x0000_s1026" textRotate="1"/>
   </customShpExts>
 </s:customData>
 </file>
